--- a/outputs/planning-v2.1/02_말마프렌즈_기능명세서_v2.1.docx
+++ b/outputs/planning-v2.1/02_말마프렌즈_기능명세서_v2.1.docx
@@ -5,118 +5,88 @@
     <w:p>
       <w:pPr>
         <w:pStyle w:val="Title"/>
-        <w:pBdr>
-          <w:bottom w:val="nil"/>
-        </w:pBdr>
       </w:pPr>
       <w:r>
         <w:t>말마프렌즈 온라인 스토어 기능명세서</w:t>
       </w:r>
     </w:p>
     <w:p>
-      <w:pPr>
-        <w:pStyle w:val="Subtitle"/>
-      </w:pPr>
-      <w:r>
-        <w:t>화면별 정상 동작과 검증 및 예외 처리</w:t>
+      <w:r>
+        <w:t>정책 개정 2026년 10월 7일</w:t>
       </w:r>
     </w:p>
     <w:p>
       <w:r>
-        <w:t>기획 개정안 v2.1  |  2026년 9월 18일  |  고객사 정책 및 개발 검토 전</w:t>
-      </w:r>
-    </w:p>
-    <w:p>
-      <w:r>
-        <w:t>현재 화면·코드와 기존 견적 v9 및 기능명세서 v1을 대조해 FN-001부터 FN-026까지 다시 정의했다. 각 기능의 현재 구현 설명은 시연 코드에서 확인한 사실이며, 목표 동작과 검수 기준은 실제 서비스 개발을 위한 기획 요구다. 운영 정책과 추가 범위가 확정되기 전에는 계약 확정본으로 사용하지 않는다.</w:t>
-      </w:r>
-    </w:p>
-    <w:p>
-      <w:pPr>
-        <w:pStyle w:val="Heading1"/>
-      </w:pPr>
-      <w:r>
-        <w:t>개발 범위</w:t>
+        <w:t>사용자와 관리자 화면의 표시 기준, 입력 조건, 처리 결과를 정의합니다. 기능 식별자는 개발과 검수에서 같은 번호를 사용합니다.</w:t>
       </w:r>
     </w:p>
     <w:tbl>
       <w:tblPr>
         <w:tblW w:type="auto" w:w="0"/>
-        <w:tblLayout w:type="fixed"/>
+        <w:tblLayout w:type="autofit"/>
         <w:tblLook w:firstColumn="1" w:firstRow="1" w:lastColumn="0" w:lastRow="0" w:noHBand="0" w:noVBand="1" w:val="04A0"/>
       </w:tblPr>
       <w:tblGrid>
-        <w:gridCol w:w="2268"/>
-        <w:gridCol w:w="7540"/>
+        <w:gridCol w:w="3324"/>
+        <w:gridCol w:w="3324"/>
+        <w:gridCol w:w="3324"/>
       </w:tblGrid>
       <w:tr>
         <w:trPr>
+          <w:cantSplit/>
           <w:tblHeader/>
-          <w:cantSplit/>
         </w:trPr>
         <w:tc>
           <w:tcPr>
-            <w:tcW w:type="dxa" w:w="2268"/>
-            <w:tcBorders>
-              <w:top w:val="single" w:sz="4" w:color="D9D9D9"/>
-              <w:left w:val="single" w:sz="4" w:color="D9D9D9"/>
-              <w:bottom w:val="single" w:sz="4" w:color="D9D9D9"/>
-              <w:right w:val="single" w:sz="4" w:color="D9D9D9"/>
-              <w:insideH w:val="single" w:sz="4" w:color="D9D9D9"/>
-              <w:insideV w:val="single" w:sz="4" w:color="D9D9D9"/>
-            </w:tcBorders>
-            <w:tcMar>
-              <w:top w:w="90" w:type="dxa"/>
-              <w:left w:w="90" w:type="dxa"/>
-              <w:bottom w:w="90" w:type="dxa"/>
-              <w:right w:w="90" w:type="dxa"/>
-            </w:tcMar>
-            <w:shd w:fill="173C55"/>
+            <w:tcW w:type="dxa" w:w="3324"/>
+            <w:shd w:fill="EDEFF2"/>
           </w:tcPr>
           <w:p>
             <w:pPr>
-              <w:spacing w:after="20" w:line="264" w:lineRule="auto"/>
+              <w:spacing w:after="80" w:before="80"/>
             </w:pPr>
             <w:r>
               <w:rPr>
                 <w:b/>
-                <w:color w:val="FFFFFF"/>
                 <w:sz w:val="18"/>
               </w:rPr>
-              <w:t>영역</w:t>
+              <w:t>목록</w:t>
             </w:r>
           </w:p>
         </w:tc>
         <w:tc>
           <w:tcPr>
-            <w:tcW w:type="dxa" w:w="7540"/>
-            <w:tcBorders>
-              <w:top w:val="single" w:sz="4" w:color="D9D9D9"/>
-              <w:left w:val="single" w:sz="4" w:color="D9D9D9"/>
-              <w:bottom w:val="single" w:sz="4" w:color="D9D9D9"/>
-              <w:right w:val="single" w:sz="4" w:color="D9D9D9"/>
-              <w:insideH w:val="single" w:sz="4" w:color="D9D9D9"/>
-              <w:insideV w:val="single" w:sz="4" w:color="D9D9D9"/>
-            </w:tcBorders>
-            <w:tcMar>
-              <w:top w:w="90" w:type="dxa"/>
-              <w:left w:w="90" w:type="dxa"/>
-              <w:bottom w:w="90" w:type="dxa"/>
-              <w:right w:w="90" w:type="dxa"/>
-            </w:tcMar>
-            <w:shd w:fill="173C55"/>
+            <w:tcW w:type="dxa" w:w="3324"/>
+            <w:shd w:fill="EDEFF2"/>
           </w:tcPr>
           <w:p>
             <w:pPr>
-              <w:spacing w:after="20" w:line="264" w:lineRule="auto"/>
+              <w:spacing w:after="80" w:before="80"/>
             </w:pPr>
             <w:r>
               <w:rPr>
                 <w:b/>
-                <w:color w:val="FFFFFF"/>
                 <w:sz w:val="18"/>
               </w:rPr>
-              <w:t>정의</w:t>
+              <w:t>표시 개수</w:t>
+            </w:r>
+          </w:p>
+        </w:tc>
+        <w:tc>
+          <w:tcPr>
+            <w:tcW w:type="dxa" w:w="3324"/>
+            <w:shd w:fill="EDEFF2"/>
+          </w:tcPr>
+          <w:p>
+            <w:pPr>
+              <w:spacing w:after="80" w:before="80"/>
+            </w:pPr>
+            <w:r>
+              <w:rPr>
+                <w:b/>
+                <w:sz w:val="18"/>
+              </w:rPr>
+              <w:t>정렬</w:t>
             </w:r>
           </w:p>
         </w:tc>
@@ -127,65 +97,52 @@
         </w:trPr>
         <w:tc>
           <w:tcPr>
-            <w:tcW w:type="dxa" w:w="2268"/>
-            <w:tcBorders>
-              <w:top w:val="single" w:sz="4" w:color="D9D9D9"/>
-              <w:left w:val="single" w:sz="4" w:color="D9D9D9"/>
-              <w:bottom w:val="single" w:sz="4" w:color="D9D9D9"/>
-              <w:right w:val="single" w:sz="4" w:color="D9D9D9"/>
-              <w:insideH w:val="single" w:sz="4" w:color="D9D9D9"/>
-              <w:insideV w:val="single" w:sz="4" w:color="D9D9D9"/>
-            </w:tcBorders>
-            <w:tcMar>
-              <w:top w:w="90" w:type="dxa"/>
-              <w:left w:w="90" w:type="dxa"/>
-              <w:bottom w:w="90" w:type="dxa"/>
-              <w:right w:w="90" w:type="dxa"/>
-            </w:tcMar>
-            <w:shd w:fill="FFFFFF"/>
+            <w:tcW w:type="dxa" w:w="3324"/>
           </w:tcPr>
           <w:p>
             <w:pPr>
-              <w:spacing w:after="20" w:line="264" w:lineRule="auto"/>
+              <w:spacing w:after="80" w:before="80"/>
             </w:pPr>
             <w:r>
               <w:rPr>
                 <w:b w:val="0"/>
                 <w:sz w:val="18"/>
               </w:rPr>
-              <w:t>사용자 신규 화면</w:t>
+              <w:t>상품</w:t>
             </w:r>
           </w:p>
         </w:tc>
         <w:tc>
           <w:tcPr>
-            <w:tcW w:type="dxa" w:w="7540"/>
-            <w:tcBorders>
-              <w:top w:val="single" w:sz="4" w:color="D9D9D9"/>
-              <w:left w:val="single" w:sz="4" w:color="D9D9D9"/>
-              <w:bottom w:val="single" w:sz="4" w:color="D9D9D9"/>
-              <w:right w:val="single" w:sz="4" w:color="D9D9D9"/>
-              <w:insideH w:val="single" w:sz="4" w:color="D9D9D9"/>
-              <w:insideV w:val="single" w:sz="4" w:color="D9D9D9"/>
-            </w:tcBorders>
-            <w:tcMar>
-              <w:top w:w="90" w:type="dxa"/>
-              <w:left w:w="90" w:type="dxa"/>
-              <w:bottom w:w="90" w:type="dxa"/>
-              <w:right w:w="90" w:type="dxa"/>
-            </w:tcMar>
-            <w:shd w:fill="FFFFFF"/>
+            <w:tcW w:type="dxa" w:w="3324"/>
           </w:tcPr>
           <w:p>
             <w:pPr>
-              <w:spacing w:after="20" w:line="264" w:lineRule="auto"/>
+              <w:spacing w:after="80" w:before="80"/>
             </w:pPr>
             <w:r>
               <w:rPr>
                 <w:b w:val="0"/>
                 <w:sz w:val="18"/>
               </w:rPr>
-              <w:t>목록 상세 수량 장바구니 주문서 카드결제 주문완료 본인주문조회 전체취소</w:t>
+              <w:t>24개 / 페이지</w:t>
+            </w:r>
+          </w:p>
+        </w:tc>
+        <w:tc>
+          <w:tcPr>
+            <w:tcW w:type="dxa" w:w="3324"/>
+          </w:tcPr>
+          <w:p>
+            <w:pPr>
+              <w:spacing w:after="80" w:before="80"/>
+            </w:pPr>
+            <w:r>
+              <w:rPr>
+                <w:b w:val="0"/>
+                <w:sz w:val="18"/>
+              </w:rPr>
+              <w:t>저장된 노출 순서</w:t>
             </w:r>
           </w:p>
         </w:tc>
@@ -196,65 +153,52 @@
         </w:trPr>
         <w:tc>
           <w:tcPr>
-            <w:tcW w:type="dxa" w:w="2268"/>
-            <w:tcBorders>
-              <w:top w:val="single" w:sz="4" w:color="D9D9D9"/>
-              <w:left w:val="single" w:sz="4" w:color="D9D9D9"/>
-              <w:bottom w:val="single" w:sz="4" w:color="D9D9D9"/>
-              <w:right w:val="single" w:sz="4" w:color="D9D9D9"/>
-              <w:insideH w:val="single" w:sz="4" w:color="D9D9D9"/>
-              <w:insideV w:val="single" w:sz="4" w:color="D9D9D9"/>
-            </w:tcBorders>
-            <w:tcMar>
-              <w:top w:w="90" w:type="dxa"/>
-              <w:left w:w="90" w:type="dxa"/>
-              <w:bottom w:w="90" w:type="dxa"/>
-              <w:right w:w="90" w:type="dxa"/>
-            </w:tcMar>
-            <w:shd w:fill="F3F6F8"/>
+            <w:tcW w:type="dxa" w:w="3324"/>
           </w:tcPr>
           <w:p>
             <w:pPr>
-              <w:spacing w:after="20" w:line="264" w:lineRule="auto"/>
+              <w:spacing w:after="80" w:before="80"/>
             </w:pPr>
             <w:r>
               <w:rPr>
                 <w:b w:val="0"/>
                 <w:sz w:val="18"/>
               </w:rPr>
-              <w:t>기존 관리자 확장</w:t>
+              <w:t>본인 주문</w:t>
             </w:r>
           </w:p>
         </w:tc>
         <w:tc>
           <w:tcPr>
-            <w:tcW w:type="dxa" w:w="7540"/>
-            <w:tcBorders>
-              <w:top w:val="single" w:sz="4" w:color="D9D9D9"/>
-              <w:left w:val="single" w:sz="4" w:color="D9D9D9"/>
-              <w:bottom w:val="single" w:sz="4" w:color="D9D9D9"/>
-              <w:right w:val="single" w:sz="4" w:color="D9D9D9"/>
-              <w:insideH w:val="single" w:sz="4" w:color="D9D9D9"/>
-              <w:insideV w:val="single" w:sz="4" w:color="D9D9D9"/>
-            </w:tcBorders>
-            <w:tcMar>
-              <w:top w:w="90" w:type="dxa"/>
-              <w:left w:w="90" w:type="dxa"/>
-              <w:bottom w:w="90" w:type="dxa"/>
-              <w:right w:w="90" w:type="dxa"/>
-            </w:tcMar>
-            <w:shd w:fill="F3F6F8"/>
+            <w:tcW w:type="dxa" w:w="3324"/>
           </w:tcPr>
           <w:p>
             <w:pPr>
-              <w:spacing w:after="20" w:line="264" w:lineRule="auto"/>
+              <w:spacing w:after="80" w:before="80"/>
             </w:pPr>
             <w:r>
               <w:rPr>
                 <w:b w:val="0"/>
                 <w:sz w:val="18"/>
               </w:rPr>
-              <w:t>상품·재고 주문·배송지 출고대상 파일 일괄발송 전체취소 최근수정순 정렬</w:t>
+              <w:t>10건 / 페이지</w:t>
+            </w:r>
+          </w:p>
+        </w:tc>
+        <w:tc>
+          <w:tcPr>
+            <w:tcW w:type="dxa" w:w="3324"/>
+          </w:tcPr>
+          <w:p>
+            <w:pPr>
+              <w:spacing w:after="80" w:before="80"/>
+            </w:pPr>
+            <w:r>
+              <w:rPr>
+                <w:b w:val="0"/>
+                <w:sz w:val="18"/>
+              </w:rPr>
+              <w:t>주문일 최신순</w:t>
             </w:r>
           </w:p>
         </w:tc>
@@ -265,65 +209,2597 @@
         </w:trPr>
         <w:tc>
           <w:tcPr>
-            <w:tcW w:type="dxa" w:w="2268"/>
-            <w:tcBorders>
-              <w:top w:val="single" w:sz="4" w:color="D9D9D9"/>
-              <w:left w:val="single" w:sz="4" w:color="D9D9D9"/>
-              <w:bottom w:val="single" w:sz="4" w:color="D9D9D9"/>
-              <w:right w:val="single" w:sz="4" w:color="D9D9D9"/>
-              <w:insideH w:val="single" w:sz="4" w:color="D9D9D9"/>
-              <w:insideV w:val="single" w:sz="4" w:color="D9D9D9"/>
-            </w:tcBorders>
-            <w:tcMar>
-              <w:top w:w="90" w:type="dxa"/>
-              <w:left w:w="90" w:type="dxa"/>
-              <w:bottom w:w="90" w:type="dxa"/>
-              <w:right w:w="90" w:type="dxa"/>
-            </w:tcMar>
-            <w:shd w:fill="FFFFFF"/>
+            <w:tcW w:type="dxa" w:w="3324"/>
           </w:tcPr>
           <w:p>
             <w:pPr>
-              <w:spacing w:after="20" w:line="264" w:lineRule="auto"/>
+              <w:spacing w:after="80" w:before="80"/>
             </w:pPr>
             <w:r>
               <w:rPr>
                 <w:b w:val="0"/>
                 <w:sz w:val="18"/>
               </w:rPr>
-              <w:t>기존 기능 재사용 전제</w:t>
+              <w:t>관리자 주문 상품 정산</w:t>
             </w:r>
           </w:p>
         </w:tc>
         <w:tc>
           <w:tcPr>
-            <w:tcW w:type="dxa" w:w="7540"/>
-            <w:tcBorders>
-              <w:top w:val="single" w:sz="4" w:color="D9D9D9"/>
-              <w:left w:val="single" w:sz="4" w:color="D9D9D9"/>
-              <w:bottom w:val="single" w:sz="4" w:color="D9D9D9"/>
-              <w:right w:val="single" w:sz="4" w:color="D9D9D9"/>
-              <w:insideH w:val="single" w:sz="4" w:color="D9D9D9"/>
-              <w:insideV w:val="single" w:sz="4" w:color="D9D9D9"/>
-            </w:tcBorders>
-            <w:tcMar>
-              <w:top w:w="90" w:type="dxa"/>
-              <w:left w:w="90" w:type="dxa"/>
-              <w:bottom w:w="90" w:type="dxa"/>
-              <w:right w:w="90" w:type="dxa"/>
-            </w:tcMar>
-            <w:shd w:fill="FFFFFF"/>
+            <w:tcW w:type="dxa" w:w="3324"/>
           </w:tcPr>
           <w:p>
             <w:pPr>
-              <w:spacing w:after="20" w:line="264" w:lineRule="auto"/>
+              <w:spacing w:after="80" w:before="80"/>
             </w:pPr>
             <w:r>
               <w:rPr>
                 <w:b w:val="0"/>
                 <w:sz w:val="18"/>
               </w:rPr>
-              <w:t>회원 로그인 관리자 인증 및 권한 PG 카드결제·전액취소 서버와 DB</w:t>
+              <w:t>20건 / 페이지</w:t>
+            </w:r>
+          </w:p>
+        </w:tc>
+        <w:tc>
+          <w:tcPr>
+            <w:tcW w:type="dxa" w:w="3324"/>
+          </w:tcPr>
+          <w:p>
+            <w:pPr>
+              <w:spacing w:after="80" w:before="80"/>
+            </w:pPr>
+            <w:r>
+              <w:rPr>
+                <w:b w:val="0"/>
+                <w:sz w:val="18"/>
+              </w:rPr>
+              <w:t>각 화면 정책에 따른 정렬</w:t>
+            </w:r>
+          </w:p>
+        </w:tc>
+      </w:tr>
+    </w:tbl>
+    <w:p>
+      <w:pPr>
+        <w:pStyle w:val="Heading1"/>
+      </w:pPr>
+      <w:r>
+        <w:t>사용자 상품과 구매</w:t>
+      </w:r>
+    </w:p>
+    <w:p>
+      <w:pPr>
+        <w:pStyle w:val="Heading2"/>
+      </w:pPr>
+      <w:r>
+        <w:t>공통 헤더</w:t>
+      </w:r>
+    </w:p>
+    <w:p>
+      <w:pPr>
+        <w:pStyle w:val="Heading3"/>
+      </w:pPr>
+      <w:r>
+        <w:t>이동   장바구니</w:t>
+      </w:r>
+    </w:p>
+    <w:p>
+      <w:r>
+        <w:rPr>
+          <w:b/>
+        </w:rPr>
+        <w:t xml:space="preserve">메뉴  </w:t>
+      </w:r>
+      <w:r>
+        <w:t>스토어 홈, 주문 조회, 장바구니</w:t>
+      </w:r>
+    </w:p>
+    <w:p>
+      <w:r>
+        <w:rPr>
+          <w:b/>
+        </w:rPr>
+        <w:t xml:space="preserve">수량  </w:t>
+      </w:r>
+      <w:r>
+        <w:t>장바구니 상품의 전체 수량 합계 표시</w:t>
+      </w:r>
+    </w:p>
+    <w:p>
+      <w:pPr>
+        <w:pStyle w:val="Heading2"/>
+      </w:pPr>
+      <w:r>
+        <w:t>홈 히어로</w:t>
+      </w:r>
+    </w:p>
+    <w:p>
+      <w:pPr>
+        <w:pStyle w:val="Heading3"/>
+      </w:pPr>
+      <w:r>
+        <w:t>배너 표시</w:t>
+      </w:r>
+    </w:p>
+    <w:p>
+      <w:r>
+        <w:rPr>
+          <w:b/>
+        </w:rPr>
+        <w:t xml:space="preserve">이미지  </w:t>
+      </w:r>
+      <w:r>
+        <w:t>PC·모바일 전용 배너를 화면 비율에 맞춰 표시</w:t>
+      </w:r>
+    </w:p>
+    <w:p>
+      <w:pPr>
+        <w:pStyle w:val="Heading2"/>
+      </w:pPr>
+      <w:r>
+        <w:t>상품 카드 목록</w:t>
+      </w:r>
+    </w:p>
+    <w:p>
+      <w:pPr>
+        <w:pStyle w:val="Heading3"/>
+      </w:pPr>
+      <w:r>
+        <w:t>목록 표시</w:t>
+      </w:r>
+    </w:p>
+    <w:p>
+      <w:r>
+        <w:rPr>
+          <w:b/>
+        </w:rPr>
+        <w:t xml:space="preserve">대상  </w:t>
+      </w:r>
+      <w:r>
+        <w:t>판매 중·품절 상품</w:t>
+      </w:r>
+    </w:p>
+    <w:p>
+      <w:r>
+        <w:rPr>
+          <w:b/>
+        </w:rPr>
+        <w:t xml:space="preserve">개수  </w:t>
+      </w:r>
+      <w:r>
+        <w:t>페이지당 최대 24개, 이전·다음 이동</w:t>
+      </w:r>
+    </w:p>
+    <w:p>
+      <w:r>
+        <w:rPr>
+          <w:b/>
+        </w:rPr>
+        <w:t xml:space="preserve">배치  </w:t>
+      </w:r>
+      <w:r>
+        <w:t>PC 3열, 모바일 2열</w:t>
+      </w:r>
+    </w:p>
+    <w:p>
+      <w:pPr>
+        <w:pStyle w:val="Heading3"/>
+      </w:pPr>
+      <w:r>
+        <w:t>순서   카드</w:t>
+      </w:r>
+    </w:p>
+    <w:p>
+      <w:r>
+        <w:rPr>
+          <w:b/>
+        </w:rPr>
+        <w:t xml:space="preserve">정렬  </w:t>
+      </w:r>
+      <w:r>
+        <w:t>관리자가 저장한 노출 순서 유지</w:t>
+      </w:r>
+    </w:p>
+    <w:p>
+      <w:r>
+        <w:rPr>
+          <w:b/>
+        </w:rPr>
+        <w:t xml:space="preserve">카드  </w:t>
+      </w:r>
+      <w:r>
+        <w:t>이미지·상태·상품명·가격 표시, 상세로 연결</w:t>
+      </w:r>
+    </w:p>
+    <w:p>
+      <w:r>
+        <w:rPr>
+          <w:b/>
+        </w:rPr>
+        <w:t xml:space="preserve">빈 목록  </w:t>
+      </w:r>
+      <w:r>
+        <w:t>상품 없음 안내</w:t>
+      </w:r>
+    </w:p>
+    <w:p>
+      <w:pPr>
+        <w:pStyle w:val="Heading2"/>
+      </w:pPr>
+      <w:r>
+        <w:t>상품 핵심 정보</w:t>
+      </w:r>
+    </w:p>
+    <w:p>
+      <w:pPr>
+        <w:pStyle w:val="Heading3"/>
+      </w:pPr>
+      <w:r>
+        <w:t>상품 정보</w:t>
+      </w:r>
+    </w:p>
+    <w:p>
+      <w:r>
+        <w:rPr>
+          <w:b/>
+        </w:rPr>
+        <w:t xml:space="preserve">표시  </w:t>
+      </w:r>
+      <w:r>
+        <w:t>공개 상품 1개의 이미지·이름·설명·가격·배송비·판매 상태</w:t>
+      </w:r>
+    </w:p>
+    <w:p>
+      <w:r>
+        <w:rPr>
+          <w:b/>
+        </w:rPr>
+        <w:t xml:space="preserve">구매 조건  </w:t>
+      </w:r>
+      <w:r>
+        <w:t>판매 중이며 재고가 1개 이상인 상품</w:t>
+      </w:r>
+    </w:p>
+    <w:p>
+      <w:r>
+        <w:rPr>
+          <w:b/>
+        </w:rPr>
+        <w:t xml:space="preserve">배치  </w:t>
+      </w:r>
+      <w:r>
+        <w:t>PC 2열, 모바일 세로 배치</w:t>
+      </w:r>
+    </w:p>
+    <w:p>
+      <w:pPr>
+        <w:pStyle w:val="Heading2"/>
+      </w:pPr>
+      <w:r>
+        <w:t>수량 선택   구매 행동</w:t>
+      </w:r>
+    </w:p>
+    <w:p>
+      <w:pPr>
+        <w:pStyle w:val="Heading3"/>
+      </w:pPr>
+      <w:r>
+        <w:t>수량   금액</w:t>
+      </w:r>
+    </w:p>
+    <w:p>
+      <w:r>
+        <w:rPr>
+          <w:b/>
+        </w:rPr>
+        <w:t xml:space="preserve">수량  </w:t>
+      </w:r>
+      <w:r>
+        <w:t>1개부터 현재 재고까지 선택</w:t>
+      </w:r>
+    </w:p>
+    <w:p>
+      <w:r>
+        <w:rPr>
+          <w:b/>
+        </w:rPr>
+        <w:t xml:space="preserve">금액  </w:t>
+      </w:r>
+      <w:r>
+        <w:t>수량 변경 시 상품 금액 즉시 갱신</w:t>
+      </w:r>
+    </w:p>
+    <w:p>
+      <w:r>
+        <w:rPr>
+          <w:b/>
+        </w:rPr>
+        <w:t xml:space="preserve">품절  </w:t>
+      </w:r>
+      <w:r>
+        <w:t>품절 상태 표시</w:t>
+      </w:r>
+    </w:p>
+    <w:p>
+      <w:pPr>
+        <w:pStyle w:val="Heading3"/>
+      </w:pPr>
+      <w:r>
+        <w:t>결제 검증</w:t>
+      </w:r>
+    </w:p>
+    <w:p>
+      <w:r>
+        <w:rPr>
+          <w:b/>
+        </w:rPr>
+        <w:t xml:space="preserve">확인  </w:t>
+      </w:r>
+      <w:r>
+        <w:t>결제 직전 가격·판매 상태·재고 재검증</w:t>
+      </w:r>
+    </w:p>
+    <w:p>
+      <w:pPr>
+        <w:pStyle w:val="Heading2"/>
+      </w:pPr>
+      <w:r>
+        <w:t>장바구니 수량 조절</w:t>
+      </w:r>
+    </w:p>
+    <w:p>
+      <w:pPr>
+        <w:pStyle w:val="Heading3"/>
+      </w:pPr>
+      <w:r>
+        <w:t>저장   수량</w:t>
+      </w:r>
+    </w:p>
+    <w:p>
+      <w:r>
+        <w:rPr>
+          <w:b/>
+        </w:rPr>
+        <w:t xml:space="preserve">저장  </w:t>
+      </w:r>
+      <w:r>
+        <w:t>같은 브라우저에서 회원별로 저장, 로그아웃 후 유지</w:t>
+      </w:r>
+    </w:p>
+    <w:p>
+      <w:r>
+        <w:rPr>
+          <w:b/>
+        </w:rPr>
+        <w:t xml:space="preserve">수량  </w:t>
+      </w:r>
+      <w:r>
+        <w:t>상품 상세와 같은 카운터, 1개부터 현재 재고까지 선택</w:t>
+      </w:r>
+    </w:p>
+    <w:p>
+      <w:pPr>
+        <w:pStyle w:val="Heading3"/>
+      </w:pPr>
+      <w:r>
+        <w:t>상품 변경   금액</w:t>
+      </w:r>
+    </w:p>
+    <w:p>
+      <w:r>
+        <w:rPr>
+          <w:b/>
+        </w:rPr>
+        <w:t xml:space="preserve">변경  </w:t>
+      </w:r>
+      <w:r>
+        <w:t>구매 가능한 상품만 유지하고 재고 감소 시 수량 조정</w:t>
+      </w:r>
+    </w:p>
+    <w:p>
+      <w:r>
+        <w:rPr>
+          <w:b/>
+        </w:rPr>
+        <w:t xml:space="preserve">안내  </w:t>
+      </w:r>
+      <w:r>
+        <w:t>상품 자동 제거 시 토스트 표시</w:t>
+      </w:r>
+    </w:p>
+    <w:p>
+      <w:r>
+        <w:rPr>
+          <w:b/>
+        </w:rPr>
+        <w:t xml:space="preserve">금액  </w:t>
+      </w:r>
+      <w:r>
+        <w:t>현재 판매가 합계와 주문 배송비 반영</w:t>
+      </w:r>
+    </w:p>
+    <w:p>
+      <w:pPr>
+        <w:pStyle w:val="Heading2"/>
+      </w:pPr>
+      <w:r>
+        <w:t>상세정보   배송   취소</w:t>
+      </w:r>
+    </w:p>
+    <w:p>
+      <w:pPr>
+        <w:pStyle w:val="Heading3"/>
+      </w:pPr>
+      <w:r>
+        <w:t>안내 구성</w:t>
+      </w:r>
+    </w:p>
+    <w:p>
+      <w:r>
+        <w:rPr>
+          <w:b/>
+        </w:rPr>
+        <w:t xml:space="preserve">순서  </w:t>
+      </w:r>
+      <w:r>
+        <w:t>상품 상세 → 배송 → 취소·반품 안내</w:t>
+      </w:r>
+    </w:p>
+    <w:p>
+      <w:r>
+        <w:rPr>
+          <w:b/>
+        </w:rPr>
+        <w:t xml:space="preserve">고지  </w:t>
+      </w:r>
+      <w:r>
+        <w:t>배송비·발송 기준·취소 시간·주문 전체 반품 기준</w:t>
+      </w:r>
+    </w:p>
+    <w:p>
+      <w:r>
+        <w:rPr>
+          <w:b/>
+        </w:rPr>
+        <w:t xml:space="preserve">보관  </w:t>
+      </w:r>
+      <w:r>
+        <w:t>주문 당시 안내와 정책 버전 저장</w:t>
+      </w:r>
+    </w:p>
+    <w:p>
+      <w:pPr>
+        <w:pStyle w:val="Heading2"/>
+      </w:pPr>
+      <w:r>
+        <w:t>모바일 고정 구매바</w:t>
+      </w:r>
+    </w:p>
+    <w:p>
+      <w:pPr>
+        <w:pStyle w:val="Heading3"/>
+      </w:pPr>
+      <w:r>
+        <w:t>구매 버튼</w:t>
+      </w:r>
+    </w:p>
+    <w:p>
+      <w:r>
+        <w:rPr>
+          <w:b/>
+        </w:rPr>
+        <w:t xml:space="preserve">위치  </w:t>
+      </w:r>
+      <w:r>
+        <w:t>모바일 화면 하단 고정, 본문과 안전영역 여백 확보</w:t>
+      </w:r>
+    </w:p>
+    <w:p>
+      <w:r>
+        <w:rPr>
+          <w:b/>
+        </w:rPr>
+        <w:t xml:space="preserve">표시  </w:t>
+      </w:r>
+      <w:r>
+        <w:t>판매 가능 시 장바구니·바로 구매, 품절 시 품절 표시</w:t>
+      </w:r>
+    </w:p>
+    <w:p>
+      <w:pPr>
+        <w:pStyle w:val="Heading1"/>
+      </w:pPr>
+      <w:r>
+        <w:t>로그인과 주문 결제</w:t>
+      </w:r>
+    </w:p>
+    <w:p>
+      <w:pPr>
+        <w:pStyle w:val="Heading2"/>
+      </w:pPr>
+      <w:r>
+        <w:t>로그인</w:t>
+      </w:r>
+    </w:p>
+    <w:p>
+      <w:pPr>
+        <w:pStyle w:val="Heading3"/>
+      </w:pPr>
+      <w:r>
+        <w:t>로그인 흐름</w:t>
+      </w:r>
+    </w:p>
+    <w:p>
+      <w:r>
+        <w:rPr>
+          <w:b/>
+        </w:rPr>
+        <w:t xml:space="preserve">진입  </w:t>
+      </w:r>
+      <w:r>
+        <w:t>구매·주문 조회 전 로그인</w:t>
+      </w:r>
+    </w:p>
+    <w:p>
+      <w:r>
+        <w:rPr>
+          <w:b/>
+        </w:rPr>
+        <w:t xml:space="preserve">완료  </w:t>
+      </w:r>
+      <w:r>
+        <w:t>원래 하려던 행동 이어서 진행</w:t>
+      </w:r>
+    </w:p>
+    <w:p>
+      <w:pPr>
+        <w:pStyle w:val="Heading2"/>
+      </w:pPr>
+      <w:r>
+        <w:t>주문자   배송지 입력</w:t>
+      </w:r>
+    </w:p>
+    <w:p>
+      <w:pPr>
+        <w:pStyle w:val="Heading3"/>
+      </w:pPr>
+      <w:r>
+        <w:t>입력 항목</w:t>
+      </w:r>
+    </w:p>
+    <w:p>
+      <w:r>
+        <w:rPr>
+          <w:b/>
+        </w:rPr>
+        <w:t xml:space="preserve">필수  </w:t>
+      </w:r>
+      <w:r>
+        <w:t>이름·전화번호·우편번호·기본주소</w:t>
+      </w:r>
+    </w:p>
+    <w:p>
+      <w:r>
+        <w:rPr>
+          <w:b/>
+        </w:rPr>
+        <w:t xml:space="preserve">선택  </w:t>
+      </w:r>
+      <w:r>
+        <w:t>상세주소·배송메모</w:t>
+      </w:r>
+    </w:p>
+    <w:p>
+      <w:pPr>
+        <w:pStyle w:val="Heading3"/>
+      </w:pPr>
+      <w:r>
+        <w:t>입력 안내</w:t>
+      </w:r>
+    </w:p>
+    <w:p>
+      <w:r>
+        <w:rPr>
+          <w:b/>
+        </w:rPr>
+        <w:t xml:space="preserve">주소  </w:t>
+      </w:r>
+      <w:r>
+        <w:t>검색 실패 시 직접 입력</w:t>
+      </w:r>
+    </w:p>
+    <w:p>
+      <w:r>
+        <w:rPr>
+          <w:b/>
+        </w:rPr>
+        <w:t xml:space="preserve">오류  </w:t>
+      </w:r>
+      <w:r>
+        <w:t>해당 필드에 안내하고 입력값 유지</w:t>
+      </w:r>
+    </w:p>
+    <w:p>
+      <w:pPr>
+        <w:pStyle w:val="Heading2"/>
+      </w:pPr>
+      <w:r>
+        <w:t>주소 검색</w:t>
+      </w:r>
+    </w:p>
+    <w:p>
+      <w:pPr>
+        <w:pStyle w:val="Heading3"/>
+      </w:pPr>
+      <w:r>
+        <w:t>주소 입력</w:t>
+      </w:r>
+    </w:p>
+    <w:p>
+      <w:r>
+        <w:rPr>
+          <w:b/>
+        </w:rPr>
+        <w:t xml:space="preserve">선택  </w:t>
+      </w:r>
+      <w:r>
+        <w:t>우편번호·기본주소 반영, 상세주소 선택 입력</w:t>
+      </w:r>
+    </w:p>
+    <w:p>
+      <w:r>
+        <w:rPr>
+          <w:b/>
+        </w:rPr>
+        <w:t xml:space="preserve">오류  </w:t>
+      </w:r>
+      <w:r>
+        <w:t>검색 실패 시 직접 입력</w:t>
+      </w:r>
+    </w:p>
+    <w:p>
+      <w:pPr>
+        <w:pStyle w:val="Heading2"/>
+      </w:pPr>
+      <w:r>
+        <w:t>필수 동의 2종</w:t>
+      </w:r>
+    </w:p>
+    <w:p>
+      <w:pPr>
+        <w:pStyle w:val="Heading3"/>
+      </w:pPr>
+      <w:r>
+        <w:t>필수 동의</w:t>
+      </w:r>
+    </w:p>
+    <w:p>
+      <w:r>
+        <w:rPr>
+          <w:b/>
+        </w:rPr>
+        <w:t xml:space="preserve">항목  </w:t>
+      </w:r>
+      <w:r>
+        <w:t>거래조건·개인정보 수집 이용 각각 동의</w:t>
+      </w:r>
+    </w:p>
+    <w:p>
+      <w:r>
+        <w:rPr>
+          <w:b/>
+        </w:rPr>
+        <w:t xml:space="preserve">선택  </w:t>
+      </w:r>
+      <w:r>
+        <w:t>기본 미체크, 두 항목 동의 후 결제</w:t>
+      </w:r>
+    </w:p>
+    <w:p>
+      <w:r>
+        <w:rPr>
+          <w:b/>
+        </w:rPr>
+        <w:t xml:space="preserve">기록  </w:t>
+      </w:r>
+      <w:r>
+        <w:t>문서 버전과 동의 시각 저장</w:t>
+      </w:r>
+    </w:p>
+    <w:p>
+      <w:pPr>
+        <w:pStyle w:val="Heading2"/>
+      </w:pPr>
+      <w:r>
+        <w:t>주문 요약   최종 금액</w:t>
+      </w:r>
+    </w:p>
+    <w:p>
+      <w:pPr>
+        <w:pStyle w:val="Heading3"/>
+      </w:pPr>
+      <w:r>
+        <w:t>주문 요약</w:t>
+      </w:r>
+    </w:p>
+    <w:p>
+      <w:r>
+        <w:rPr>
+          <w:b/>
+        </w:rPr>
+        <w:t xml:space="preserve">표시  </w:t>
+      </w:r>
+      <w:r>
+        <w:t>주문 상품 전체, 수량·상품금액·배송비·총액</w:t>
+      </w:r>
+    </w:p>
+    <w:p>
+      <w:r>
+        <w:rPr>
+          <w:b/>
+        </w:rPr>
+        <w:t xml:space="preserve">배송비  </w:t>
+      </w:r>
+      <w:r>
+        <w:t>설정값 적용, 0원은 무료배송</w:t>
+      </w:r>
+    </w:p>
+    <w:p>
+      <w:r>
+        <w:rPr>
+          <w:b/>
+        </w:rPr>
+        <w:t xml:space="preserve">배치  </w:t>
+      </w:r>
+      <w:r>
+        <w:t>PC 우측, 모바일 입력 폼 아래</w:t>
+      </w:r>
+    </w:p>
+    <w:p>
+      <w:pPr>
+        <w:pStyle w:val="Heading3"/>
+      </w:pPr>
+      <w:r>
+        <w:t>결제 처리</w:t>
+      </w:r>
+    </w:p>
+    <w:p>
+      <w:r>
+        <w:rPr>
+          <w:b/>
+        </w:rPr>
+        <w:t xml:space="preserve">재고  </w:t>
+      </w:r>
+      <w:r>
+        <w:t>승인 완료 순서로 차감, 동시 소진 후속 승인건은 전액 취소</w:t>
+      </w:r>
+    </w:p>
+    <w:p>
+      <w:r>
+        <w:rPr>
+          <w:b/>
+        </w:rPr>
+        <w:t xml:space="preserve">가격  </w:t>
+      </w:r>
+      <w:r>
+        <w:t>변경 시 새 금액을 안내하고 결제 재확인</w:t>
+      </w:r>
+    </w:p>
+    <w:p>
+      <w:r>
+        <w:rPr>
+          <w:b/>
+        </w:rPr>
+        <w:t xml:space="preserve">중복 요청  </w:t>
+      </w:r>
+      <w:r>
+        <w:t>주문 생성과 재고 차감은 한 번만 처리</w:t>
+      </w:r>
+    </w:p>
+    <w:p>
+      <w:pPr>
+        <w:pStyle w:val="Heading2"/>
+      </w:pPr>
+      <w:r>
+        <w:t>주문 완료</w:t>
+      </w:r>
+    </w:p>
+    <w:p>
+      <w:pPr>
+        <w:pStyle w:val="Heading3"/>
+      </w:pPr>
+      <w:r>
+        <w:t>완료 안내</w:t>
+      </w:r>
+    </w:p>
+    <w:p>
+      <w:r>
+        <w:rPr>
+          <w:b/>
+        </w:rPr>
+        <w:t xml:space="preserve">표시  </w:t>
+      </w:r>
+      <w:r>
+        <w:t>완료 주문 1건의 번호·상품·수량·총 결제금액</w:t>
+      </w:r>
+    </w:p>
+    <w:p>
+      <w:r>
+        <w:rPr>
+          <w:b/>
+        </w:rPr>
+        <w:t xml:space="preserve">이동  </w:t>
+      </w:r>
+      <w:r>
+        <w:t>주문 조회·쇼핑 계속하기</w:t>
+      </w:r>
+    </w:p>
+    <w:p>
+      <w:pPr>
+        <w:pStyle w:val="Heading1"/>
+      </w:pPr>
+      <w:r>
+        <w:t>고객 주문과 반품</w:t>
+      </w:r>
+    </w:p>
+    <w:p>
+      <w:pPr>
+        <w:pStyle w:val="Heading2"/>
+      </w:pPr>
+      <w:r>
+        <w:t>내 주문 목록</w:t>
+      </w:r>
+    </w:p>
+    <w:p>
+      <w:pPr>
+        <w:pStyle w:val="Heading3"/>
+      </w:pPr>
+      <w:r>
+        <w:t>목록 조회</w:t>
+      </w:r>
+    </w:p>
+    <w:p>
+      <w:r>
+        <w:rPr>
+          <w:b/>
+        </w:rPr>
+        <w:t xml:space="preserve">대상  </w:t>
+      </w:r>
+      <w:r>
+        <w:t>본인 주문, 최신순</w:t>
+      </w:r>
+    </w:p>
+    <w:p>
+      <w:r>
+        <w:rPr>
+          <w:b/>
+        </w:rPr>
+        <w:t xml:space="preserve">개수  </w:t>
+      </w:r>
+      <w:r>
+        <w:t>페이지당 10건, 이전·다음 이동</w:t>
+      </w:r>
+    </w:p>
+    <w:p>
+      <w:r>
+        <w:rPr>
+          <w:b/>
+        </w:rPr>
+        <w:t xml:space="preserve">표시  </w:t>
+      </w:r>
+      <w:r>
+        <w:t>주문일·번호·상태·상품·결제금액</w:t>
+      </w:r>
+    </w:p>
+    <w:p>
+      <w:pPr>
+        <w:pStyle w:val="Heading3"/>
+      </w:pPr>
+      <w:r>
+        <w:t>목록 안내</w:t>
+      </w:r>
+    </w:p>
+    <w:p>
+      <w:r>
+        <w:rPr>
+          <w:b/>
+        </w:rPr>
+        <w:t xml:space="preserve">삭제 상품  </w:t>
+      </w:r>
+      <w:r>
+        <w:t>주문 당시 이름과 삭제 표시 유지</w:t>
+      </w:r>
+    </w:p>
+    <w:p>
+      <w:r>
+        <w:rPr>
+          <w:b/>
+        </w:rPr>
+        <w:t xml:space="preserve">결과  </w:t>
+      </w:r>
+      <w:r>
+        <w:t>주문 없음·조회 오류를 구분해 안내</w:t>
+      </w:r>
+    </w:p>
+    <w:p>
+      <w:pPr>
+        <w:pStyle w:val="Heading2"/>
+      </w:pPr>
+      <w:r>
+        <w:t>주문 상세</w:t>
+      </w:r>
+    </w:p>
+    <w:p>
+      <w:pPr>
+        <w:pStyle w:val="Heading3"/>
+      </w:pPr>
+      <w:r>
+        <w:t>주문 정보</w:t>
+      </w:r>
+    </w:p>
+    <w:p>
+      <w:r>
+        <w:rPr>
+          <w:b/>
+        </w:rPr>
+        <w:t xml:space="preserve">보관  </w:t>
+      </w:r>
+      <w:r>
+        <w:t>주문 당시 상품명·가격·수량·배송비·정책 유지</w:t>
+      </w:r>
+    </w:p>
+    <w:p>
+      <w:r>
+        <w:rPr>
+          <w:b/>
+        </w:rPr>
+        <w:t xml:space="preserve">배송  </w:t>
+      </w:r>
+      <w:r>
+        <w:t>배송 준비 중·발송 완료 상태 표시</w:t>
+      </w:r>
+    </w:p>
+    <w:p>
+      <w:pPr>
+        <w:pStyle w:val="Heading3"/>
+      </w:pPr>
+      <w:r>
+        <w:t>취소   반품</w:t>
+      </w:r>
+    </w:p>
+    <w:p>
+      <w:r>
+        <w:rPr>
+          <w:b/>
+        </w:rPr>
+        <w:t xml:space="preserve">취소  </w:t>
+      </w:r>
+      <w:r>
+        <w:t>설정 시간 이내·운송장 등록 전, 전액 환불과 재고 복원</w:t>
+      </w:r>
+    </w:p>
+    <w:p>
+      <w:r>
+        <w:rPr>
+          <w:b/>
+        </w:rPr>
+        <w:t xml:space="preserve">반품  </w:t>
+      </w:r>
+      <w:r>
+        <w:t>최초 발송 운송장 등록일부터 설정 기간 적용, 기본 14일</w:t>
+      </w:r>
+    </w:p>
+    <w:p>
+      <w:r>
+        <w:rPr>
+          <w:b/>
+        </w:rPr>
+        <w:t xml:space="preserve">반송  </w:t>
+      </w:r>
+      <w:r>
+        <w:t>주문 전체를 직접 반송하고 반품 운송장 등록</w:t>
+      </w:r>
+    </w:p>
+    <w:p>
+      <w:r>
+        <w:rPr>
+          <w:b/>
+        </w:rPr>
+        <w:t xml:space="preserve">철회  </w:t>
+      </w:r>
+      <w:r>
+        <w:t>반품 운송장 등록 전 고객이 신청 철회</w:t>
+      </w:r>
+    </w:p>
+    <w:p>
+      <w:r>
+        <w:rPr>
+          <w:b/>
+        </w:rPr>
+        <w:t xml:space="preserve">재고  </w:t>
+      </w:r>
+      <w:r>
+        <w:t>취소 재고 복원 후 판매 상태 유지</w:t>
+      </w:r>
+    </w:p>
+    <w:p>
+      <w:pPr>
+        <w:pStyle w:val="Heading3"/>
+      </w:pPr>
+      <w:r>
+        <w:t>운송장   처리 결과</w:t>
+      </w:r>
+    </w:p>
+    <w:p>
+      <w:r>
+        <w:rPr>
+          <w:b/>
+        </w:rPr>
+        <w:t xml:space="preserve">운송장  </w:t>
+      </w:r>
+      <w:r>
+        <w:t>공백·하이픈을 제거한 영문·숫자, 등록 후 최신 정보 수정</w:t>
+      </w:r>
+    </w:p>
+    <w:p>
+      <w:r>
+        <w:rPr>
+          <w:b/>
+        </w:rPr>
+        <w:t xml:space="preserve">반려  </w:t>
+      </w:r>
+      <w:r>
+        <w:t>사유를 고객에게 안내하고 고객센터에서 후속 처리</w:t>
+      </w:r>
+    </w:p>
+    <w:p>
+      <w:r>
+        <w:rPr>
+          <w:b/>
+        </w:rPr>
+        <w:t xml:space="preserve">환불  </w:t>
+      </w:r>
+      <w:r>
+        <w:t>사유·차감액·최종 금액과 선택 추가 안내 표시</w:t>
+      </w:r>
+    </w:p>
+    <w:p>
+      <w:pPr>
+        <w:pStyle w:val="Heading1"/>
+      </w:pPr>
+      <w:r>
+        <w:t>관리자 주문과 배송</w:t>
+      </w:r>
+    </w:p>
+    <w:p>
+      <w:pPr>
+        <w:pStyle w:val="Heading2"/>
+      </w:pPr>
+      <w:r>
+        <w:t>관리자 업무 탐색</w:t>
+      </w:r>
+    </w:p>
+    <w:p>
+      <w:pPr>
+        <w:pStyle w:val="Heading3"/>
+      </w:pPr>
+      <w:r>
+        <w:t>메뉴   권한</w:t>
+      </w:r>
+    </w:p>
+    <w:p>
+      <w:r>
+        <w:rPr>
+          <w:b/>
+        </w:rPr>
+        <w:t xml:space="preserve">그룹  </w:t>
+      </w:r>
+      <w:r>
+        <w:t>예약관리·커머스관리 분리</w:t>
+      </w:r>
+    </w:p>
+    <w:p>
+      <w:r>
+        <w:rPr>
+          <w:b/>
+        </w:rPr>
+        <w:t xml:space="preserve">커머스  </w:t>
+      </w:r>
+      <w:r>
+        <w:t>상품 판매 현황·배송 처리·매출 정산·온라인 스토어 운영</w:t>
+      </w:r>
+    </w:p>
+    <w:p>
+      <w:r>
+        <w:rPr>
+          <w:b/>
+        </w:rPr>
+        <w:t xml:space="preserve">권한  </w:t>
+      </w:r>
+      <w:r>
+        <w:t>커머스 권한이 있는 계정에 메뉴 표시, 통합 관리자 기본 부여</w:t>
+      </w:r>
+    </w:p>
+    <w:p>
+      <w:r>
+        <w:rPr>
+          <w:b/>
+        </w:rPr>
+        <w:t xml:space="preserve">안내  </w:t>
+      </w:r>
+      <w:r>
+        <w:t>현재 메뉴 강조, 발송 대기 건수 표시</w:t>
+      </w:r>
+    </w:p>
+    <w:p>
+      <w:pPr>
+        <w:pStyle w:val="Heading2"/>
+      </w:pPr>
+      <w:r>
+        <w:t>배송 상태 안내</w:t>
+      </w:r>
+    </w:p>
+    <w:p>
+      <w:pPr>
+        <w:pStyle w:val="Heading3"/>
+      </w:pPr>
+      <w:r>
+        <w:t>배송 상태 안내</w:t>
+      </w:r>
+    </w:p>
+    <w:p>
+      <w:r>
+        <w:rPr>
+          <w:b/>
+        </w:rPr>
+        <w:t xml:space="preserve">상태  </w:t>
+      </w:r>
+      <w:r>
+        <w:t>배송 준비 중·발송 완료·취소 완료 3개</w:t>
+      </w:r>
+    </w:p>
+    <w:p>
+      <w:r>
+        <w:rPr>
+          <w:b/>
+        </w:rPr>
+        <w:t xml:space="preserve">명칭  </w:t>
+      </w:r>
+      <w:r>
+        <w:t>안내와 목록에서 동일한 상태명 사용</w:t>
+      </w:r>
+    </w:p>
+    <w:p>
+      <w:pPr>
+        <w:pStyle w:val="Heading2"/>
+      </w:pPr>
+      <w:r>
+        <w:t>주문 검색 조건</w:t>
+      </w:r>
+    </w:p>
+    <w:p>
+      <w:pPr>
+        <w:pStyle w:val="Heading3"/>
+      </w:pPr>
+      <w:r>
+        <w:t>조회 조건</w:t>
+      </w:r>
+    </w:p>
+    <w:p>
+      <w:r>
+        <w:rPr>
+          <w:b/>
+        </w:rPr>
+        <w:t xml:space="preserve">필터  </w:t>
+      </w:r>
+      <w:r>
+        <w:t>주문 생성일 기간·결제 상태·배송 상태</w:t>
+      </w:r>
+    </w:p>
+    <w:p>
+      <w:r>
+        <w:rPr>
+          <w:b/>
+        </w:rPr>
+        <w:t xml:space="preserve">검색  </w:t>
+      </w:r>
+      <w:r>
+        <w:t>주문번호·상품명</w:t>
+      </w:r>
+    </w:p>
+    <w:p>
+      <w:pPr>
+        <w:pStyle w:val="Heading3"/>
+      </w:pPr>
+      <w:r>
+        <w:t>조회 결과</w:t>
+      </w:r>
+    </w:p>
+    <w:p>
+      <w:r>
+        <w:rPr>
+          <w:b/>
+        </w:rPr>
+        <w:t xml:space="preserve">페이지  </w:t>
+      </w:r>
+      <w:r>
+        <w:t>조건 변경 시 1페이지</w:t>
+      </w:r>
+    </w:p>
+    <w:p>
+      <w:r>
+        <w:rPr>
+          <w:b/>
+        </w:rPr>
+        <w:t xml:space="preserve">다운로드  </w:t>
+      </w:r>
+      <w:r>
+        <w:t>검색 결과 전체</w:t>
+      </w:r>
+    </w:p>
+    <w:p>
+      <w:pPr>
+        <w:pStyle w:val="Heading2"/>
+      </w:pPr>
+      <w:r>
+        <w:t>주문 목록</w:t>
+      </w:r>
+    </w:p>
+    <w:p>
+      <w:pPr>
+        <w:pStyle w:val="Heading3"/>
+      </w:pPr>
+      <w:r>
+        <w:t>목록 조회</w:t>
+      </w:r>
+    </w:p>
+    <w:p>
+      <w:r>
+        <w:rPr>
+          <w:b/>
+        </w:rPr>
+        <w:t xml:space="preserve">개수  </w:t>
+      </w:r>
+      <w:r>
+        <w:t>페이지당 20건</w:t>
+      </w:r>
+    </w:p>
+    <w:p>
+      <w:r>
+        <w:rPr>
+          <w:b/>
+        </w:rPr>
+        <w:t xml:space="preserve">정렬  </w:t>
+      </w:r>
+      <w:r>
+        <w:t>주문 생성일 최신순, 같은 시각은 주문번호 내림차순</w:t>
+      </w:r>
+    </w:p>
+    <w:p>
+      <w:r>
+        <w:rPr>
+          <w:b/>
+        </w:rPr>
+        <w:t xml:space="preserve">표시  </w:t>
+      </w:r>
+      <w:r>
+        <w:t>주문번호·상품명·수량, 결제·배송 상태 구분</w:t>
+      </w:r>
+    </w:p>
+    <w:p>
+      <w:pPr>
+        <w:pStyle w:val="Heading3"/>
+      </w:pPr>
+      <w:r>
+        <w:t>취소   반품</w:t>
+      </w:r>
+    </w:p>
+    <w:p>
+      <w:r>
+        <w:rPr>
+          <w:b/>
+        </w:rPr>
+        <w:t xml:space="preserve">취소  </w:t>
+      </w:r>
+      <w:r>
+        <w:t>발송 전 관리자 취소, 사유 입력 후 전액 환불·재고 복원</w:t>
+      </w:r>
+    </w:p>
+    <w:p>
+      <w:r>
+        <w:rPr>
+          <w:b/>
+        </w:rPr>
+        <w:t xml:space="preserve">반품  </w:t>
+      </w:r>
+      <w:r>
+        <w:t>운송장 등록과 실물 도착 확인 후 주문 전체 환불 또는 반려</w:t>
+      </w:r>
+    </w:p>
+    <w:p>
+      <w:r>
+        <w:rPr>
+          <w:b/>
+        </w:rPr>
+        <w:t xml:space="preserve">반려  </w:t>
+      </w:r>
+      <w:r>
+        <w:t>사유를 고객에게 표시하고 고객센터에서 후속 처리</w:t>
+      </w:r>
+    </w:p>
+    <w:p>
+      <w:pPr>
+        <w:pStyle w:val="Heading3"/>
+      </w:pPr>
+      <w:r>
+        <w:t>환불 금액   안내</w:t>
+      </w:r>
+    </w:p>
+    <w:p>
+      <w:r>
+        <w:rPr>
+          <w:b/>
+        </w:rPr>
+        <w:t xml:space="preserve">기본값  </w:t>
+      </w:r>
+      <w:r>
+        <w:t>단순 변심은 설정 반품비, 불량·파손·오배송은 전액 환불</w:t>
+      </w:r>
+    </w:p>
+    <w:p>
+      <w:r>
+        <w:rPr>
+          <w:b/>
+        </w:rPr>
+        <w:t xml:space="preserve">금액  </w:t>
+      </w:r>
+      <w:r>
+        <w:t>전액 또는 배송비 차감 후 환불, 기본값 변경 시 내부 사유 입력</w:t>
+      </w:r>
+    </w:p>
+    <w:p>
+      <w:r>
+        <w:rPr>
+          <w:b/>
+        </w:rPr>
+        <w:t xml:space="preserve">안내  </w:t>
+      </w:r>
+      <w:r>
+        <w:t>환불 결과 자동 생성, 추가 안내 선택 입력</w:t>
+      </w:r>
+    </w:p>
+    <w:p>
+      <w:pPr>
+        <w:pStyle w:val="Heading3"/>
+      </w:pPr>
+      <w:r>
+        <w:t>예외 처리   이력</w:t>
+      </w:r>
+    </w:p>
+    <w:p>
+      <w:r>
+        <w:rPr>
+          <w:b/>
+        </w:rPr>
+        <w:t xml:space="preserve">예외 환불  </w:t>
+      </w:r>
+      <w:r>
+        <w:t>발송 후 관리자가 사유를 입력해 직접 환불</w:t>
+      </w:r>
+    </w:p>
+    <w:p>
+      <w:r>
+        <w:rPr>
+          <w:b/>
+        </w:rPr>
+        <w:t xml:space="preserve">이력  </w:t>
+      </w:r>
+      <w:r>
+        <w:t>환불액·배송비 처리·사유·담당자·시각 저장</w:t>
+      </w:r>
+    </w:p>
+    <w:p>
+      <w:r>
+        <w:rPr>
+          <w:b/>
+        </w:rPr>
+        <w:t xml:space="preserve">확정  </w:t>
+      </w:r>
+      <w:r>
+        <w:t>취소·반려·환불은 한 번만 처리하고 완료 결과 유지</w:t>
+      </w:r>
+    </w:p>
+    <w:p>
+      <w:r>
+        <w:rPr>
+          <w:b/>
+        </w:rPr>
+        <w:t xml:space="preserve">재고  </w:t>
+      </w:r>
+      <w:r>
+        <w:t>취소 시 복원 후 판매 상태 유지, 반품·예외 환불 시 현재 재고 유지</w:t>
+      </w:r>
+    </w:p>
+    <w:p>
+      <w:pPr>
+        <w:pStyle w:val="Heading2"/>
+      </w:pPr>
+      <w:r>
+        <w:t>관리자 주문 상세</w:t>
+      </w:r>
+    </w:p>
+    <w:p>
+      <w:pPr>
+        <w:pStyle w:val="Heading3"/>
+      </w:pPr>
+      <w:r>
+        <w:t>선택 주문</w:t>
+      </w:r>
+    </w:p>
+    <w:p>
+      <w:r>
+        <w:rPr>
+          <w:b/>
+        </w:rPr>
+        <w:t xml:space="preserve">표시  </w:t>
+      </w:r>
+      <w:r>
+        <w:t>선택 주문 1건, 주문 당시 상품·단가·수량·배송비·총액</w:t>
+      </w:r>
+    </w:p>
+    <w:p>
+      <w:r>
+        <w:rPr>
+          <w:b/>
+        </w:rPr>
+        <w:t xml:space="preserve">배송지  </w:t>
+      </w:r>
+      <w:r>
+        <w:t>수령인·연락처·주소·배송메모</w:t>
+      </w:r>
+    </w:p>
+    <w:p>
+      <w:pPr>
+        <w:pStyle w:val="Heading3"/>
+      </w:pPr>
+      <w:r>
+        <w:t>처리   이력</w:t>
+      </w:r>
+    </w:p>
+    <w:p>
+      <w:r>
+        <w:rPr>
+          <w:b/>
+        </w:rPr>
+        <w:t xml:space="preserve">버튼  </w:t>
+      </w:r>
+      <w:r>
+        <w:t>주문 상태에 따라 취소·환불·반려 행동 표시</w:t>
+      </w:r>
+    </w:p>
+    <w:p>
+      <w:r>
+        <w:rPr>
+          <w:b/>
+        </w:rPr>
+        <w:t xml:space="preserve">이력  </w:t>
+      </w:r>
+      <w:r>
+        <w:t>환불 담당자·시각·기본값 변경 사유 확인</w:t>
+      </w:r>
+    </w:p>
+    <w:p>
+      <w:pPr>
+        <w:pStyle w:val="Heading2"/>
+      </w:pPr>
+      <w:r>
+        <w:t>반품 환불 확정</w:t>
+      </w:r>
+    </w:p>
+    <w:p>
+      <w:pPr>
+        <w:pStyle w:val="Heading3"/>
+      </w:pPr>
+      <w:r>
+        <w:t>환불 기준</w:t>
+      </w:r>
+    </w:p>
+    <w:p>
+      <w:r>
+        <w:rPr>
+          <w:b/>
+        </w:rPr>
+        <w:t xml:space="preserve">조건  </w:t>
+      </w:r>
+      <w:r>
+        <w:t>반품 운송장 등록과 실제 상품 도착 확인</w:t>
+      </w:r>
+    </w:p>
+    <w:p>
+      <w:r>
+        <w:rPr>
+          <w:b/>
+        </w:rPr>
+        <w:t xml:space="preserve">기본값  </w:t>
+      </w:r>
+      <w:r>
+        <w:t>단순 변심은 설정 반품비, 불량·파손·오배송은 전액 환불</w:t>
+      </w:r>
+    </w:p>
+    <w:p>
+      <w:r>
+        <w:rPr>
+          <w:b/>
+        </w:rPr>
+        <w:t xml:space="preserve">조정  </w:t>
+      </w:r>
+      <w:r>
+        <w:t>전액 또는 배송비 차감 환불, 기본값 변경 시 내부 사유 입력</w:t>
+      </w:r>
+    </w:p>
+    <w:p>
+      <w:pPr>
+        <w:pStyle w:val="Heading3"/>
+      </w:pPr>
+      <w:r>
+        <w:t>확정   안내</w:t>
+      </w:r>
+    </w:p>
+    <w:p>
+      <w:r>
+        <w:rPr>
+          <w:b/>
+        </w:rPr>
+        <w:t xml:space="preserve">고객 안내  </w:t>
+      </w:r>
+      <w:r>
+        <w:t>환불 결과 자동 생성, 추가 안내 선택 입력</w:t>
+      </w:r>
+    </w:p>
+    <w:p>
+      <w:r>
+        <w:rPr>
+          <w:b/>
+        </w:rPr>
+        <w:t xml:space="preserve">기록  </w:t>
+      </w:r>
+      <w:r>
+        <w:t>담당자·시각·금액·배송비 처리 저장, 완료 결과 유지</w:t>
+      </w:r>
+    </w:p>
+    <w:p>
+      <w:pPr>
+        <w:pStyle w:val="Heading2"/>
+      </w:pPr>
+      <w:r>
+        <w:t>취소   반려   예외 환불</w:t>
+      </w:r>
+    </w:p>
+    <w:p>
+      <w:pPr>
+        <w:pStyle w:val="Heading3"/>
+      </w:pPr>
+      <w:r>
+        <w:t>처리 조건</w:t>
+      </w:r>
+    </w:p>
+    <w:p>
+      <w:r>
+        <w:rPr>
+          <w:b/>
+        </w:rPr>
+        <w:t xml:space="preserve">취소  </w:t>
+      </w:r>
+      <w:r>
+        <w:t>발송 전 주문, 전액 환불·재고 복원</w:t>
+      </w:r>
+    </w:p>
+    <w:p>
+      <w:r>
+        <w:rPr>
+          <w:b/>
+        </w:rPr>
+        <w:t xml:space="preserve">반려  </w:t>
+      </w:r>
+      <w:r>
+        <w:t>반품 운송장 등록 후, 사유를 고객에게 표시</w:t>
+      </w:r>
+    </w:p>
+    <w:p>
+      <w:r>
+        <w:rPr>
+          <w:b/>
+        </w:rPr>
+        <w:t xml:space="preserve">예외 환불  </w:t>
+      </w:r>
+      <w:r>
+        <w:t>발송 후 반품 절차가 없는 주문</w:t>
+      </w:r>
+    </w:p>
+    <w:p>
+      <w:pPr>
+        <w:pStyle w:val="Heading3"/>
+      </w:pPr>
+      <w:r>
+        <w:t>처리 확정</w:t>
+      </w:r>
+    </w:p>
+    <w:p>
+      <w:r>
+        <w:rPr>
+          <w:b/>
+        </w:rPr>
+        <w:t xml:space="preserve">사유  </w:t>
+      </w:r>
+      <w:r>
+        <w:t>처리 사유 필수 입력</w:t>
+      </w:r>
+    </w:p>
+    <w:p>
+      <w:r>
+        <w:rPr>
+          <w:b/>
+        </w:rPr>
+        <w:t xml:space="preserve">결과  </w:t>
+      </w:r>
+      <w:r>
+        <w:t>한 번만 처리하고 완료 상태 유지</w:t>
+      </w:r>
+    </w:p>
+    <w:p>
+      <w:pPr>
+        <w:pStyle w:val="Heading2"/>
+      </w:pPr>
+      <w:r>
+        <w:t>발송 대상 단계</w:t>
+      </w:r>
+    </w:p>
+    <w:p>
+      <w:pPr>
+        <w:pStyle w:val="Heading3"/>
+      </w:pPr>
+      <w:r>
+        <w:t>발송 목록</w:t>
+      </w:r>
+    </w:p>
+    <w:p>
+      <w:r>
+        <w:rPr>
+          <w:b/>
+        </w:rPr>
+        <w:t xml:space="preserve">구분  </w:t>
+      </w:r>
+      <w:r>
+        <w:t>발송 대기·발송 완료</w:t>
+      </w:r>
+    </w:p>
+    <w:p>
+      <w:r>
+        <w:rPr>
+          <w:b/>
+        </w:rPr>
+        <w:t xml:space="preserve">정렬  </w:t>
+      </w:r>
+      <w:r>
+        <w:t>대기는 오래된 주문순, 완료는 최근 발송순</w:t>
+      </w:r>
+    </w:p>
+    <w:p>
+      <w:r>
+        <w:rPr>
+          <w:b/>
+        </w:rPr>
+        <w:t xml:space="preserve">개수  </w:t>
+      </w:r>
+      <w:r>
+        <w:t>각 목록 페이지당 20건</w:t>
+      </w:r>
+    </w:p>
+    <w:p>
+      <w:pPr>
+        <w:pStyle w:val="Heading2"/>
+      </w:pPr>
+      <w:r>
+        <w:t>송장 등록   발송 처리</w:t>
+      </w:r>
+    </w:p>
+    <w:p>
+      <w:pPr>
+        <w:pStyle w:val="Heading3"/>
+      </w:pPr>
+      <w:r>
+        <w:t>주문   운송장</w:t>
+      </w:r>
+    </w:p>
+    <w:p>
+      <w:r>
+        <w:rPr>
+          <w:b/>
+        </w:rPr>
+        <w:t xml:space="preserve">표시  </w:t>
+      </w:r>
+      <w:r>
+        <w:t>수령인·연락처·주소·배송메모</w:t>
+      </w:r>
+    </w:p>
+    <w:p>
+      <w:r>
+        <w:rPr>
+          <w:b/>
+        </w:rPr>
+        <w:t xml:space="preserve">등록  </w:t>
+      </w:r>
+      <w:r>
+        <w:t>주문별 택배사·운송장 입력, 기본 택배사 변경 가능</w:t>
+      </w:r>
+    </w:p>
+    <w:p>
+      <w:r>
+        <w:rPr>
+          <w:b/>
+        </w:rPr>
+        <w:t xml:space="preserve">검증  </w:t>
+      </w:r>
+      <w:r>
+        <w:t>공백·하이픈 제거 후 영문·숫자 허용</w:t>
+      </w:r>
+    </w:p>
+    <w:p>
+      <w:pPr>
+        <w:pStyle w:val="Heading3"/>
+      </w:pPr>
+      <w:r>
+        <w:t>발송 처리</w:t>
+      </w:r>
+    </w:p>
+    <w:p>
+      <w:r>
+        <w:rPr>
+          <w:b/>
+        </w:rPr>
+        <w:t xml:space="preserve">확인  </w:t>
+      </w:r>
+      <w:r>
+        <w:t>최초 등록 전 안내·확인 후 발송 완료로 전환</w:t>
+      </w:r>
+    </w:p>
+    <w:p>
+      <w:r>
+        <w:rPr>
+          <w:b/>
+        </w:rPr>
+        <w:t xml:space="preserve">수정  </w:t>
+      </w:r>
+      <w:r>
+        <w:t>등록된 운송장은 최신 정보로 수정</w:t>
+      </w:r>
+    </w:p>
+    <w:p>
+      <w:r>
+        <w:rPr>
+          <w:b/>
+        </w:rPr>
+        <w:t xml:space="preserve">오류  </w:t>
+      </w:r>
+      <w:r>
+        <w:t>해당 주문 행에 안내</w:t>
+      </w:r>
+    </w:p>
+    <w:p>
+      <w:pPr>
+        <w:pStyle w:val="Heading3"/>
+      </w:pPr>
+      <w:r>
+        <w:t>조회   다운로드</w:t>
+      </w:r>
+    </w:p>
+    <w:p>
+      <w:r>
+        <w:rPr>
+          <w:b/>
+        </w:rPr>
+        <w:t xml:space="preserve">조회  </w:t>
+      </w:r>
+      <w:r>
+        <w:t>택배사 공식 조회 새 창 연결, 기타 택배사는 검색 연결</w:t>
+      </w:r>
+    </w:p>
+    <w:p>
+      <w:r>
+        <w:rPr>
+          <w:b/>
+        </w:rPr>
+        <w:t xml:space="preserve">다운로드  </w:t>
+      </w:r>
+      <w:r>
+        <w:t>검색 결과 전체 CSV</w:t>
+      </w:r>
+    </w:p>
+    <w:p>
+      <w:pPr>
+        <w:pStyle w:val="Heading1"/>
+      </w:pPr>
+      <w:r>
+        <w:t>관리자 정산</w:t>
+      </w:r>
+    </w:p>
+    <w:p>
+      <w:pPr>
+        <w:pStyle w:val="Heading2"/>
+      </w:pPr>
+      <w:r>
+        <w:t>정산 조회 조건</w:t>
+      </w:r>
+    </w:p>
+    <w:p>
+      <w:pPr>
+        <w:pStyle w:val="Heading3"/>
+      </w:pPr>
+      <w:r>
+        <w:t>조회 조건</w:t>
+      </w:r>
+    </w:p>
+    <w:p>
+      <w:r>
+        <w:rPr>
+          <w:b/>
+        </w:rPr>
+        <w:t xml:space="preserve">기간  </w:t>
+      </w:r>
+      <w:r>
+        <w:t>결제 승인월, 1일부터 말일까지</w:t>
+      </w:r>
+    </w:p>
+    <w:p>
+      <w:r>
+        <w:rPr>
+          <w:b/>
+        </w:rPr>
+        <w:t xml:space="preserve">검색  </w:t>
+      </w:r>
+      <w:r>
+        <w:t>주문번호·상품명</w:t>
+      </w:r>
+    </w:p>
+    <w:p>
+      <w:r>
+        <w:rPr>
+          <w:b/>
+        </w:rPr>
+        <w:t xml:space="preserve">상태  </w:t>
+      </w:r>
+      <w:r>
+        <w:t>정상 결제·취소 완료·환불 처리 대기·환불 완료</w:t>
+      </w:r>
+    </w:p>
+    <w:p>
+      <w:r>
+        <w:rPr>
+          <w:b/>
+        </w:rPr>
+        <w:t xml:space="preserve">페이지  </w:t>
+      </w:r>
+      <w:r>
+        <w:t>조건 변경 시 1페이지</w:t>
+      </w:r>
+    </w:p>
+    <w:p>
+      <w:pPr>
+        <w:pStyle w:val="Heading2"/>
+      </w:pPr>
+      <w:r>
+        <w:t>정산 요약 지표</w:t>
+      </w:r>
+    </w:p>
+    <w:p>
+      <w:pPr>
+        <w:pStyle w:val="Heading3"/>
+      </w:pPr>
+      <w:r>
+        <w:t>금액 집계</w:t>
+      </w:r>
+    </w:p>
+    <w:p>
+      <w:r>
+        <w:rPr>
+          <w:b/>
+        </w:rPr>
+        <w:t xml:space="preserve">결제  </w:t>
+      </w:r>
+      <w:r>
+        <w:t>승인월 총 결제액과 해당 월 취소·환불액 표시</w:t>
+      </w:r>
+    </w:p>
+    <w:p>
+      <w:r>
+        <w:rPr>
+          <w:b/>
+        </w:rPr>
+        <w:t xml:space="preserve">수수료  </w:t>
+      </w:r>
+      <w:r>
+        <w:t>PG 2%와 환불 수수료 조정 반영</w:t>
+      </w:r>
+    </w:p>
+    <w:p>
+      <w:pPr>
+        <w:pStyle w:val="Heading3"/>
+      </w:pPr>
+      <w:r>
+        <w:t>지급 예정</w:t>
+      </w:r>
+    </w:p>
+    <w:p>
+      <w:r>
+        <w:rPr>
+          <w:b/>
+        </w:rPr>
+        <w:t xml:space="preserve">일정  </w:t>
+      </w:r>
+      <w:r>
+        <w:t>익월 8일, 휴일은 다음 영업일</w:t>
+      </w:r>
+    </w:p>
+    <w:p>
+      <w:r>
+        <w:rPr>
+          <w:b/>
+        </w:rPr>
+        <w:t xml:space="preserve">음수 정산  </w:t>
+      </w:r>
+      <w:r>
+        <w:t>지급액 0원, 차감액은 다음 달 이월</w:t>
+      </w:r>
+    </w:p>
+    <w:p>
+      <w:pPr>
+        <w:pStyle w:val="Heading2"/>
+      </w:pPr>
+      <w:r>
+        <w:t>결제   정산 원장</w:t>
+      </w:r>
+    </w:p>
+    <w:p>
+      <w:pPr>
+        <w:pStyle w:val="Heading3"/>
+      </w:pPr>
+      <w:r>
+        <w:t>원장 표시</w:t>
+      </w:r>
+    </w:p>
+    <w:p>
+      <w:r>
+        <w:rPr>
+          <w:b/>
+        </w:rPr>
+        <w:t xml:space="preserve">개수  </w:t>
+      </w:r>
+      <w:r>
+        <w:t>페이지당 20건, 처리일 최신순</w:t>
+      </w:r>
+    </w:p>
+    <w:p>
+      <w:r>
+        <w:rPr>
+          <w:b/>
+        </w:rPr>
+        <w:t xml:space="preserve">항목  </w:t>
+      </w:r>
+      <w:r>
+        <w:t>주문번호·상품명·금액·처리 상태</w:t>
+      </w:r>
+    </w:p>
+    <w:p>
+      <w:r>
+        <w:rPr>
+          <w:b/>
+        </w:rPr>
+        <w:t xml:space="preserve">삭제 상품  </w:t>
+      </w:r>
+      <w:r>
+        <w:t>주문 당시 이름과 삭제 표시 유지</w:t>
+      </w:r>
+    </w:p>
+    <w:p>
+      <w:pPr>
+        <w:pStyle w:val="Heading3"/>
+      </w:pPr>
+      <w:r>
+        <w:t>환불   다운로드</w:t>
+      </w:r>
+    </w:p>
+    <w:p>
+      <w:r>
+        <w:rPr>
+          <w:b/>
+        </w:rPr>
+        <w:t xml:space="preserve">조정  </w:t>
+      </w:r>
+      <w:r>
+        <w:t>이전 승인건을 포함해 환불 완료월에 환불액·수수료 반영</w:t>
+      </w:r>
+    </w:p>
+    <w:p>
+      <w:r>
+        <w:rPr>
+          <w:b/>
+        </w:rPr>
+        <w:t xml:space="preserve">다운로드  </w:t>
+      </w:r>
+      <w:r>
+        <w:t>검색 결과 전체 XLSX</w:t>
+      </w:r>
+    </w:p>
+    <w:p>
+      <w:pPr>
+        <w:pStyle w:val="Heading1"/>
+      </w:pPr>
+      <w:r>
+        <w:t>상품과 운영 설정</w:t>
+      </w:r>
+    </w:p>
+    <w:p>
+      <w:pPr>
+        <w:pStyle w:val="Heading2"/>
+      </w:pPr>
+      <w:r>
+        <w:t>상품 검색 조건</w:t>
+      </w:r>
+    </w:p>
+    <w:p>
+      <w:pPr>
+        <w:pStyle w:val="Heading3"/>
+      </w:pPr>
+      <w:r>
+        <w:t>조회 조건</w:t>
+      </w:r>
+    </w:p>
+    <w:p>
+      <w:r>
+        <w:rPr>
+          <w:b/>
+        </w:rPr>
+        <w:t xml:space="preserve">검색  </w:t>
+      </w:r>
+      <w:r>
+        <w:t>판매 중·품절·판매 중지 상태와 상품명</w:t>
+      </w:r>
+    </w:p>
+    <w:p>
+      <w:r>
+        <w:rPr>
+          <w:b/>
+        </w:rPr>
+        <w:t xml:space="preserve">페이지  </w:t>
+      </w:r>
+      <w:r>
+        <w:t>조건 변경 시 1페이지</w:t>
+      </w:r>
+    </w:p>
+    <w:p>
+      <w:r>
+        <w:rPr>
+          <w:b/>
+        </w:rPr>
+        <w:t xml:space="preserve">순서  </w:t>
+      </w:r>
+      <w:r>
+        <w:t>저장된 수동 노출 순서 유지</w:t>
+      </w:r>
+    </w:p>
+    <w:p>
+      <w:pPr>
+        <w:pStyle w:val="Heading2"/>
+      </w:pPr>
+      <w:r>
+        <w:t>상품 운영 목록</w:t>
+      </w:r>
+    </w:p>
+    <w:p>
+      <w:pPr>
+        <w:pStyle w:val="Heading3"/>
+      </w:pPr>
+      <w:r>
+        <w:t>상품 목록</w:t>
+      </w:r>
+    </w:p>
+    <w:p>
+      <w:r>
+        <w:rPr>
+          <w:b/>
+        </w:rPr>
+        <w:t xml:space="preserve">개수  </w:t>
+      </w:r>
+      <w:r>
+        <w:t>페이지당 20건</w:t>
+      </w:r>
+    </w:p>
+    <w:p>
+      <w:r>
+        <w:rPr>
+          <w:b/>
+        </w:rPr>
+        <w:t xml:space="preserve">표시  </w:t>
+      </w:r>
+      <w:r>
+        <w:t>이미지·이름·가격·재고·상태·노출 순서</w:t>
+      </w:r>
+    </w:p>
+    <w:p>
+      <w:pPr>
+        <w:pStyle w:val="Heading3"/>
+      </w:pPr>
+      <w:r>
+        <w:t>순서   상태</w:t>
+      </w:r>
+    </w:p>
+    <w:p>
+      <w:r>
+        <w:rPr>
+          <w:b/>
+        </w:rPr>
+        <w:t xml:space="preserve">순서 설정  </w:t>
+      </w:r>
+      <w:r>
+        <w:t>전체 운영 상품 검색·드래그 후 저장</w:t>
+      </w:r>
+    </w:p>
+    <w:p>
+      <w:r>
+        <w:rPr>
+          <w:b/>
+        </w:rPr>
+        <w:t xml:space="preserve">순서 유지  </w:t>
+      </w:r>
+      <w:r>
+        <w:t>편집·재고·상태 변경에도 유지, 신규 상품은 마지막에 추가</w:t>
+      </w:r>
+    </w:p>
+    <w:p>
+      <w:r>
+        <w:rPr>
+          <w:b/>
+        </w:rPr>
+        <w:t xml:space="preserve">재고  </w:t>
+      </w:r>
+      <w:r>
+        <w:t>0개이면 품절, 재입고 후 판매 상태는 관리자가 변경</w:t>
+      </w:r>
+    </w:p>
+    <w:p>
+      <w:pPr>
+        <w:pStyle w:val="Heading2"/>
+      </w:pPr>
+      <w:r>
+        <w:t>상품 수정   삭제</w:t>
+      </w:r>
+    </w:p>
+    <w:p>
+      <w:pPr>
+        <w:pStyle w:val="Heading3"/>
+      </w:pPr>
+      <w:r>
+        <w:t>상품 수정</w:t>
+      </w:r>
+    </w:p>
+    <w:p>
+      <w:r>
+        <w:rPr>
+          <w:b/>
+        </w:rPr>
+        <w:t xml:space="preserve">정보  </w:t>
+      </w:r>
+      <w:r>
+        <w:t>이름·가격·재고·상태·요약·상세 콘텐츠</w:t>
+      </w:r>
+    </w:p>
+    <w:p>
+      <w:r>
+        <w:rPr>
+          <w:b/>
+        </w:rPr>
+        <w:t xml:space="preserve">필수  </w:t>
+      </w:r>
+      <w:r>
+        <w:t>대표 이미지, 가격 1원 이상·재고 0 이상 정수</w:t>
+      </w:r>
+    </w:p>
+    <w:p>
+      <w:r>
+        <w:rPr>
+          <w:b/>
+        </w:rPr>
+        <w:t xml:space="preserve">저장 오류  </w:t>
+      </w:r>
+      <w:r>
+        <w:t>기존 정보·순서와 입력 내용 유지</w:t>
+      </w:r>
+    </w:p>
+    <w:p>
+      <w:pPr>
+        <w:pStyle w:val="Heading3"/>
+      </w:pPr>
+      <w:r>
+        <w:t>상품 삭제</w:t>
+      </w:r>
+    </w:p>
+    <w:p>
+      <w:r>
+        <w:rPr>
+          <w:b/>
+        </w:rPr>
+        <w:t xml:space="preserve">확인  </w:t>
+      </w:r>
+      <w:r>
+        <w:t>상품명 확인 후 삭제</w:t>
+      </w:r>
+    </w:p>
+    <w:p>
+      <w:r>
+        <w:rPr>
+          <w:b/>
+        </w:rPr>
+        <w:t xml:space="preserve">보관  </w:t>
+      </w:r>
+      <w:r>
+        <w:t>과거 주문·정산은 주문 당시 정보와 삭제 표시 유지</w:t>
+      </w:r>
+    </w:p>
+    <w:p>
+      <w:pPr>
+        <w:pStyle w:val="Heading2"/>
+      </w:pPr>
+      <w:r>
+        <w:t>상품 등록   상세 에디터</w:t>
+      </w:r>
+    </w:p>
+    <w:p>
+      <w:pPr>
+        <w:pStyle w:val="Heading3"/>
+      </w:pPr>
+      <w:r>
+        <w:t>상품 정보</w:t>
+      </w:r>
+    </w:p>
+    <w:p>
+      <w:r>
+        <w:rPr>
+          <w:b/>
+        </w:rPr>
+        <w:t xml:space="preserve">필수  </w:t>
+      </w:r>
+      <w:r>
+        <w:t>대표 이미지와 1원 이상 가격</w:t>
+      </w:r>
+    </w:p>
+    <w:p>
+      <w:r>
+        <w:rPr>
+          <w:b/>
+        </w:rPr>
+        <w:t xml:space="preserve">저장  </w:t>
+      </w:r>
+      <w:r>
+        <w:t>이름·가격·재고·상태·요약</w:t>
+      </w:r>
+    </w:p>
+    <w:p>
+      <w:pPr>
+        <w:pStyle w:val="Heading3"/>
+      </w:pPr>
+      <w:r>
+        <w:t>상세 콘텐츠</w:t>
+      </w:r>
+    </w:p>
+    <w:p>
+      <w:r>
+        <w:rPr>
+          <w:b/>
+        </w:rPr>
+        <w:t xml:space="preserve">편집  </w:t>
+      </w:r>
+      <w:r>
+        <w:t>본문·제목·서식·목록·링크·이미지</w:t>
+      </w:r>
+    </w:p>
+    <w:p>
+      <w:r>
+        <w:rPr>
+          <w:b/>
+        </w:rPr>
+        <w:t xml:space="preserve">영상  </w:t>
+      </w:r>
+      <w:r>
+        <w:t>YouTube·Vimeo·HTTPS 주소 삽입</w:t>
+      </w:r>
+    </w:p>
+    <w:p>
+      <w:r>
+        <w:rPr>
+          <w:b/>
+        </w:rPr>
+        <w:t xml:space="preserve">확인  </w:t>
+      </w:r>
+      <w:r>
+        <w:t>미리보기와 허용 HTML 정제</w:t>
+      </w:r>
+    </w:p>
+    <w:p>
+      <w:pPr>
+        <w:pStyle w:val="Heading2"/>
+      </w:pPr>
+      <w:r>
+        <w:t>메인 배너 관리</w:t>
+      </w:r>
+    </w:p>
+    <w:p>
+      <w:pPr>
+        <w:pStyle w:val="Heading3"/>
+      </w:pPr>
+      <w:r>
+        <w:t>배너 등록</w:t>
+      </w:r>
+    </w:p>
+    <w:p>
+      <w:r>
+        <w:rPr>
+          <w:b/>
+        </w:rPr>
+        <w:t xml:space="preserve">이미지  </w:t>
+      </w:r>
+      <w:r>
+        <w:t>PC·모바일 각각 JPG·PNG·WebP 등록</w:t>
+      </w:r>
+    </w:p>
+    <w:p>
+      <w:r>
+        <w:rPr>
+          <w:b/>
+        </w:rPr>
+        <w:t xml:space="preserve">미리보기  </w:t>
+      </w:r>
+      <w:r>
+        <w:t>업로드 즉시 표시, 권장 비율 안내</w:t>
+      </w:r>
+    </w:p>
+    <w:p>
+      <w:r>
+        <w:rPr>
+          <w:b/>
+        </w:rPr>
+        <w:t xml:space="preserve">관리  </w:t>
+      </w:r>
+      <w:r>
+        <w:t>이미지 교체·기본 배너 복원</w:t>
+      </w:r>
+    </w:p>
+    <w:p>
+      <w:pPr>
+        <w:pStyle w:val="Heading2"/>
+      </w:pPr>
+      <w:r>
+        <w:t>스토어 운영 설정</w:t>
+      </w:r>
+    </w:p>
+    <w:p>
+      <w:pPr>
+        <w:pStyle w:val="Heading3"/>
+      </w:pPr>
+      <w:r>
+        <w:t>운영 기본값</w:t>
+      </w:r>
+    </w:p>
+    <w:p>
+      <w:r>
+        <w:rPr>
+          <w:b/>
+        </w:rPr>
+        <w:t xml:space="preserve">배송비  </w:t>
+      </w:r>
+      <w:r>
+        <w:t>주문당 고정 금액, 0원은 무료배송</w:t>
+      </w:r>
+    </w:p>
+    <w:p>
+      <w:r>
+        <w:rPr>
+          <w:b/>
+        </w:rPr>
+        <w:t xml:space="preserve">취소 시간  </w:t>
+      </w:r>
+      <w:r>
+        <w:t>기본 24시간</w:t>
+      </w:r>
+    </w:p>
+    <w:p>
+      <w:r>
+        <w:rPr>
+          <w:b/>
+        </w:rPr>
+        <w:t xml:space="preserve">반품 기간  </w:t>
+      </w:r>
+      <w:r>
+        <w:t>최초 운송장 등록일부터 기본 14일</w:t>
+      </w:r>
+    </w:p>
+    <w:p>
+      <w:r>
+        <w:rPr>
+          <w:b/>
+        </w:rPr>
+        <w:t xml:space="preserve">반품비  </w:t>
+      </w:r>
+      <w:r>
+        <w:t>단순 변심 기본값 저장, 환불 시 건별 조정</w:t>
+      </w:r>
+    </w:p>
+    <w:p>
+      <w:pPr>
+        <w:pStyle w:val="Heading3"/>
+      </w:pPr>
+      <w:r>
+        <w:t>안내   적용</w:t>
+      </w:r>
+    </w:p>
+    <w:p>
+      <w:r>
+        <w:rPr>
+          <w:b/>
+        </w:rPr>
+        <w:t xml:space="preserve">설정  </w:t>
+      </w:r>
+      <w:r>
+        <w:t>기본 택배사·배송 안내·반품 주소</w:t>
+      </w:r>
+    </w:p>
+    <w:p>
+      <w:r>
+        <w:rPr>
+          <w:b/>
+        </w:rPr>
+        <w:t xml:space="preserve">반영  </w:t>
+      </w:r>
+      <w:r>
+        <w:t>신규 주문에 적용, 기존 주문은 주문 당시 설정 유지</w:t>
+      </w:r>
+    </w:p>
+    <w:p>
+      <w:r>
+        <w:rPr>
+          <w:b/>
+        </w:rPr>
+        <w:t xml:space="preserve">입력  </w:t>
+      </w:r>
+      <w:r>
+        <w:t>배송비·반품비 0 이상, 취소 시간 1 이상, 반품 일수 1~365 정수</w:t>
+      </w:r>
+    </w:p>
+    <w:p>
+      <w:pPr>
+        <w:pStyle w:val="Heading2"/>
+      </w:pPr>
+      <w:r>
+        <w:t>계정별 커머스 권한</w:t>
+      </w:r>
+    </w:p>
+    <w:p>
+      <w:pPr>
+        <w:pStyle w:val="Heading3"/>
+      </w:pPr>
+      <w:r>
+        <w:t>권한 관리</w:t>
+      </w:r>
+    </w:p>
+    <w:p>
+      <w:r>
+        <w:rPr>
+          <w:b/>
+        </w:rPr>
+        <w:t xml:space="preserve">계정  </w:t>
+      </w:r>
+      <w:r>
+        <w:t>기존 지역·부서·로그인 정보와 커머스 권한 분리</w:t>
+      </w:r>
+    </w:p>
+    <w:p>
+      <w:r>
+        <w:rPr>
+          <w:b/>
+        </w:rPr>
+        <w:t xml:space="preserve">통합 관리자  </w:t>
+      </w:r>
+      <w:r>
+        <w:t>커머스 권한 기본 부여</w:t>
+      </w:r>
+    </w:p>
+    <w:p>
+      <w:r>
+        <w:rPr>
+          <w:b/>
+        </w:rPr>
+        <w:t xml:space="preserve">일반 계정  </w:t>
+      </w:r>
+      <w:r>
+        <w:t>통합 관리자가 개별 권한 부여·해제</w:t>
+      </w:r>
+    </w:p>
+    <w:p>
+      <w:pPr>
+        <w:pStyle w:val="Heading1"/>
+        <w:pageBreakBefore/>
+      </w:pPr>
+      <w:r>
+        <w:t>기능 식별자</w:t>
+      </w:r>
+    </w:p>
+    <w:tbl>
+      <w:tblPr>
+        <w:tblW w:type="auto" w:w="0"/>
+        <w:tblLayout w:type="autofit"/>
+        <w:tblLook w:firstColumn="1" w:firstRow="1" w:lastColumn="0" w:lastRow="0" w:noHBand="0" w:noVBand="1" w:val="04A0"/>
+      </w:tblPr>
+      <w:tblGrid>
+        <w:gridCol w:w="3324"/>
+        <w:gridCol w:w="3324"/>
+        <w:gridCol w:w="3324"/>
+      </w:tblGrid>
+      <w:tr>
+        <w:trPr>
+          <w:cantSplit/>
+          <w:tblHeader/>
+        </w:trPr>
+        <w:tc>
+          <w:tcPr>
+            <w:tcW w:type="dxa" w:w="3324"/>
+            <w:shd w:fill="EDEFF2"/>
+          </w:tcPr>
+          <w:p>
+            <w:pPr>
+              <w:spacing w:after="40" w:before="40" w:line="240" w:lineRule="auto"/>
+            </w:pPr>
+            <w:r>
+              <w:rPr>
+                <w:b/>
+                <w:sz w:val="16"/>
+              </w:rPr>
+              <w:t>기능 ID</w:t>
+            </w:r>
+          </w:p>
+        </w:tc>
+        <w:tc>
+          <w:tcPr>
+            <w:tcW w:type="dxa" w:w="3324"/>
+            <w:shd w:fill="EDEFF2"/>
+          </w:tcPr>
+          <w:p>
+            <w:pPr>
+              <w:spacing w:after="40" w:before="40" w:line="240" w:lineRule="auto"/>
+            </w:pPr>
+            <w:r>
+              <w:rPr>
+                <w:b/>
+                <w:sz w:val="16"/>
+              </w:rPr>
+              <w:t>기능</w:t>
+            </w:r>
+          </w:p>
+        </w:tc>
+        <w:tc>
+          <w:tcPr>
+            <w:tcW w:type="dxa" w:w="3324"/>
+            <w:shd w:fill="EDEFF2"/>
+          </w:tcPr>
+          <w:p>
+            <w:pPr>
+              <w:spacing w:after="40" w:before="40" w:line="240" w:lineRule="auto"/>
+            </w:pPr>
+            <w:r>
+              <w:rPr>
+                <w:b/>
+                <w:sz w:val="16"/>
+              </w:rPr>
+              <w:t>화면</w:t>
             </w:r>
           </w:p>
         </w:tc>
@@ -334,65 +2810,52 @@
         </w:trPr>
         <w:tc>
           <w:tcPr>
-            <w:tcW w:type="dxa" w:w="2268"/>
-            <w:tcBorders>
-              <w:top w:val="single" w:sz="4" w:color="D9D9D9"/>
-              <w:left w:val="single" w:sz="4" w:color="D9D9D9"/>
-              <w:bottom w:val="single" w:sz="4" w:color="D9D9D9"/>
-              <w:right w:val="single" w:sz="4" w:color="D9D9D9"/>
-              <w:insideH w:val="single" w:sz="4" w:color="D9D9D9"/>
-              <w:insideV w:val="single" w:sz="4" w:color="D9D9D9"/>
-            </w:tcBorders>
-            <w:tcMar>
-              <w:top w:w="90" w:type="dxa"/>
-              <w:left w:w="90" w:type="dxa"/>
-              <w:bottom w:w="90" w:type="dxa"/>
-              <w:right w:w="90" w:type="dxa"/>
-            </w:tcMar>
-            <w:shd w:fill="F3F6F8"/>
+            <w:tcW w:type="dxa" w:w="3324"/>
           </w:tcPr>
           <w:p>
             <w:pPr>
-              <w:spacing w:after="20" w:line="264" w:lineRule="auto"/>
+              <w:spacing w:after="40" w:before="40" w:line="240" w:lineRule="auto"/>
             </w:pPr>
             <w:r>
               <w:rPr>
                 <w:b w:val="0"/>
-                <w:sz w:val="18"/>
+                <w:sz w:val="16"/>
               </w:rPr>
-              <w:t>시연 추가 범위 재확인</w:t>
+              <w:t>FN-001</w:t>
             </w:r>
           </w:p>
         </w:tc>
         <w:tc>
           <w:tcPr>
-            <w:tcW w:type="dxa" w:w="7540"/>
-            <w:tcBorders>
-              <w:top w:val="single" w:sz="4" w:color="D9D9D9"/>
-              <w:left w:val="single" w:sz="4" w:color="D9D9D9"/>
-              <w:bottom w:val="single" w:sz="4" w:color="D9D9D9"/>
-              <w:right w:val="single" w:sz="4" w:color="D9D9D9"/>
-              <w:insideH w:val="single" w:sz="4" w:color="D9D9D9"/>
-              <w:insideV w:val="single" w:sz="4" w:color="D9D9D9"/>
-            </w:tcBorders>
-            <w:tcMar>
-              <w:top w:w="90" w:type="dxa"/>
-              <w:left w:w="90" w:type="dxa"/>
-              <w:bottom w:w="90" w:type="dxa"/>
-              <w:right w:w="90" w:type="dxa"/>
-            </w:tcMar>
-            <w:shd w:fill="F3F6F8"/>
+            <w:tcW w:type="dxa" w:w="3324"/>
           </w:tcPr>
           <w:p>
             <w:pPr>
-              <w:spacing w:after="20" w:line="264" w:lineRule="auto"/>
+              <w:spacing w:after="40" w:before="40" w:line="240" w:lineRule="auto"/>
             </w:pPr>
             <w:r>
               <w:rPr>
                 <w:b w:val="0"/>
-                <w:sz w:val="18"/>
+                <w:sz w:val="16"/>
               </w:rPr>
-              <w:t>상세 HTML 에디터 미디어 첨부 스토어 정책 설정 UI 전체 상품 미리보기 개선</w:t>
+              <w:t>스토어 진입</w:t>
+            </w:r>
+          </w:p>
+        </w:tc>
+        <w:tc>
+          <w:tcPr>
+            <w:tcW w:type="dxa" w:w="3324"/>
+          </w:tcPr>
+          <w:p>
+            <w:pPr>
+              <w:spacing w:after="40" w:before="40" w:line="240" w:lineRule="auto"/>
+            </w:pPr>
+            <w:r>
+              <w:rPr>
+                <w:b w:val="0"/>
+                <w:sz w:val="16"/>
+              </w:rPr>
+              <w:t>SCR-U-001</w:t>
             </w:r>
           </w:p>
         </w:tc>
@@ -403,2297 +2866,52 @@
         </w:trPr>
         <w:tc>
           <w:tcPr>
-            <w:tcW w:type="dxa" w:w="2268"/>
-            <w:tcBorders>
-              <w:top w:val="single" w:sz="4" w:color="D9D9D9"/>
-              <w:left w:val="single" w:sz="4" w:color="D9D9D9"/>
-              <w:bottom w:val="single" w:sz="4" w:color="D9D9D9"/>
-              <w:right w:val="single" w:sz="4" w:color="D9D9D9"/>
-              <w:insideH w:val="single" w:sz="4" w:color="D9D9D9"/>
-              <w:insideV w:val="single" w:sz="4" w:color="D9D9D9"/>
-            </w:tcBorders>
-            <w:tcMar>
-              <w:top w:w="90" w:type="dxa"/>
-              <w:left w:w="90" w:type="dxa"/>
-              <w:bottom w:w="90" w:type="dxa"/>
-              <w:right w:w="90" w:type="dxa"/>
-            </w:tcMar>
-            <w:shd w:fill="FFFFFF"/>
+            <w:tcW w:type="dxa" w:w="3324"/>
           </w:tcPr>
           <w:p>
             <w:pPr>
-              <w:spacing w:after="20" w:line="264" w:lineRule="auto"/>
+              <w:spacing w:after="40" w:before="40" w:line="240" w:lineRule="auto"/>
             </w:pPr>
             <w:r>
               <w:rPr>
                 <w:b w:val="0"/>
-                <w:sz w:val="18"/>
+                <w:sz w:val="16"/>
               </w:rPr>
-              <w:t>범위 제외</w:t>
+              <w:t>FN-002</w:t>
             </w:r>
           </w:p>
         </w:tc>
         <w:tc>
           <w:tcPr>
-            <w:tcW w:type="dxa" w:w="7540"/>
-            <w:tcBorders>
-              <w:top w:val="single" w:sz="4" w:color="D9D9D9"/>
-              <w:left w:val="single" w:sz="4" w:color="D9D9D9"/>
-              <w:bottom w:val="single" w:sz="4" w:color="D9D9D9"/>
-              <w:right w:val="single" w:sz="4" w:color="D9D9D9"/>
-              <w:insideH w:val="single" w:sz="4" w:color="D9D9D9"/>
-              <w:insideV w:val="single" w:sz="4" w:color="D9D9D9"/>
-            </w:tcBorders>
-            <w:tcMar>
-              <w:top w:w="90" w:type="dxa"/>
-              <w:left w:w="90" w:type="dxa"/>
-              <w:bottom w:w="90" w:type="dxa"/>
-              <w:right w:w="90" w:type="dxa"/>
-            </w:tcMar>
-            <w:shd w:fill="FFFFFF"/>
+            <w:tcW w:type="dxa" w:w="3324"/>
           </w:tcPr>
           <w:p>
             <w:pPr>
-              <w:spacing w:after="20" w:line="264" w:lineRule="auto"/>
+              <w:spacing w:after="40" w:before="40" w:line="240" w:lineRule="auto"/>
             </w:pPr>
             <w:r>
               <w:rPr>
                 <w:b w:val="0"/>
-                <w:sz w:val="18"/>
+                <w:sz w:val="16"/>
               </w:rPr>
-              <w:t>예약 혼합결제 옵션 할인 부분취소 자동반품 택배 API 자동알림 비회원 해외배송 분할배송 후기 문의 찜 송장엑셀업로드</w:t>
-            </w:r>
-          </w:p>
-        </w:tc>
-      </w:tr>
-    </w:tbl>
-    <w:p/>
-    <w:p>
-      <w:pPr>
-        <w:pStyle w:val="Heading1"/>
-      </w:pPr>
-      <w:r>
-        <w:t>필수 데이터와 계산</w:t>
-      </w:r>
-    </w:p>
-    <w:p>
-      <w:r>
-        <w:t>상품금액 = 주문상품별 단가 × 수량의 합. 총액 = 상품금액 + 주문당 배송비. 배송비 3,000원과 취소 24시간은 시연 기본값이며 고객사 확정 정책이 아니다. 결제 승인 시각·상품명·단가·배송비·총액·정책 버전·취소 기한을 주문 당시 값으로 보존한다.</w:t>
-      </w:r>
-    </w:p>
-    <w:p>
-      <w:pPr>
-        <w:pStyle w:val="Heading1"/>
-      </w:pPr>
-      <w:r>
-        <w:t>명세 읽는 방법</w:t>
-      </w:r>
-    </w:p>
-    <w:p>
-      <w:r>
-        <w:t>기능 ID를 IA 화면 및 전달서 TC 검수 항목과 함께 사용한다. 정상 흐름을 구현한 뒤 해당 검증·예외까지 통과해야 완료로 본다. API 경로·DB 구조·잠금 방식은 전달서 제안과 기존 시스템 제약을 검토해 개발자가 확정한다.</w:t>
-      </w:r>
-    </w:p>
-    <w:p>
-      <w:r>
-        <w:br w:type="page"/>
-      </w:r>
-    </w:p>
-    <w:p>
-      <w:pPr>
-        <w:pStyle w:val="Heading1"/>
-      </w:pPr>
-      <w:r>
-        <w:t>기능 정의 1</w:t>
-      </w:r>
-    </w:p>
-    <w:p>
-      <w:pPr>
-        <w:pStyle w:val="Heading2"/>
-      </w:pPr>
-      <w:r>
-        <w:t>FN-001 스토어 진입</w:t>
-      </w:r>
-    </w:p>
-    <w:p>
-      <w:r>
-        <w:rPr>
-          <w:b/>
-        </w:rPr>
-        <w:t xml:space="preserve">연결 및 근거  </w:t>
-      </w:r>
-      <w:r>
-        <w:t>SCR-U-001  |  견적 v9 포함</w:t>
-      </w:r>
-    </w:p>
-    <w:p>
-      <w:r>
-        <w:rPr>
-          <w:b/>
-        </w:rPr>
-        <w:t xml:space="preserve">현재 구현  </w:t>
-      </w:r>
-      <w:r>
-        <w:t>메인 페이지와 기존 서비스 연결 링크가 있다. 실제 기존 사이트 메뉴 연결은 확인하지 않았다.</w:t>
-      </w:r>
-    </w:p>
-    <w:p>
-      <w:r>
-        <w:rPr>
-          <w:b/>
-        </w:rPr>
-        <w:t xml:space="preserve">시작 조건  </w:t>
-      </w:r>
-      <w:r>
-        <w:t>기존 렛츠런플레이 메뉴 또는 고객사 소개 페이지에서 스토어 링크를 선택한다.</w:t>
-      </w:r>
-    </w:p>
-    <w:p>
-      <w:r>
-        <w:rPr>
-          <w:b/>
-        </w:rPr>
-        <w:t xml:space="preserve">정상 동작  </w:t>
-      </w:r>
-      <w:r>
-        <w:t>스토어 목록으로 이동한다. 브라우저 뒤로가기를 지원한다. 외부 소개 콘텐츠 제작은 고객사 제공 범위다.</w:t>
-      </w:r>
-    </w:p>
-    <w:p>
-      <w:r>
-        <w:rPr>
-          <w:b/>
-        </w:rPr>
-        <w:t xml:space="preserve">검증 및 예외  </w:t>
-      </w:r>
-      <w:r>
-        <w:t>없는 상품 주소로 진입하면 안내와 목록 복귀를 제공한다. 최종 도메인과 연결 위치는 DEC-008에서 확정한다.</w:t>
-      </w:r>
-    </w:p>
-    <w:p>
-      <w:r>
-        <w:rPr>
-          <w:b/>
-        </w:rPr>
-        <w:t xml:space="preserve">검수 기준  </w:t>
-      </w:r>
-      <w:r>
-        <w:t>TC-001 링크 진입 후 상품 목록이 보이고, 잘못된 상품 주소는 안내한다.</w:t>
-      </w:r>
-    </w:p>
-    <w:p>
-      <w:pPr>
-        <w:pStyle w:val="Heading2"/>
-      </w:pPr>
-      <w:r>
-        <w:t>FN-002 상품 목록</w:t>
-      </w:r>
-    </w:p>
-    <w:p>
-      <w:r>
-        <w:rPr>
-          <w:b/>
-        </w:rPr>
-        <w:t xml:space="preserve">연결 및 근거  </w:t>
-      </w:r>
-      <w:r>
-        <w:t>SCR-U-001  |  견적 v9 포함</w:t>
-      </w:r>
-    </w:p>
-    <w:p>
-      <w:r>
-        <w:rPr>
-          <w:b/>
-        </w:rPr>
-        <w:t xml:space="preserve">현재 구현  </w:t>
-      </w:r>
-      <w:r>
-        <w:t>판매 중과 품절을 노출하고 hidden은 제외한다. 활성 렌더 함수는 화면 판매 상태 필터 값을 사용하지 않는다.</w:t>
-      </w:r>
-    </w:p>
-    <w:p>
-      <w:r>
-        <w:rPr>
-          <w:b/>
-        </w:rPr>
-        <w:t xml:space="preserve">시작 조건  </w:t>
-      </w:r>
-      <w:r>
-        <w:t>메인 진입 또는 목록 복귀 시 최신 판매 상품을 조회한다.</w:t>
-      </w:r>
-    </w:p>
-    <w:p>
-      <w:r>
-        <w:rPr>
-          <w:b/>
-        </w:rPr>
-        <w:t>정상 동작  대표 이미지·상품명·가격을 노출한다. 품절은 구매 불가 상태로 표시한다. 가장 최근에 등록하거나 수정한 상품부터 표시한다.</w:t>
-      </w:r>
-      <w:r/>
-    </w:p>
-    <w:p>
-      <w:r>
-        <w:rPr>
-          <w:b/>
-        </w:rPr>
-        <w:t>검증 및 예외  목록 필터를 유지한다면 전체·판매 중·품절에 실제 적용한다. 미노출 상품 상세 접근도 차단한다. 최신 수정순 정렬 기준은 FN-025를 따른다.</w:t>
-      </w:r>
-      <w:r/>
-    </w:p>
-    <w:p>
-      <w:r>
-        <w:rPr>
-          <w:b/>
-        </w:rPr>
-        <w:t xml:space="preserve">검수 기준  </w:t>
-      </w:r>
-      <w:r>
-        <w:t>TC-002 미노출 상품은 목록·상세에서 보이지 않고, 필터 및 정렬 결과가 일치한다.</w:t>
-      </w:r>
-    </w:p>
-    <w:p>
-      <w:r>
-        <w:br w:type="page"/>
-      </w:r>
-    </w:p>
-    <w:p>
-      <w:pPr>
-        <w:pStyle w:val="Heading1"/>
-      </w:pPr>
-      <w:r>
-        <w:t>기능 정의 2</w:t>
-      </w:r>
-    </w:p>
-    <w:p>
-      <w:pPr>
-        <w:pStyle w:val="Heading2"/>
-      </w:pPr>
-      <w:r>
-        <w:t>FN-003 상품 상세와 안내</w:t>
-      </w:r>
-    </w:p>
-    <w:p>
-      <w:r>
-        <w:rPr>
-          <w:b/>
-        </w:rPr>
-        <w:t xml:space="preserve">연결 및 근거  </w:t>
-      </w:r>
-      <w:r>
-        <w:t>SCR-U-002  |  기본 상세는 견적 포함 상세 에디터는 범위 재확인</w:t>
-      </w:r>
-    </w:p>
-    <w:p>
-      <w:r>
-        <w:rPr>
-          <w:b/>
-        </w:rPr>
-        <w:t xml:space="preserve">현재 구현  </w:t>
-      </w:r>
-      <w:r>
-        <w:t>대표 이미지·요약·가격·상세 콘텐츠·고정 배송비·취소 안내를 표시한다.</w:t>
-      </w:r>
-    </w:p>
-    <w:p>
-      <w:r>
-        <w:rPr>
-          <w:b/>
-        </w:rPr>
-        <w:t xml:space="preserve">시작 조건  </w:t>
-      </w:r>
-      <w:r>
-        <w:t>목록에서 상품을 선택하거나 상품 URL로 직접 진입한다.</w:t>
-      </w:r>
-    </w:p>
-    <w:p>
-      <w:r>
-        <w:rPr>
-          <w:b/>
-        </w:rPr>
-        <w:t xml:space="preserve">정상 동작  </w:t>
-      </w:r>
-      <w:r>
-        <w:t>대표 이미지와 상품정보, 구매 영역, 상세 콘텐츠, 배송·취소 안내 순으로 구성한다. HTML은 서버에서도 허용 요소만 저장·출력한다.</w:t>
-      </w:r>
-    </w:p>
-    <w:p>
-      <w:r>
-        <w:rPr>
-          <w:b/>
-        </w:rPr>
-        <w:t xml:space="preserve">검증 및 예외  </w:t>
-      </w:r>
-      <w:r>
-        <w:t>품절이면 수량·선택 합계는 숨기고 단일 품절 버튼을 표시한다. 모바일 하단 구매 영역은 개선 제안이며 구현 완료가 아니다.</w:t>
-      </w:r>
-    </w:p>
-    <w:p>
-      <w:r>
-        <w:rPr>
-          <w:b/>
-        </w:rPr>
-        <w:t xml:space="preserve">검수 기준  </w:t>
-      </w:r>
-      <w:r>
-        <w:t>TC-003 판매·품절·잘못된 상품 ID 각각에서 올바른 콘텐츠와 구매 가능 상태를 표시한다.</w:t>
-      </w:r>
-    </w:p>
-    <w:p>
-      <w:pPr>
-        <w:pStyle w:val="Heading2"/>
-      </w:pPr>
-      <w:r>
-        <w:t>FN-004 구매 수량과 바로 구매</w:t>
-      </w:r>
-    </w:p>
-    <w:p>
-      <w:r>
-        <w:rPr>
-          <w:b/>
-        </w:rPr>
-        <w:t xml:space="preserve">연결 및 근거  </w:t>
-      </w:r>
-      <w:r>
-        <w:t>SCR-U-002  |  견적 v9 포함 수량 제한값은 미확정</w:t>
-      </w:r>
-    </w:p>
-    <w:p>
-      <w:r>
-        <w:rPr>
-          <w:b/>
-        </w:rPr>
-        <w:t xml:space="preserve">현재 구현  </w:t>
-      </w:r>
-      <w:r>
-        <w:t>활성 상세 수량 증가와 장바구니 담기는 재고 상한이 없다. 결제 제출 시 검사한다.</w:t>
-      </w:r>
-    </w:p>
-    <w:p>
-      <w:r>
-        <w:rPr>
-          <w:b/>
-        </w:rPr>
-        <w:t xml:space="preserve">시작 조건  </w:t>
-      </w:r>
-      <w:r>
-        <w:t>판매 중이고 가용 재고가 1개 이상인 상품에서 수량 변경 또는 바로 구매를 선택한다.</w:t>
-      </w:r>
-    </w:p>
-    <w:p>
-      <w:r>
-        <w:rPr>
-          <w:b/>
-        </w:rPr>
-        <w:t xml:space="preserve">정상 동작  </w:t>
-      </w:r>
-      <w:r>
-        <w:t>정수 1개부터 가용 재고와 확정된 구매 제한 중 작은 값까지 선택한다. 바로 구매는 해당 상품만 주문서에 넣고 기존 장바구니를 유지한다.</w:t>
-      </w:r>
-    </w:p>
-    <w:p>
-      <w:r>
-        <w:rPr>
-          <w:b/>
-        </w:rPr>
-        <w:t xml:space="preserve">검증 및 예외  </w:t>
-      </w:r>
-      <w:r>
-        <w:t>담기에서는 장바구니 기존 수량을 더해 상한을 계산한다. 바로 구매는 별도 주문 수량 기준이다. 재고 변경 시 해당 상품에 오류를 표시한다.</w:t>
-      </w:r>
-    </w:p>
-    <w:p>
-      <w:r>
-        <w:rPr>
-          <w:b/>
-        </w:rPr>
-        <w:t xml:space="preserve">검수 기준  </w:t>
-      </w:r>
-      <w:r>
-        <w:t>TC-004 재고 9개일 때 10개 선택·합산 담기를 막고, 바로 구매 후 기존 장바구니가 유지된다.</w:t>
-      </w:r>
-    </w:p>
-    <w:p>
-      <w:r>
-        <w:br w:type="page"/>
-      </w:r>
-    </w:p>
-    <w:p>
-      <w:pPr>
-        <w:pStyle w:val="Heading1"/>
-      </w:pPr>
-      <w:r>
-        <w:t>기능 정의 3</w:t>
-      </w:r>
-    </w:p>
-    <w:p>
-      <w:pPr>
-        <w:pStyle w:val="Heading2"/>
-      </w:pPr>
-      <w:r>
-        <w:t>FN-005 기존 회원 로그인 연동</w:t>
-      </w:r>
-    </w:p>
-    <w:p>
-      <w:r>
-        <w:rPr>
-          <w:b/>
-        </w:rPr>
-        <w:t xml:space="preserve">연결 및 근거  </w:t>
-      </w:r>
-      <w:r>
-        <w:t>SCR-U-003  |  견적 v9 기존 로그인 재사용</w:t>
-      </w:r>
-    </w:p>
-    <w:p>
-      <w:r>
-        <w:rPr>
-          <w:b/>
-        </w:rPr>
-        <w:t xml:space="preserve">현재 구현  </w:t>
-      </w:r>
-      <w:r>
-        <w:t>네이버·카카오 버튼은 메모리의 로그인 플래그를 바꾼다. OAuth·회원 식별·실제 세션은 없다.</w:t>
-      </w:r>
-    </w:p>
-    <w:p>
-      <w:r>
-        <w:rPr>
-          <w:b/>
-        </w:rPr>
-        <w:t xml:space="preserve">시작 조건  </w:t>
-      </w:r>
-      <w:r>
-        <w:t>비로그인 사용자가 담기·바로 구매·장바구니·주문 조회를 실행한다.</w:t>
-      </w:r>
-    </w:p>
-    <w:p>
-      <w:r>
-        <w:rPr>
-          <w:b/>
-        </w:rPr>
-        <w:t xml:space="preserve">정상 동작  </w:t>
-      </w:r>
-      <w:r>
-        <w:t>기존 회원 인증을 호출하고 서버가 세션과 회원 ID를 확인한다. 성공하면 선택 상품·수량과 원래 행동을 복원한다.</w:t>
-      </w:r>
-    </w:p>
-    <w:p>
-      <w:r>
-        <w:rPr>
-          <w:b/>
-        </w:rPr>
-        <w:t xml:space="preserve">검증 및 예외  </w:t>
-      </w:r>
-      <w:r>
-        <w:t>로그인 중단·실패 시 주문을 생성하지 않는다. 기존 서비스 제공 로그인 수단을 DEC-007에서 확인한다. 노출 버튼이 연동 확정을 의미하지 않는다.</w:t>
-      </w:r>
-    </w:p>
-    <w:p>
-      <w:r>
-        <w:rPr>
-          <w:b/>
-        </w:rPr>
-        <w:t xml:space="preserve">검수 기준  </w:t>
-      </w:r>
-      <w:r>
-        <w:t>TC-005 로그인 실패 시 구매 진행이 없고, 성공 시 원래 동작을 이어간다. TC-010 타인 주문 접근을 거부한다.</w:t>
-      </w:r>
-    </w:p>
-    <w:p>
-      <w:pPr>
-        <w:pStyle w:val="Heading2"/>
-      </w:pPr>
-      <w:r>
-        <w:t>FN-006 복수 상품 장바구니</w:t>
-      </w:r>
-    </w:p>
-    <w:p>
-      <w:r>
-        <w:rPr>
-          <w:b/>
-        </w:rPr>
-        <w:t xml:space="preserve">연결 및 근거  </w:t>
-      </w:r>
-      <w:r>
-        <w:t>SCR-U-004  |  견적 v9 포함</w:t>
-      </w:r>
-    </w:p>
-    <w:p>
-      <w:r>
-        <w:rPr>
-          <w:b/>
-        </w:rPr>
-        <w:t xml:space="preserve">현재 구현  </w:t>
-      </w:r>
-      <w:r>
-        <w:t>localStorage에 상품 ID와 수량을 저장한다. 수량·삭제·합계가 있으며 빈 장바구니 버튼은 숨긴다.</w:t>
-      </w:r>
-    </w:p>
-    <w:p>
-      <w:r>
-        <w:rPr>
-          <w:b/>
-        </w:rPr>
-        <w:t xml:space="preserve">시작 조건  </w:t>
-      </w:r>
-      <w:r>
-        <w:t>회원이 상품을 담거나 장바구니 패널을 연다.</w:t>
-      </w:r>
-    </w:p>
-    <w:p>
-      <w:r>
-        <w:rPr>
-          <w:b/>
-        </w:rPr>
-        <w:t xml:space="preserve">정상 동작  </w:t>
-      </w:r>
-      <w:r>
-        <w:t>같은 상품은 한 행으로 합산한다. 수량 변경·삭제와 상품합계·주문당 배송비·총액을 표시한다. 재고를 선점하지 않는다.</w:t>
-      </w:r>
-    </w:p>
-    <w:p>
-      <w:r>
-        <w:rPr>
-          <w:b/>
-        </w:rPr>
-        <w:t xml:space="preserve">검증 및 예외  </w:t>
-      </w:r>
-      <w:r>
-        <w:t>품절·미노출·가격·재고 변경을 열기와 주문서 이동 시 다시 검사한다. 빈 장바구니는 결제 불가다. 저장 기간·기기 간 공유는 DEC-012에서 결정한다.</w:t>
-      </w:r>
-    </w:p>
-    <w:p>
-      <w:r>
-        <w:rPr>
-          <w:b/>
-        </w:rPr>
-        <w:t xml:space="preserve">검수 기준  </w:t>
-      </w:r>
-      <w:r>
-        <w:t>TC-006 서로 다른 2개 상품을 함께 주문하고, 삭제·수량·배송비가 즉시 합계에 반영된다.</w:t>
-      </w:r>
-    </w:p>
-    <w:p>
-      <w:r>
-        <w:br w:type="page"/>
-      </w:r>
-    </w:p>
-    <w:p>
-      <w:pPr>
-        <w:pStyle w:val="Heading1"/>
-      </w:pPr>
-      <w:r>
-        <w:t>기능 정의 4</w:t>
-      </w:r>
-    </w:p>
-    <w:p>
-      <w:pPr>
-        <w:pStyle w:val="Heading2"/>
-      </w:pPr>
-      <w:r>
-        <w:t>FN-007 주문자와 수령인 입력</w:t>
-      </w:r>
-    </w:p>
-    <w:p>
-      <w:r>
-        <w:rPr>
-          <w:b/>
-        </w:rPr>
-        <w:t xml:space="preserve">연결 및 근거  </w:t>
-      </w:r>
-      <w:r>
-        <w:t>SCR-U-005  |  견적 v9 포함</w:t>
-      </w:r>
-    </w:p>
-    <w:p>
-      <w:r>
-        <w:rPr>
-          <w:b/>
-        </w:rPr>
-        <w:t xml:space="preserve">현재 구현  </w:t>
-      </w:r>
-      <w:r>
-        <w:t>이름·전화·우편번호·기본주소·필수 상세주소·배송메모를 입력한다. 별도 수령인 입력란은 없다.</w:t>
-      </w:r>
-    </w:p>
-    <w:p>
-      <w:r>
-        <w:rPr>
-          <w:b/>
-        </w:rPr>
-        <w:t xml:space="preserve">시작 조건  </w:t>
-      </w:r>
-      <w:r>
-        <w:t>장바구니 또는 바로 구매에서 주문서로 이동한다.</w:t>
-      </w:r>
-    </w:p>
-    <w:p>
-      <w:r>
-        <w:rPr>
-          <w:b/>
-        </w:rPr>
-        <w:t xml:space="preserve">정상 동작  </w:t>
-      </w:r>
-      <w:r>
-        <w:t>주문자 이름·연락처와 수령인 이름·연락처를 구분한다. 주문자와 동일 체크로 복사한다. 우편번호·기본주소는 필수, 상세주소·배송메모는 선택 제안이다.</w:t>
-      </w:r>
-    </w:p>
-    <w:p>
-      <w:r>
-        <w:rPr>
-          <w:b/>
-        </w:rPr>
-        <w:t xml:space="preserve">검증 및 예외  </w:t>
-      </w:r>
-      <w:r>
-        <w:t>공백 이름·잘못된 전화번호·누락 필드를 결제 전에 검사하고 입력 위치로 이동한다. 최대 길이와 허용 연락처 형식은 DEC-010에서 확정한다.</w:t>
-      </w:r>
-    </w:p>
-    <w:p>
-      <w:r>
-        <w:rPr>
-          <w:b/>
-        </w:rPr>
-        <w:t xml:space="preserve">검수 기준  </w:t>
-      </w:r>
-      <w:r>
-        <w:t>TC-007 다른 수령인을 입력해 저장·조회할 수 있고, 상세주소가 없어도 주문서 검증을 통과한다.</w:t>
-      </w:r>
-    </w:p>
-    <w:p>
-      <w:pPr>
-        <w:pStyle w:val="Heading2"/>
-      </w:pPr>
-      <w:r>
-        <w:t>FN-008 주소 검색과 구매 동의</w:t>
-      </w:r>
-    </w:p>
-    <w:p>
-      <w:r>
-        <w:rPr>
-          <w:b/>
-        </w:rPr>
-        <w:t xml:space="preserve">연결 및 근거  </w:t>
-      </w:r>
-      <w:r>
-        <w:t>SCR-U-005  |  주소 검색은 시연 반영 동의 문구는 확정 필요</w:t>
-      </w:r>
-    </w:p>
-    <w:p>
-      <w:r>
-        <w:rPr>
-          <w:b/>
-        </w:rPr>
-        <w:t xml:space="preserve">현재 구현  </w:t>
-      </w:r>
-      <w:r>
-        <w:t>카카오 우편번호 스크립트를 불러오며 실패하면 직접 입력 안내를 제공한다. 동의 후 결제 버튼이 활성화된다.</w:t>
-      </w:r>
-    </w:p>
-    <w:p>
-      <w:r>
-        <w:rPr>
-          <w:b/>
-        </w:rPr>
-        <w:t xml:space="preserve">시작 조건  </w:t>
-      </w:r>
-      <w:r>
-        <w:t>주소 검색 버튼 선택 또는 필수 구매 안내 체크를 변경한다.</w:t>
-      </w:r>
-    </w:p>
-    <w:p>
-      <w:r>
-        <w:rPr>
-          <w:b/>
-        </w:rPr>
-        <w:t xml:space="preserve">정상 동작  </w:t>
-      </w:r>
-      <w:r>
-        <w:t>검색 결과의 우편번호·기본주소를 채우고 상세주소로 포커스를 옮긴다. 배송·취소·금액 안내 확인 후 결제를 진행한다.</w:t>
-      </w:r>
-    </w:p>
-    <w:p>
-      <w:r>
-        <w:rPr>
-          <w:b/>
-        </w:rPr>
-        <w:t xml:space="preserve">검증 및 예외  </w:t>
-      </w:r>
-      <w:r>
-        <w:t>검색 장애 시 직접 입력을 유지한다. 필수 동의는 기본 미선택이다. 문구·문서 버전·동의 시각 기록 범위는 DEC-011에서 확정한다.</w:t>
-      </w:r>
-    </w:p>
-    <w:p>
-      <w:r>
-        <w:rPr>
-          <w:b/>
-        </w:rPr>
-        <w:t xml:space="preserve">검수 기준  </w:t>
-      </w:r>
-      <w:r>
-        <w:t>TC-008 검색 실패에도 직접 입력 가능하고, 필수 동의가 없으면 결제를 진행하지 않는다.</w:t>
-      </w:r>
-    </w:p>
-    <w:p>
-      <w:r>
-        <w:br w:type="page"/>
-      </w:r>
-    </w:p>
-    <w:p>
-      <w:pPr>
-        <w:pStyle w:val="Heading1"/>
-      </w:pPr>
-      <w:r>
-        <w:t>기능 정의 5</w:t>
-      </w:r>
-    </w:p>
-    <w:p>
-      <w:pPr>
-        <w:pStyle w:val="Heading2"/>
-      </w:pPr>
-      <w:r>
-        <w:t>FN-009 카드 결제와 주문 확정</w:t>
-      </w:r>
-    </w:p>
-    <w:p>
-      <w:r>
-        <w:rPr>
-          <w:b/>
-        </w:rPr>
-        <w:t xml:space="preserve">연결 및 근거  </w:t>
-      </w:r>
-      <w:r>
-        <w:t>SCR-U-005 PG 결제  |  견적 v9 기존 PG 재사용</w:t>
-      </w:r>
-    </w:p>
-    <w:p>
-      <w:r>
-        <w:rPr>
-          <w:b/>
-        </w:rPr>
-        <w:t xml:space="preserve">현재 구현  </w:t>
-      </w:r>
-      <w:r>
-        <w:t>제출 즉시 로컬 주문을 만들고 재고를 차감한다. 실제 카드 승인·실패·서버 복구는 없다.</w:t>
-      </w:r>
-    </w:p>
-    <w:p>
-      <w:r>
-        <w:rPr>
-          <w:b/>
-        </w:rPr>
-        <w:t xml:space="preserve">시작 조건  </w:t>
-      </w:r>
-      <w:r>
-        <w:t>회원이 필수 입력·동의를 완료하고 결제하기를 누른다.</w:t>
-      </w:r>
-    </w:p>
-    <w:p>
-      <w:r>
-        <w:rPr>
-          <w:b/>
-        </w:rPr>
-        <w:t xml:space="preserve">정상 동작  </w:t>
-      </w:r>
-      <w:r>
-        <w:t>서버가 상품·가격·재고·배송비를 다시 계산하고 PG를 요청한다. 서버 검증된 승인 후 주문상품 스냅샷과 결제정보를 확정하고 재고를 1회 차감한다.</w:t>
-      </w:r>
-    </w:p>
-    <w:p>
-      <w:r>
-        <w:rPr>
-          <w:b/>
-        </w:rPr>
-        <w:t xml:space="preserve">검증 및 예외  </w:t>
-      </w:r>
-      <w:r>
-        <w:t>가격 변경은 새 금액 확인 후 재시도한다. 실패·사용자 중단은 주문 미확정이다. 중복 클릭·중복 콜백·동시 마지막 재고는 개발 전달서 3장 처리 규칙을 적용한다.</w:t>
-      </w:r>
-    </w:p>
-    <w:p>
-      <w:r>
-        <w:rPr>
-          <w:b/>
-        </w:rPr>
-        <w:t xml:space="preserve">검수 기준  </w:t>
-      </w:r>
-      <w:r>
-        <w:t>TC-009 결제 실패는 재고를 바꾸지 않는다. TC-011 중복 승인 통지도 주문·재고를 1회 처리한다. TC-012 초과 판매가 없다.</w:t>
-      </w:r>
-    </w:p>
-    <w:p>
-      <w:pPr>
-        <w:pStyle w:val="Heading2"/>
-      </w:pPr>
-      <w:r>
-        <w:t>FN-010 주문 완료</w:t>
-      </w:r>
-    </w:p>
-    <w:p>
-      <w:r>
-        <w:rPr>
-          <w:b/>
-        </w:rPr>
-        <w:t xml:space="preserve">연결 및 근거  </w:t>
-      </w:r>
-      <w:r>
-        <w:t>SCR-U-006  |  견적 v9 포함</w:t>
-      </w:r>
-    </w:p>
-    <w:p>
-      <w:r>
-        <w:rPr>
-          <w:b/>
-        </w:rPr>
-        <w:t xml:space="preserve">현재 구현  </w:t>
-      </w:r>
-      <w:r>
-        <w:t>로컬 주문번호·상품·수량·총액과 주문 조회 링크를 표시한다.</w:t>
-      </w:r>
-    </w:p>
-    <w:p>
-      <w:r>
-        <w:rPr>
-          <w:b/>
-        </w:rPr>
-        <w:t xml:space="preserve">시작 조건  </w:t>
-      </w:r>
-      <w:r>
-        <w:t>서버에서 결제가 검증되고 주문이 확정된 후 이동한다.</w:t>
-      </w:r>
-    </w:p>
-    <w:p>
-      <w:r>
-        <w:rPr>
-          <w:b/>
-        </w:rPr>
-        <w:t xml:space="preserve">정상 동작  </w:t>
-      </w:r>
-      <w:r>
-        <w:t>주문번호·구매 내역·확정 총액·배송 안내를 표시한다. 주문 내역 확인과 쇼핑 계속하기를 제공한다.</w:t>
-      </w:r>
-    </w:p>
-    <w:p>
-      <w:r>
-        <w:rPr>
-          <w:b/>
-        </w:rPr>
-        <w:t xml:space="preserve">검증 및 예외  </w:t>
-      </w:r>
-      <w:r>
-        <w:t>새로고침은 기존 주문 조회이며 재결제가 아니다. 결제 결과 미확정은 확인 중으로 안내하고 운영 복구 대상에 기록한다.</w:t>
-      </w:r>
-    </w:p>
-    <w:p>
-      <w:r>
-        <w:rPr>
-          <w:b/>
-        </w:rPr>
-        <w:t xml:space="preserve">검수 기준  </w:t>
-      </w:r>
-      <w:r>
-        <w:t>TC-013 완료 화면 새로고침으로 새 주문이 생기지 않으며 다른 회원의 완료 URL은 열 수 없다.</w:t>
-      </w:r>
-    </w:p>
-    <w:p>
-      <w:r>
-        <w:br w:type="page"/>
-      </w:r>
-    </w:p>
-    <w:p>
-      <w:pPr>
-        <w:pStyle w:val="Heading1"/>
-      </w:pPr>
-      <w:r>
-        <w:t>기능 정의 6</w:t>
-      </w:r>
-    </w:p>
-    <w:p>
-      <w:pPr>
-        <w:pStyle w:val="Heading2"/>
-      </w:pPr>
-      <w:r>
-        <w:t>FN-011 본인 주문 목록</w:t>
-      </w:r>
-    </w:p>
-    <w:p>
-      <w:r>
-        <w:rPr>
-          <w:b/>
-        </w:rPr>
-        <w:t xml:space="preserve">연결 및 근거  </w:t>
-      </w:r>
-      <w:r>
-        <w:t>SCR-U-007  |  견적 v9 포함</w:t>
-      </w:r>
-    </w:p>
-    <w:p>
-      <w:r>
-        <w:rPr>
-          <w:b/>
-        </w:rPr>
-        <w:t xml:space="preserve">현재 구현  </w:t>
-      </w:r>
-      <w:r>
-        <w:t>브라우저 저장 주문과 예시 주문을 모두 보여준다. 회원별 소유권 필터는 없다.</w:t>
-      </w:r>
-    </w:p>
-    <w:p>
-      <w:r>
-        <w:rPr>
-          <w:b/>
-        </w:rPr>
-        <w:t xml:space="preserve">시작 조건  </w:t>
-      </w:r>
-      <w:r>
-        <w:t>로그인 회원이 주문 조회를 선택한다.</w:t>
-      </w:r>
-    </w:p>
-    <w:p>
-      <w:r>
-        <w:rPr>
-          <w:b/>
-        </w:rPr>
-        <w:t xml:space="preserve">정상 동작  </w:t>
-      </w:r>
-      <w:r>
-        <w:t>서버가 회원 ID 기준 주문만 최신순 반환한다. 주문일·상태·주문번호·상품·수량·확정 금액과 상세 링크를 제공한다.</w:t>
-      </w:r>
-    </w:p>
-    <w:p>
-      <w:r>
-        <w:rPr>
-          <w:b/>
-        </w:rPr>
-        <w:t xml:space="preserve">검증 및 예외  </w:t>
-      </w:r>
-      <w:r>
-        <w:t>주문 없음·조회 실패를 구분한다. 페이지 크기는 DEC-009에서 확정한다. 예시 주문은 실제 운영 데이터에 넣지 않는다.</w:t>
-      </w:r>
-    </w:p>
-    <w:p>
-      <w:r>
-        <w:rPr>
-          <w:b/>
-        </w:rPr>
-        <w:t xml:space="preserve">검수 기준  </w:t>
-      </w:r>
-      <w:r>
-        <w:t>TC-010 회원 A는 회원 B 주문을 목록과 직접 URL 어느 경로로도 볼 수 없다.</w:t>
-      </w:r>
-    </w:p>
-    <w:p>
-      <w:pPr>
-        <w:pStyle w:val="Heading2"/>
-      </w:pPr>
-      <w:r>
-        <w:t>FN-012 주문 상세와 금액 보존</w:t>
-      </w:r>
-    </w:p>
-    <w:p>
-      <w:r>
-        <w:rPr>
-          <w:b/>
-        </w:rPr>
-        <w:t xml:space="preserve">연결 및 근거  </w:t>
-      </w:r>
-      <w:r>
-        <w:t>SCR-U-008  |  견적 v9 포함</w:t>
-      </w:r>
-    </w:p>
-    <w:p>
-      <w:r>
-        <w:rPr>
-          <w:b/>
-        </w:rPr>
-        <w:t xml:space="preserve">현재 구현  </w:t>
-      </w:r>
-      <w:r>
-        <w:t>상품·배송지·결제정보를 표시한다. 이미지와 일부 이전 주문 금액은 현재 상품·설정에서 참조한다.</w:t>
-      </w:r>
-    </w:p>
-    <w:p>
-      <w:r>
-        <w:rPr>
-          <w:b/>
-        </w:rPr>
-        <w:t xml:space="preserve">시작 조건  </w:t>
-      </w:r>
-      <w:r>
-        <w:t>본인 주문 목록에서 상세를 선택한다.</w:t>
-      </w:r>
-    </w:p>
-    <w:p>
-      <w:r>
-        <w:rPr>
-          <w:b/>
-        </w:rPr>
-        <w:t xml:space="preserve">정상 동작  </w:t>
-      </w:r>
-      <w:r>
-        <w:t>주문 당시 상품명·단가·수량·상품금액·배송비·총액·취소기한과 수령 정보를 표시한다. 결제·배송·환불 상태를 분리한다.</w:t>
-      </w:r>
-    </w:p>
-    <w:p>
-      <w:r>
-        <w:rPr>
-          <w:b/>
-        </w:rPr>
-        <w:t xml:space="preserve">검증 및 예외  </w:t>
-      </w:r>
-      <w:r>
-        <w:t>상품 삭제·가격 변경·설정 변경에도 주문 금액과 기한을 유지한다. 금액이 없는 이전 데이터는 운영 이관 규칙으로 보정하고 현재 가격으로 추정하지 않는다.</w:t>
-      </w:r>
-    </w:p>
-    <w:p>
-      <w:r>
-        <w:rPr>
-          <w:b/>
-        </w:rPr>
-        <w:t xml:space="preserve">검수 기준  </w:t>
-      </w:r>
-      <w:r>
-        <w:t>TC-014 가격·배송비·취소시간을 바꿔도 이미 확정된 주문 내역은 변하지 않는다.</w:t>
-      </w:r>
-    </w:p>
-    <w:p>
-      <w:r>
-        <w:br w:type="page"/>
-      </w:r>
-    </w:p>
-    <w:p>
-      <w:pPr>
-        <w:pStyle w:val="Heading1"/>
-      </w:pPr>
-      <w:r>
-        <w:t>기능 정의 7</w:t>
-      </w:r>
-    </w:p>
-    <w:p>
-      <w:pPr>
-        <w:pStyle w:val="Heading2"/>
-      </w:pPr>
-      <w:r>
-        <w:t>FN-013 사용자 주문 전체 취소</w:t>
-      </w:r>
-    </w:p>
-    <w:p>
-      <w:r>
-        <w:rPr>
-          <w:b/>
-        </w:rPr>
-        <w:t xml:space="preserve">연결 및 근거  </w:t>
-      </w:r>
-      <w:r>
-        <w:t>SCR-U-008 전체 취소 확인  |  견적 v9 전체 취소 포함 시간 정책은 미확정</w:t>
-      </w:r>
-    </w:p>
-    <w:p>
-      <w:r>
-        <w:rPr>
-          <w:b/>
-        </w:rPr>
-        <w:t xml:space="preserve">현재 구현  </w:t>
-      </w:r>
-      <w:r>
-        <w:t>출고 대기이며 현재 시각이 cancelUntil보다 작으면 로컬 전체 취소·재고 복원을 수행한다.</w:t>
-      </w:r>
-    </w:p>
-    <w:p>
-      <w:r>
-        <w:rPr>
-          <w:b/>
-        </w:rPr>
-        <w:t xml:space="preserve">시작 조건  </w:t>
-      </w:r>
-      <w:r>
-        <w:t>주문 소유자가 허용 시간 안에 발송 전 주문에서 전체 취소를 선택하고 확인한다.</w:t>
-      </w:r>
-    </w:p>
-    <w:p>
-      <w:r>
-        <w:rPr>
-          <w:b/>
-        </w:rPr>
-        <w:t xml:space="preserve">정상 동작  </w:t>
-      </w:r>
-      <w:r>
-        <w:t>서버가 소유권·결제·배송·취소 기한을 검사하고 PG 전액 취소를 요청한다. 성공 확인 후 환불 완료와 재고 복원을 각각 1회 처리한다.</w:t>
-      </w:r>
-    </w:p>
-    <w:p>
-      <w:r>
-        <w:rPr>
-          <w:b/>
-        </w:rPr>
-        <w:t xml:space="preserve">검증 및 예외  </w:t>
-      </w:r>
-      <w:r>
-        <w:t>시간 경계는 now &lt; cancelUntil 제안이다. 기한 만료·발송·이미 취소는 불가다. PG 실패·응답 유실은 완료로 표시하지 않는다. 배송비 포함 전액 정책은 DEC-002에서 확인한다.</w:t>
-      </w:r>
-    </w:p>
-    <w:p>
-      <w:r>
-        <w:rPr>
-          <w:b/>
-        </w:rPr>
-        <w:t xml:space="preserve">검수 기준  </w:t>
-      </w:r>
-      <w:r>
-        <w:t>TC-015 허용 시간 안의 발송 전 주문은 전액 취소된다. TC-016 만료·발송·중복 취소는 거부하고 재고가 중복 복원되지 않는다.</w:t>
-      </w:r>
-    </w:p>
-    <w:p>
-      <w:pPr>
-        <w:pStyle w:val="Heading2"/>
-      </w:pPr>
-      <w:r>
-        <w:t>FN-014 배송정보와 배송 조회</w:t>
-      </w:r>
-    </w:p>
-    <w:p>
-      <w:r>
-        <w:rPr>
-          <w:b/>
-        </w:rPr>
-        <w:t xml:space="preserve">연결 및 근거  </w:t>
-      </w:r>
-      <w:r>
-        <w:t>SCR-U-008 택배사 조회  |  견적 v9 송장 수동 표시 포함 택배 API 제외</w:t>
-      </w:r>
-    </w:p>
-    <w:p>
-      <w:r>
-        <w:rPr>
-          <w:b/>
-        </w:rPr>
-        <w:t xml:space="preserve">현재 구현  </w:t>
-      </w:r>
-      <w:r>
-        <w:t>발송 완료 주문에서 택배사·송장과 외부 조회 링크를 제공한다. 송장번호는 직접 입력해야 한다.</w:t>
-      </w:r>
-    </w:p>
-    <w:p>
-      <w:r>
-        <w:rPr>
-          <w:b/>
-        </w:rPr>
-        <w:t xml:space="preserve">시작 조건  </w:t>
-      </w:r>
-      <w:r>
-        <w:t>회원이 발송 완료된 주문 상세를 연다.</w:t>
-      </w:r>
-    </w:p>
-    <w:p>
-      <w:r>
-        <w:rPr>
-          <w:b/>
-        </w:rPr>
-        <w:t xml:space="preserve">정상 동작  </w:t>
-      </w:r>
-      <w:r>
-        <w:t>택배사·송장번호·발송 상태를 표시한다. 배송조회는 택배사 페이지를 새 창으로 열며 수동 입력 필요 안내를 유지한다.</w:t>
-      </w:r>
-    </w:p>
-    <w:p>
-      <w:r>
-        <w:rPr>
-          <w:b/>
-        </w:rPr>
-        <w:t xml:space="preserve">검증 및 예외  </w:t>
-      </w:r>
-      <w:r>
-        <w:t>송장이 없으면 배송조회 버튼을 숨긴다. 발송 완료는 배송 완료와 다르다. 자동 추적·자동 송장 출력은 범위 제외다.</w:t>
-      </w:r>
-    </w:p>
-    <w:p>
-      <w:r>
-        <w:rPr>
-          <w:b/>
-        </w:rPr>
-        <w:t xml:space="preserve">검수 기준  </w:t>
-      </w:r>
-      <w:r>
-        <w:t>TC-017 관리자 발송 정보가 본인 주문에 반영되고 송장이 없을 때 무효 조회 링크가 없다.</w:t>
-      </w:r>
-    </w:p>
-    <w:p>
-      <w:r>
-        <w:br w:type="page"/>
-      </w:r>
-    </w:p>
-    <w:p>
-      <w:pPr>
-        <w:pStyle w:val="Heading1"/>
-      </w:pPr>
-      <w:r>
-        <w:t>기능 정의 8</w:t>
-      </w:r>
-    </w:p>
-    <w:p>
-      <w:pPr>
-        <w:pStyle w:val="Heading2"/>
-      </w:pPr>
-      <w:r>
-        <w:t>FN-015 관리자 주문 검색</w:t>
-      </w:r>
-    </w:p>
-    <w:p>
-      <w:r>
-        <w:rPr>
-          <w:b/>
-        </w:rPr>
-        <w:t xml:space="preserve">연결 및 근거  </w:t>
-      </w:r>
-      <w:r>
-        <w:t>SCR-A-001  |  견적 v9 포함</w:t>
-      </w:r>
-    </w:p>
-    <w:p>
-      <w:r>
-        <w:rPr>
-          <w:b/>
-        </w:rPr>
-        <w:t xml:space="preserve">현재 구현  </w:t>
-      </w:r>
-      <w:r>
-        <w:t>기간·결제·배송 상태·주문번호·구매자·전화번호 검색이 있다. 하단 페이지 번호는 실제 페이지 분할을 하지 않는다.</w:t>
-      </w:r>
-    </w:p>
-    <w:p>
-      <w:r>
-        <w:rPr>
-          <w:b/>
-        </w:rPr>
-        <w:t xml:space="preserve">시작 조건  </w:t>
-      </w:r>
-      <w:r>
-        <w:t>주문 조회 권한 관리자가 커머스관리시스템의 굿즈 판매 현황 메뉴에서 조건을 입력하고 검색한다.</w:t>
-      </w:r>
-    </w:p>
-    <w:p>
-      <w:r>
-        <w:rPr>
-          <w:b/>
-        </w:rPr>
-        <w:t xml:space="preserve">정상 동작  </w:t>
-      </w:r>
-      <w:r>
-        <w:t>주문번호·구매자·상품·금액·결제 및 환불·배송 상태·주문일을 조회한다. 조건 조합은 AND, 키워드 대상 내에서는 OR로 검색한다.</w:t>
-      </w:r>
-    </w:p>
-    <w:p>
-      <w:r>
-        <w:rPr>
-          <w:b/>
-        </w:rPr>
-        <w:t xml:space="preserve">검증 및 예외  </w:t>
-      </w:r>
-      <w:r>
-        <w:t>시작일 &gt; 종료일은 오류다. 날짜는 한국 시간의 시작일 00시부터 종료일 다음 날 00시 전까지다. 실제 페이지 분할과 총 건수는 서버에서 계산한다.</w:t>
-      </w:r>
-    </w:p>
-    <w:p>
-      <w:r>
-        <w:rPr>
-          <w:b/>
-        </w:rPr>
-        <w:t xml:space="preserve">검수 기준  </w:t>
-      </w:r>
-      <w:r>
-        <w:t>TC-018 복합 필터·초기화·빈 결과·날짜 경계·다음 페이지가 올바르게 동작한다.</w:t>
-      </w:r>
-    </w:p>
-    <w:p>
-      <w:pPr>
-        <w:pStyle w:val="Heading2"/>
-      </w:pPr>
-      <w:r>
-        <w:t>FN-016 주문 및 출고 대상 내려받기</w:t>
-      </w:r>
-    </w:p>
-    <w:p>
-      <w:r>
-        <w:rPr>
-          <w:b/>
-        </w:rPr>
-        <w:t xml:space="preserve">연결 및 근거  </w:t>
-      </w:r>
-      <w:r>
-        <w:t>SCR-A-001 SCR-A-003 목록 내려받기  |  견적 v9 엑셀 포함 현재 시연은 CSV</w:t>
-      </w:r>
-    </w:p>
-    <w:p>
-      <w:r>
-        <w:rPr>
-          <w:b/>
-        </w:rPr>
-        <w:t xml:space="preserve">현재 구현  </w:t>
-      </w:r>
-      <w:r>
-        <w:t>적용 필터 결과를 UTF-8 BOM CSV로 생성하며 주문상품마다 한 행이다. 주문 총액은 각 행에 반복된다.</w:t>
-      </w:r>
-    </w:p>
-    <w:p>
-      <w:r>
-        <w:rPr>
-          <w:b/>
-        </w:rPr>
-        <w:t xml:space="preserve">시작 조건  </w:t>
-      </w:r>
-      <w:r>
-        <w:t>다운로드 권한 관리자가 목록 내려받기를 선택한다.</w:t>
-      </w:r>
-    </w:p>
-    <w:p>
-      <w:r>
-        <w:rPr>
-          <w:b/>
-        </w:rPr>
-        <w:t xml:space="preserve">정상 동작  </w:t>
-      </w:r>
-      <w:r>
-        <w:t>현재 검색 조건 전체 결과를 내려받는다. 목록 CSV 내려받기는 유지하고 송장 엑셀 등록·업로드 및 송장 양식 내려받기는 제공하지 않는다. 주문번호·일시·주문자·연락처·수령인·연락처·우편번호·주소·메모·상품·수량·단가·상품금액·주문총액·배송상태·택배사·송장을 포함한다.</w:t>
-      </w:r>
-    </w:p>
-    <w:p>
-      <w:r>
-        <w:rPr>
-          <w:b/>
-        </w:rPr>
-        <w:t xml:space="preserve">검증 및 예외  </w:t>
-      </w:r>
-      <w:r>
-        <w:t>현재 방식인 CSV 유지를 기본 제안으로 하고 XLSX 확대는 새로 요청하지 않는 한 제외한다. 최종 컬럼은 DEC-005에서 확정한다. 주문 총액 반복 열은 주문번호별 1회 집계 안내를 표시한다. 수식 시작 문자·줄바꿈·따옴표를 안전하게 처리한다.</w:t>
-      </w:r>
-    </w:p>
-    <w:p>
-      <w:r>
-        <w:rPr>
-          <w:b/>
-        </w:rPr>
-        <w:t xml:space="preserve">검수 기준  </w:t>
-      </w:r>
-      <w:r>
-        <w:t>TC-019 화면 조건과 파일 대상이 같고, 2상품 주문은 2행이며 총액 중복 집계 방지 안내가 있다.</w:t>
-      </w:r>
-    </w:p>
-    <w:p>
-      <w:r>
-        <w:br w:type="page"/>
-      </w:r>
-    </w:p>
-    <w:p>
-      <w:pPr>
-        <w:pStyle w:val="Heading1"/>
-      </w:pPr>
-      <w:r>
-        <w:t>기능 정의 9</w:t>
-      </w:r>
-    </w:p>
-    <w:p>
-      <w:pPr>
-        <w:pStyle w:val="Heading2"/>
-      </w:pPr>
-      <w:r>
-        <w:t>FN-017 관리자 주문 상세</w:t>
-      </w:r>
-    </w:p>
-    <w:p>
-      <w:r>
-        <w:rPr>
-          <w:b/>
-        </w:rPr>
-        <w:t xml:space="preserve">연결 및 근거  </w:t>
-      </w:r>
-      <w:r>
-        <w:t>SCR-A-002  |  견적 v9 포함</w:t>
-      </w:r>
-    </w:p>
-    <w:p>
-      <w:r>
-        <w:rPr>
-          <w:b/>
-        </w:rPr>
-        <w:t xml:space="preserve">현재 구현  </w:t>
-      </w:r>
-      <w:r>
-        <w:t>주문상품·배송지·결제정보와 출고 대기 주문 취소 버튼을 표시한다. 실제 권한 검증은 없다.</w:t>
-      </w:r>
-    </w:p>
-    <w:p>
-      <w:r>
-        <w:rPr>
-          <w:b/>
-        </w:rPr>
-        <w:t xml:space="preserve">시작 조건  </w:t>
-      </w:r>
-      <w:r>
-        <w:t>권한 관리자가 주문 목록에서 상세보기를 선택한다.</w:t>
-      </w:r>
-    </w:p>
-    <w:p>
-      <w:r>
-        <w:rPr>
-          <w:b/>
-        </w:rPr>
-        <w:t xml:space="preserve">정상 동작  </w:t>
-      </w:r>
-      <w:r>
-        <w:t>회원·주문자·수령인·연락처·주소·메모·금액·승인/취소 정보·송장을 표시한다. 변경 및 오류 이력을 조회할 수 있게 한다.</w:t>
-      </w:r>
-    </w:p>
-    <w:p>
-      <w:r>
-        <w:rPr>
-          <w:b/>
-        </w:rPr>
-        <w:t xml:space="preserve">검증 및 예외  </w:t>
-      </w:r>
-      <w:r>
-        <w:t>개인정보 조회·출고·환불·다운로드 권한을 서버에서 별도로 확인한다. 이력 조회 UI 범위는 DEC-006에서 확정한다.</w:t>
-      </w:r>
-    </w:p>
-    <w:p>
-      <w:r>
-        <w:rPr>
-          <w:b/>
-        </w:rPr>
-        <w:t xml:space="preserve">검수 기준  </w:t>
-      </w:r>
-      <w:r>
-        <w:t>TC-020 조회 권한만 있는 계정은 출고·취소·다운로드 요청을 직접 호출해도 거부된다.</w:t>
-      </w:r>
-    </w:p>
-    <w:p>
-      <w:pPr>
-        <w:pStyle w:val="Heading2"/>
-      </w:pPr>
-      <w:r>
-        <w:t>FN-018 관리자 전체 취소</w:t>
-      </w:r>
-    </w:p>
-    <w:p>
-      <w:r>
-        <w:rPr>
-          <w:b/>
-        </w:rPr>
-        <w:t xml:space="preserve">연결 및 근거  </w:t>
-      </w:r>
-      <w:r>
-        <w:t>SCR-A-002 전체 취소 확인  |  견적 v9 포함 관리자 시간 예외 미확정</w:t>
-      </w:r>
-    </w:p>
-    <w:p>
-      <w:r>
-        <w:rPr>
-          <w:b/>
-        </w:rPr>
-        <w:t xml:space="preserve">현재 구현  </w:t>
-      </w:r>
-      <w:r>
-        <w:t>현재는 출고 대기이면 시간 제한 없이 로컬 취소한다. 사용자 기한 조건과 다르다.</w:t>
-      </w:r>
-    </w:p>
-    <w:p>
-      <w:r>
-        <w:rPr>
-          <w:b/>
-        </w:rPr>
-        <w:t xml:space="preserve">시작 조건  </w:t>
-      </w:r>
-      <w:r>
-        <w:t>취소 권한 관리자가 발송 전 주문에서 취소 사유를 입력하고 전체 취소를 확인한다.</w:t>
-      </w:r>
-    </w:p>
-    <w:p>
-      <w:r>
-        <w:rPr>
-          <w:b/>
-        </w:rPr>
-        <w:t xml:space="preserve">정상 동작  </w:t>
-      </w:r>
-      <w:r>
-        <w:t>사용자와 같은 PG·재고 처리 경로를 사용한다. 처리자·사유·시각을 기록한다. 관리자 기한 초과 허용 여부는 DEC-003에서 결정한다.</w:t>
-      </w:r>
-    </w:p>
-    <w:p>
-      <w:r>
-        <w:rPr>
-          <w:b/>
-        </w:rPr>
-        <w:t xml:space="preserve">검증 및 예외  </w:t>
-      </w:r>
-      <w:r>
-        <w:t>권한 없는 요청·발송 완료는 거부한다. 기한 초과 취소는 정책 확정 전 허용하지 않는 제안이다. 취소 실패는 원상태를 유지하고 운영 확인 대상으로 남긴다.</w:t>
-      </w:r>
-    </w:p>
-    <w:p>
-      <w:r>
-        <w:rPr>
-          <w:b/>
-        </w:rPr>
-        <w:t xml:space="preserve">검수 기준  </w:t>
-      </w:r>
-      <w:r>
-        <w:t>TC-021 확정된 관리자 예외 정책에 따라 처리하며, PG 실패 시 환불 완료와 재고 복원 모두 발생하지 않는다.</w:t>
-      </w:r>
-    </w:p>
-    <w:p>
-      <w:r>
-        <w:br w:type="page"/>
-      </w:r>
-    </w:p>
-    <w:p>
-      <w:pPr>
-        <w:pStyle w:val="Heading1"/>
-      </w:pPr>
-      <w:r>
-        <w:t>기능 정의 10</w:t>
-      </w:r>
-    </w:p>
-    <w:p>
-      <w:pPr>
-        <w:pStyle w:val="Heading2"/>
-      </w:pPr>
-      <w:r>
-        <w:t>FN-019 일괄 배송 대상과 송장 검증</w:t>
-      </w:r>
-    </w:p>
-    <w:p>
-      <w:r>
-        <w:rPr>
-          <w:b/>
-        </w:rPr>
-        <w:t xml:space="preserve">연결 및 근거  </w:t>
-      </w:r>
-      <w:r>
-        <w:t>SCR-A-003  |  견적 v9 일괄 출고 및 수동 송장 포함</w:t>
-      </w:r>
-    </w:p>
-    <w:p>
-      <w:r>
-        <w:rPr>
-          <w:b/>
-        </w:rPr>
-        <w:t xml:space="preserve">현재 구현  </w:t>
-      </w:r>
-      <w:r>
-        <w:t>출고 대기 주문만 표시하고 기본 택배사·행별 택배사·송장 입력을 제공한다. 최신 지시로 송장 엑셀 등록과 양식 다운로드는 제거되었다. 목록 내려받기 CSV는 유지되어 있다.</w:t>
-      </w:r>
-    </w:p>
-    <w:p>
-      <w:r>
-        <w:rPr>
-          <w:b/>
-        </w:rPr>
-        <w:t xml:space="preserve">시작 조건  </w:t>
-      </w:r>
-      <w:r>
-        <w:t>출고 권한 관리자가 일괄 배송 처리 탭에서 발송 대상을 선택한다.</w:t>
-      </w:r>
-    </w:p>
-    <w:p>
-      <w:r>
-        <w:rPr>
-          <w:b/>
-        </w:rPr>
-        <w:t xml:space="preserve">정상 동작  </w:t>
-      </w:r>
-      <w:r>
-        <w:t>상단에서 공통 택배사를 한 번 선택하고 주문별 송장번호만 직접 입력하는 흐름을 기본으로 한다. 다른 택배사 주문만 개별 변경할 수 있게 하는 제안이다. 현재 코드는 기본 택배사와 행별 선택창을 모두 제공하므로 이 단순화는 추가 반영 대상이다. 송장 공백·하이픈을 제거하고 선택 건수와 오류 행을 표시한다. 미선택 실행은 비활성화한다.</w:t>
-      </w:r>
-    </w:p>
-    <w:p>
-      <w:r>
-        <w:rPr>
-          <w:b/>
-        </w:rPr>
-        <w:t xml:space="preserve">검증 및 예외  </w:t>
-      </w:r>
-      <w:r>
-        <w:t>현재 숫자 8~30자리와 택배사+송장 중복 금지는 시연 규칙이다. 합포장·택배사 형식 허용 여부는 DEC-004에서 확정한다. 오류가 있으면 전체 변경 없이 보정한다.</w:t>
-      </w:r>
-    </w:p>
-    <w:p>
-      <w:r>
-        <w:rPr>
-          <w:b/>
-        </w:rPr>
-        <w:t xml:space="preserve">검수 기준  </w:t>
-      </w:r>
-      <w:r>
-        <w:t>TC-022 미선택·누락·형식 오류·중복 송장은 정책에 따라 차단하고 해당 행을 안내한다.</w:t>
-      </w:r>
-    </w:p>
-    <w:p>
-      <w:pPr>
-        <w:pStyle w:val="Heading2"/>
-      </w:pPr>
-      <w:r>
-        <w:t>FN-020 선택 주문 발송 완료</w:t>
-      </w:r>
-    </w:p>
-    <w:p>
-      <w:r>
-        <w:rPr>
-          <w:b/>
-        </w:rPr>
-        <w:t xml:space="preserve">연결 및 근거  </w:t>
-      </w:r>
-      <w:r>
-        <w:t>SCR-A-003  |  견적 v9 포함</w:t>
-      </w:r>
-    </w:p>
-    <w:p>
-      <w:r>
-        <w:rPr>
-          <w:b/>
-        </w:rPr>
-        <w:t xml:space="preserve">현재 구현  </w:t>
-      </w:r>
-      <w:r>
-        <w:t>선택 주문을 출고 완료로 바꾸고 carrier·trackingNumber·shippedAt을 저장한다.</w:t>
-      </w:r>
-    </w:p>
-    <w:p>
-      <w:r>
-        <w:rPr>
-          <w:b/>
-        </w:rPr>
-        <w:t xml:space="preserve">시작 조건  </w:t>
-      </w:r>
-      <w:r>
-        <w:t>관리자가 실제 포장 및 택배 접수를 마치고 선택 주문 발송 완료를 실행한다.</w:t>
-      </w:r>
-    </w:p>
-    <w:p>
-      <w:r>
-        <w:rPr>
-          <w:b/>
-        </w:rPr>
-        <w:t xml:space="preserve">정상 동작  </w:t>
-      </w:r>
-      <w:r>
-        <w:t>서버가 각 주문이 여전히 결제 완료·배송 대기인지 재검증하고 택배사·송장·발송 시각·처리자를 저장한다. 고객 표시를 발송 완료로 바꾼다.</w:t>
-      </w:r>
-    </w:p>
-    <w:p>
-      <w:r>
-        <w:rPr>
-          <w:b/>
-        </w:rPr>
-        <w:t xml:space="preserve">검증 및 예외  </w:t>
-      </w:r>
-      <w:r>
-        <w:t>선택 후 취소된 주문·동시 취소 요청은 충돌을 안내한다. 일괄 처리 전부 성공 또는 전부 실패를 기본 제안으로 하며 배치 크기는 개발 검토로 확정한다.</w:t>
-      </w:r>
-    </w:p>
-    <w:p>
-      <w:r>
-        <w:rPr>
-          <w:b/>
-        </w:rPr>
-        <w:t xml:space="preserve">검수 기준  </w:t>
-      </w:r>
-      <w:r>
-        <w:t>TC-023 발송 후 사용자 취소가 차단된다. TC-024 취소와 출고 동시 요청 중 하나만 성공한다.</w:t>
-      </w:r>
-    </w:p>
-    <w:p>
-      <w:r>
-        <w:br w:type="page"/>
-      </w:r>
-    </w:p>
-    <w:p>
-      <w:pPr>
-        <w:pStyle w:val="Heading1"/>
-      </w:pPr>
-      <w:r>
-        <w:t>기능 정의 11</w:t>
-      </w:r>
-    </w:p>
-    <w:p>
-      <w:pPr>
-        <w:pStyle w:val="Heading2"/>
-      </w:pPr>
-      <w:r>
-        <w:t>FN-021 상품 목록과 검색</w:t>
-      </w:r>
-    </w:p>
-    <w:p>
-      <w:r>
-        <w:rPr>
-          <w:b/>
-        </w:rPr>
-        <w:t xml:space="preserve">연결 및 근거  </w:t>
-      </w:r>
-      <w:r>
-        <w:t>SCR-A-004  |  견적 v9 포함</w:t>
-      </w:r>
-    </w:p>
-    <w:p>
-      <w:r>
-        <w:rPr>
-          <w:b/>
-        </w:rPr>
-        <w:t xml:space="preserve">현재 구현  </w:t>
-      </w:r>
-      <w:r>
-        <w:t>상품명·판매 상태 필터와 대표 이미지·가격·재고·상태·수정 버튼이 있다.</w:t>
-      </w:r>
-    </w:p>
-    <w:p>
-      <w:r>
-        <w:rPr>
-          <w:b/>
-        </w:rPr>
-        <w:t xml:space="preserve">시작 조건  </w:t>
-      </w:r>
-      <w:r>
-        <w:t>상품 조회 권한 관리자가 커머스관리시스템의 온라인 스토어 운영을 연다.</w:t>
-      </w:r>
-    </w:p>
-    <w:p>
-      <w:r>
-        <w:rPr>
-          <w:b/>
-        </w:rPr>
-        <w:t>정상 동작  전체 상품을 최근 수정순으로 조회하고 상품명·판매 상태 검색을 제공한다. 판매 중지 상품도 관리 화면에서는 확인할 수 있다.</w:t>
-      </w:r>
-      <w:r/>
-    </w:p>
-    <w:p>
-      <w:r>
-        <w:rPr>
-          <w:b/>
-        </w:rPr>
-        <w:t xml:space="preserve">검증 및 예외  </w:t>
-      </w:r>
-      <w:r>
-        <w:t>0재고는 품절로 표시한다. 판매 상태와 재고 충돌은 저장·조회에서 같은 기준을 적용한다. 목록 페이지 분할은 DEC-009에서 결정한다.</w:t>
-      </w:r>
-    </w:p>
-    <w:p>
-      <w:r>
-        <w:rPr>
-          <w:b/>
-        </w:rPr>
-        <w:t xml:space="preserve">검수 기준  </w:t>
-      </w:r>
-      <w:r>
-        <w:t>TC-025 판매·품절·판매 중지 각각 검색되며 사용자 노출 결과와 일치한다.</w:t>
-      </w:r>
-    </w:p>
-    <w:p>
-      <w:pPr>
-        <w:pStyle w:val="Heading2"/>
-      </w:pPr>
-      <w:r>
-        <w:t>FN-022 상품 기본정보와 대표 이미지</w:t>
-      </w:r>
-    </w:p>
-    <w:p>
-      <w:r>
-        <w:rPr>
-          <w:b/>
-        </w:rPr>
-        <w:t xml:space="preserve">연결 및 근거  </w:t>
-      </w:r>
-      <w:r>
-        <w:t>SCR-A-005  |  견적 v9 기본 상품 포함 파일 업로드는 시연 반영</w:t>
-      </w:r>
-    </w:p>
-    <w:p>
-      <w:r>
-        <w:rPr>
-          <w:b/>
-        </w:rPr>
-        <w:t xml:space="preserve">현재 구현  </w:t>
-      </w:r>
-      <w:r>
-        <w:t>상품명·가격·재고·요약·상태와 JPG/PNG/WebP 5MB 이하 대표 이미지 첨부·미리보기·삭제가 있다.</w:t>
-      </w:r>
-    </w:p>
-    <w:p>
-      <w:r>
-        <w:rPr>
-          <w:b/>
-        </w:rPr>
-        <w:t xml:space="preserve">시작 조건  </w:t>
-      </w:r>
-      <w:r>
-        <w:t>상품 관리자가 상품 등록 또는 수정 후 저장한다.</w:t>
-      </w:r>
-    </w:p>
-    <w:p>
-      <w:r>
-        <w:rPr>
-          <w:b/>
-        </w:rPr>
-        <w:t xml:space="preserve">정상 동작  </w:t>
-      </w:r>
-      <w:r>
-        <w:t>이름·대표 이미지·가격·재고·요약·상태를 저장한다. 파일은 서버 업로드 후 URL을 보관한다. 입력값과 이미지를 유지한 채 저장 실패를 안내한다.</w:t>
-      </w:r>
-    </w:p>
-    <w:p>
-      <w:r>
-        <w:rPr>
-          <w:b/>
-        </w:rPr>
-        <w:t xml:space="preserve">검증 및 예외  </w:t>
-      </w:r>
-      <w:r>
-        <w:t>가격·재고는 음수·소수 불가, 0원 판매 허용은 DEC-010에서 확정한다. 확장자와 실제 파일 형식을 검사한다. 대표 이미지 필수 여부도 DEC-010에서 결정한다.</w:t>
-      </w:r>
-    </w:p>
-    <w:p>
-      <w:r>
-        <w:rPr>
-          <w:b/>
-        </w:rPr>
-        <w:t xml:space="preserve">검수 기준  </w:t>
-      </w:r>
-      <w:r>
-        <w:t>TC-026 허용 이미지 미리보기·삭제·저장 가능, 초과 파일·잘못된 숫자·업로드 실패는 저장되지 않는다.</w:t>
-      </w:r>
-    </w:p>
-    <w:p>
-      <w:r>
-        <w:br w:type="page"/>
-      </w:r>
-    </w:p>
-    <w:p>
-      <w:pPr>
-        <w:pStyle w:val="Heading1"/>
-      </w:pPr>
-      <w:r>
-        <w:t>기능 정의 12</w:t>
-      </w:r>
-    </w:p>
-    <w:p>
-      <w:pPr>
-        <w:pStyle w:val="Heading2"/>
-      </w:pPr>
-      <w:r>
-        <w:t>FN-023 상품 상세 콘텐츠 편집</w:t>
-      </w:r>
-    </w:p>
-    <w:p>
-      <w:r>
-        <w:rPr>
-          <w:b/>
-        </w:rPr>
-        <w:t xml:space="preserve">연결 및 근거  </w:t>
-      </w:r>
-      <w:r>
-        <w:t>SCR-A-005 상세 편집 도구  |  시연 추가 기능 견적 기본 설명 대비 공수 확인 필요</w:t>
-      </w:r>
-    </w:p>
-    <w:p>
-      <w:r>
-        <w:rPr>
-          <w:b/>
-        </w:rPr>
-        <w:t xml:space="preserve">현재 구현  </w:t>
-      </w:r>
-      <w:r>
-        <w:t>본문·제목·서식·목록·링크·이미지·동영상·실행 취소·확대·상세 콘텐츠 미리보기가 있다.</w:t>
-      </w:r>
-    </w:p>
-    <w:p>
-      <w:r>
-        <w:rPr>
-          <w:b/>
-        </w:rPr>
-        <w:t xml:space="preserve">시작 조건  </w:t>
-      </w:r>
-      <w:r>
-        <w:t>상품 관리자가 상세 소개를 작성하고 저장한다.</w:t>
-      </w:r>
-    </w:p>
-    <w:p>
-      <w:r>
-        <w:rPr>
-          <w:b/>
-        </w:rPr>
-        <w:t xml:space="preserve">정상 동작  </w:t>
-      </w:r>
-      <w:r>
-        <w:t>허용 HTML 서식을 저장한다. HTTPS 링크, 이미지 파일/주소와 YouTube·Vimeo·HTTPS MP4/WebM 주소를 지원하는 제안이다. 서버에서 콘텐츠를 정제한다.</w:t>
-      </w:r>
-    </w:p>
-    <w:p>
-      <w:r>
-        <w:rPr>
-          <w:b/>
-        </w:rPr>
-        <w:t xml:space="preserve">검증 및 예외  </w:t>
-      </w:r>
-      <w:r>
-        <w:t>비허용 스크립트·이벤트·URL을 제거한다. 영상 파일 직접 업로드는 현재 없으며 추가 범위다. 미리보기는 현재 상세 콘텐츠만 보여준다. 전체 모바일 상세 미리보기는 개선안이다.</w:t>
-      </w:r>
-    </w:p>
-    <w:p>
-      <w:r>
-        <w:rPr>
-          <w:b/>
-        </w:rPr>
-        <w:t xml:space="preserve">검수 기준  </w:t>
-      </w:r>
-      <w:r>
-        <w:t>TC-027 정상 콘텐츠가 사용자 상세에 같게 표시되고 비허용 코드·URL은 실행되지 않는다. 저장 실패 시 작성 내용이 남는다.</w:t>
-      </w:r>
-    </w:p>
-    <w:p>
-      <w:pPr>
-        <w:pStyle w:val="Heading2"/>
-      </w:pPr>
-      <w:r>
-        <w:t>FN-024 재고 조정과 판매 상태</w:t>
-      </w:r>
-    </w:p>
-    <w:p>
-      <w:r>
-        <w:rPr>
-          <w:b/>
-        </w:rPr>
-        <w:t xml:space="preserve">연결 및 근거  </w:t>
-      </w:r>
-      <w:r>
-        <w:t>SCR-A-005  |  견적 v9 포함 이력은 기존 명세 요구</w:t>
-      </w:r>
-    </w:p>
-    <w:p>
-      <w:r>
-        <w:rPr>
-          <w:b/>
-        </w:rPr>
-        <w:t xml:space="preserve">현재 구현  </w:t>
-      </w:r>
-      <w:r>
-        <w:t>상품 수정에서 재고를 덮어쓴다. 0재고+판매 중 저장 시 품절로 변경한다. 조정 사유·변경 이력은 없다.</w:t>
-      </w:r>
-    </w:p>
-    <w:p>
-      <w:r>
-        <w:rPr>
-          <w:b/>
-        </w:rPr>
-        <w:t xml:space="preserve">시작 조건  </w:t>
-      </w:r>
-      <w:r>
-        <w:t>재고 권한 관리자가 현재 재고를 확인하고 수량·사유를 입력해 저장한다.</w:t>
-      </w:r>
-    </w:p>
-    <w:p>
-      <w:r>
-        <w:rPr>
-          <w:b/>
-        </w:rPr>
-        <w:t xml:space="preserve">정상 동작  </w:t>
-      </w:r>
-      <w:r>
-        <w:t>재고는 0 이상 정수로 관리한다. 변경 전후 수량·증감·사유·처리자를 기록한다. 판매 중지 상품은 구매 불가다.</w:t>
-      </w:r>
-    </w:p>
-    <w:p>
-      <w:r>
-        <w:rPr>
-          <w:b/>
-        </w:rPr>
-        <w:t xml:space="preserve">검증 및 예외  </w:t>
-      </w:r>
-      <w:r>
-        <w:t>오래 열린 편집창이 결제 차감 재고를 덮어쓰지 않도록 버전을 검사한다. 재입고 자동 판매 재개는 DEC-013에서 확정한다. 수동 품절과 재고 0 품절의 원인을 구분하는 제안이다.</w:t>
-      </w:r>
-    </w:p>
-    <w:p>
-      <w:r>
-        <w:rPr>
-          <w:b/>
-        </w:rPr>
-        <w:t xml:space="preserve">검수 기준  </w:t>
-      </w:r>
-      <w:r>
-        <w:t>TC-028 결제 후 오래된 편집창 저장은 충돌 안내한다. 재고 조정 이력과 실제 수량이 일치한다.</w:t>
-      </w:r>
-    </w:p>
-    <w:p>
-      <w:r>
-        <w:br w:type="page"/>
-      </w:r>
-    </w:p>
-    <w:p>
-      <w:pPr>
-        <w:pStyle w:val="Heading1"/>
-      </w:pPr>
-      <w:r>
-        <w:t>기능 정의 13</w:t>
-      </w:r>
-    </w:p>
-    <w:p>
-      <w:pPr>
-        <w:pStyle w:val="Heading2"/>
-      </w:pPr>
-      <w:r>
-        <w:t>FN-025 상품 최신 수정순 정렬</w:t>
-      </w:r>
-    </w:p>
-    <w:p>
-      <w:r>
-        <w:rPr>
-          <w:b/>
-        </w:rPr>
-        <w:t>연결 및 근거  SCR-A-004 SCR-A-005  |  상품 운영 기본 범위 관리자 순서 설정 UI 제외</w:t>
-      </w:r>
-      <w:r/>
-    </w:p>
-    <w:p>
-      <w:r>
-        <w:rPr>
-          <w:b/>
-        </w:rPr>
-        <w:t>현재 구현  상품 등록·수정과 판매 상태 변경 시 수정 시각을 기록하고 사용자·관리자 목록을 최근 수정순으로 표시한다.</w:t>
-      </w:r>
-      <w:r/>
-    </w:p>
-    <w:p>
-      <w:r>
-        <w:rPr>
-          <w:b/>
-        </w:rPr>
-        <w:t>시작 조건  상품을 새로 등록하거나 상품 정보·재고·판매 상태를 저장한다.</w:t>
-      </w:r>
-      <w:r/>
-    </w:p>
-    <w:p>
-      <w:r>
-        <w:rPr>
-          <w:b/>
-        </w:rPr>
-        <w:t>정상 동작  서버가 수정 시각을 기록하고 사용자와 관리자 목록에 가장 최근에 등록하거나 수정한 상품부터 표시한다. 관리자가 별도의 노출 순서를 입력하는 기능은 제공하지 않는다.</w:t>
-      </w:r>
-      <w:r/>
-    </w:p>
-    <w:p>
-      <w:r>
-        <w:rPr>
-          <w:b/>
-        </w:rPr>
-        <w:t>검증 및 예외  수정 시각은 서버 시간을 사용한다. 고객 목록은 판매 중지 상품을 제외하고 품절 상품은 포함한다. 같은 수정 시각이면 상품 ID 내림차순으로 정렬해 페이지 간 순서를 고정한다.</w:t>
-      </w:r>
-      <w:r/>
-    </w:p>
-    <w:p>
-      <w:r>
-        <w:rPr>
-          <w:b/>
-        </w:rPr>
-        <w:t>검수 기준  TC-029 상품 등록·수정·판매 상태 변경 후 해당 상품이 목록 맨 위에 표시되고 새로고침·재접속 후에도 같은 순서가 유지된다.</w:t>
-      </w:r>
-      <w:r/>
-    </w:p>
-    <w:p>
-      <w:pPr>
-        <w:pStyle w:val="Heading2"/>
-      </w:pPr>
-      <w:r>
-        <w:t>FN-026 배송비와 취소 정책 설정</w:t>
-      </w:r>
-    </w:p>
-    <w:p>
-      <w:r>
-        <w:rPr>
-          <w:b/>
-        </w:rPr>
-        <w:t xml:space="preserve">연결 및 근거  </w:t>
-      </w:r>
-      <w:r>
-        <w:t>SCR-A-006  |  정책 설정 UI는 시연 추가 범위 확인 필요</w:t>
-      </w:r>
-    </w:p>
-    <w:p>
-      <w:r>
-        <w:rPr>
-          <w:b/>
-        </w:rPr>
-        <w:t xml:space="preserve">현재 구현  </w:t>
-      </w:r>
-      <w:r>
-        <w:t>shippingFee=3000·cancelHours=24 기본값과 배송 안내 수정이 있다. 사용자 탭은 설정 변경을 실시간 갱신하지 않는다.</w:t>
-      </w:r>
-    </w:p>
-    <w:p>
-      <w:r>
-        <w:rPr>
-          <w:b/>
-        </w:rPr>
-        <w:t xml:space="preserve">시작 조건  </w:t>
-      </w:r>
-      <w:r>
-        <w:t>정책 관리 권한 관리자가 배송비·취소시간·배송 안내를 저장한다.</w:t>
-      </w:r>
-    </w:p>
-    <w:p>
-      <w:r>
-        <w:rPr>
-          <w:b/>
-        </w:rPr>
-        <w:t xml:space="preserve">정상 동작  </w:t>
-      </w:r>
-      <w:r>
-        <w:t>배송비는 주문당 정액, 취소시간은 결제 승인 기준으로 계산하는 제안이다. 정책 버전·변경자·시각을 저장하고 새 주문부터 적용한다.</w:t>
-      </w:r>
-    </w:p>
-    <w:p>
-      <w:r>
-        <w:rPr>
-          <w:b/>
-        </w:rPr>
-        <w:t xml:space="preserve">검증 및 예외  </w:t>
-      </w:r>
-      <w:r>
-        <w:t>기존 주문 금액·취소기한은 보존한다. 결제 직전 설정 변경 시 새 금액 재확인을 받는다. 주간 마감·발송 요일은 안내 문구이며 자동 스케줄러가 아니다.</w:t>
-      </w:r>
-    </w:p>
-    <w:p>
-      <w:r>
-        <w:rPr>
-          <w:b/>
-        </w:rPr>
-        <w:t xml:space="preserve">검수 기준  </w:t>
-      </w:r>
-      <w:r>
-        <w:t>TC-014 기존 주문은 유지된다. TC-030 열려 있던 주문서는 최신 정책을 재확인한 뒤 결제한다.</w:t>
-      </w:r>
-    </w:p>
-    <w:p>
-      <w:r>
-        <w:br w:type="page"/>
-      </w:r>
-    </w:p>
-    <w:p>
-      <w:pPr>
-        <w:pStyle w:val="Heading1"/>
-      </w:pPr>
-      <w:r>
-        <w:t>공통 화면 동작과 개선 요구</w:t>
-      </w:r>
-    </w:p>
-    <w:tbl>
-      <w:tblPr>
-        <w:tblW w:type="auto" w:w="0"/>
-        <w:tblLayout w:type="fixed"/>
-        <w:tblLook w:firstColumn="1" w:firstRow="1" w:lastColumn="0" w:lastRow="0" w:noHBand="0" w:noVBand="1" w:val="04A0"/>
-      </w:tblPr>
-      <w:tblGrid>
-        <w:gridCol w:w="1814"/>
-        <w:gridCol w:w="5329"/>
-        <w:gridCol w:w="2665"/>
-      </w:tblGrid>
-      <w:tr>
-        <w:trPr>
-          <w:tblHeader/>
-          <w:cantSplit/>
-        </w:trPr>
-        <w:tc>
-          <w:tcPr>
-            <w:tcW w:type="dxa" w:w="1814"/>
-            <w:tcBorders>
-              <w:top w:val="single" w:sz="4" w:color="D9D9D9"/>
-              <w:left w:val="single" w:sz="4" w:color="D9D9D9"/>
-              <w:bottom w:val="single" w:sz="4" w:color="D9D9D9"/>
-              <w:right w:val="single" w:sz="4" w:color="D9D9D9"/>
-              <w:insideH w:val="single" w:sz="4" w:color="D9D9D9"/>
-              <w:insideV w:val="single" w:sz="4" w:color="D9D9D9"/>
-            </w:tcBorders>
-            <w:tcMar>
-              <w:top w:w="90" w:type="dxa"/>
-              <w:left w:w="90" w:type="dxa"/>
-              <w:bottom w:w="90" w:type="dxa"/>
-              <w:right w:w="90" w:type="dxa"/>
-            </w:tcMar>
-            <w:shd w:fill="173C55"/>
-          </w:tcPr>
-          <w:p>
-            <w:pPr>
-              <w:spacing w:after="20" w:line="264" w:lineRule="auto"/>
-            </w:pPr>
-            <w:r>
-              <w:rPr>
-                <w:b/>
-                <w:color w:val="FFFFFF"/>
-                <w:sz w:val="18"/>
-              </w:rPr>
-              <w:t>항목</w:t>
+              <w:t>상품 목록</w:t>
             </w:r>
           </w:p>
         </w:tc>
         <w:tc>
           <w:tcPr>
-            <w:tcW w:type="dxa" w:w="5329"/>
-            <w:tcBorders>
-              <w:top w:val="single" w:sz="4" w:color="D9D9D9"/>
-              <w:left w:val="single" w:sz="4" w:color="D9D9D9"/>
-              <w:bottom w:val="single" w:sz="4" w:color="D9D9D9"/>
-              <w:right w:val="single" w:sz="4" w:color="D9D9D9"/>
-              <w:insideH w:val="single" w:sz="4" w:color="D9D9D9"/>
-              <w:insideV w:val="single" w:sz="4" w:color="D9D9D9"/>
-            </w:tcBorders>
-            <w:tcMar>
-              <w:top w:w="90" w:type="dxa"/>
-              <w:left w:w="90" w:type="dxa"/>
-              <w:bottom w:w="90" w:type="dxa"/>
-              <w:right w:w="90" w:type="dxa"/>
-            </w:tcMar>
-            <w:shd w:fill="173C55"/>
+            <w:tcW w:type="dxa" w:w="3324"/>
           </w:tcPr>
           <w:p>
             <w:pPr>
-              <w:spacing w:after="20" w:line="264" w:lineRule="auto"/>
+              <w:spacing w:after="40" w:before="40" w:line="240" w:lineRule="auto"/>
             </w:pPr>
             <w:r>
               <w:rPr>
-                <w:b/>
-                <w:color w:val="FFFFFF"/>
-                <w:sz w:val="18"/>
+                <w:b w:val="0"/>
+                <w:sz w:val="16"/>
               </w:rPr>
-              <w:t>목표 동작</w:t>
-            </w:r>
-          </w:p>
-        </w:tc>
-        <w:tc>
-          <w:tcPr>
-            <w:tcW w:type="dxa" w:w="2665"/>
-            <w:tcBorders>
-              <w:top w:val="single" w:sz="4" w:color="D9D9D9"/>
-              <w:left w:val="single" w:sz="4" w:color="D9D9D9"/>
-              <w:bottom w:val="single" w:sz="4" w:color="D9D9D9"/>
-              <w:right w:val="single" w:sz="4" w:color="D9D9D9"/>
-              <w:insideH w:val="single" w:sz="4" w:color="D9D9D9"/>
-              <w:insideV w:val="single" w:sz="4" w:color="D9D9D9"/>
-            </w:tcBorders>
-            <w:tcMar>
-              <w:top w:w="90" w:type="dxa"/>
-              <w:left w:w="90" w:type="dxa"/>
-              <w:bottom w:w="90" w:type="dxa"/>
-              <w:right w:w="90" w:type="dxa"/>
-            </w:tcMar>
-            <w:shd w:fill="173C55"/>
-          </w:tcPr>
-          <w:p>
-            <w:pPr>
-              <w:spacing w:after="20" w:line="264" w:lineRule="auto"/>
-            </w:pPr>
-            <w:r>
-              <w:rPr>
-                <w:b/>
-                <w:color w:val="FFFFFF"/>
-                <w:sz w:val="18"/>
-              </w:rPr>
-              <w:t>현재 상태</w:t>
+              <w:t>SCR-U-001</w:t>
             </w:r>
           </w:p>
         </w:tc>
@@ -2704,97 +2922,52 @@
         </w:trPr>
         <w:tc>
           <w:tcPr>
-            <w:tcW w:type="dxa" w:w="1814"/>
-            <w:tcBorders>
-              <w:top w:val="single" w:sz="4" w:color="D9D9D9"/>
-              <w:left w:val="single" w:sz="4" w:color="D9D9D9"/>
-              <w:bottom w:val="single" w:sz="4" w:color="D9D9D9"/>
-              <w:right w:val="single" w:sz="4" w:color="D9D9D9"/>
-              <w:insideH w:val="single" w:sz="4" w:color="D9D9D9"/>
-              <w:insideV w:val="single" w:sz="4" w:color="D9D9D9"/>
-            </w:tcBorders>
-            <w:tcMar>
-              <w:top w:w="90" w:type="dxa"/>
-              <w:left w:w="90" w:type="dxa"/>
-              <w:bottom w:w="90" w:type="dxa"/>
-              <w:right w:w="90" w:type="dxa"/>
-            </w:tcMar>
-            <w:shd w:fill="FFFFFF"/>
+            <w:tcW w:type="dxa" w:w="3324"/>
           </w:tcPr>
           <w:p>
             <w:pPr>
-              <w:spacing w:after="20" w:line="264" w:lineRule="auto"/>
+              <w:spacing w:after="40" w:before="40" w:line="240" w:lineRule="auto"/>
             </w:pPr>
             <w:r>
               <w:rPr>
                 <w:b w:val="0"/>
-                <w:sz w:val="18"/>
+                <w:sz w:val="16"/>
               </w:rPr>
-              <w:t>로딩과 중복 실행</w:t>
+              <w:t>FN-003</w:t>
             </w:r>
           </w:p>
         </w:tc>
         <w:tc>
           <w:tcPr>
-            <w:tcW w:type="dxa" w:w="5329"/>
-            <w:tcBorders>
-              <w:top w:val="single" w:sz="4" w:color="D9D9D9"/>
-              <w:left w:val="single" w:sz="4" w:color="D9D9D9"/>
-              <w:bottom w:val="single" w:sz="4" w:color="D9D9D9"/>
-              <w:right w:val="single" w:sz="4" w:color="D9D9D9"/>
-              <w:insideH w:val="single" w:sz="4" w:color="D9D9D9"/>
-              <w:insideV w:val="single" w:sz="4" w:color="D9D9D9"/>
-            </w:tcBorders>
-            <w:tcMar>
-              <w:top w:w="90" w:type="dxa"/>
-              <w:left w:w="90" w:type="dxa"/>
-              <w:bottom w:w="90" w:type="dxa"/>
-              <w:right w:w="90" w:type="dxa"/>
-            </w:tcMar>
-            <w:shd w:fill="FFFFFF"/>
+            <w:tcW w:type="dxa" w:w="3324"/>
           </w:tcPr>
           <w:p>
             <w:pPr>
-              <w:spacing w:after="20" w:line="264" w:lineRule="auto"/>
+              <w:spacing w:after="40" w:before="40" w:line="240" w:lineRule="auto"/>
             </w:pPr>
             <w:r>
               <w:rPr>
                 <w:b w:val="0"/>
-                <w:sz w:val="18"/>
+                <w:sz w:val="16"/>
               </w:rPr>
-              <w:t>결제 저장 취소 발송 중 진행 상태 표시 및 중복 실행 차단</w:t>
+              <w:t>상품 상세와 안내</w:t>
             </w:r>
           </w:p>
         </w:tc>
         <w:tc>
           <w:tcPr>
-            <w:tcW w:type="dxa" w:w="2665"/>
-            <w:tcBorders>
-              <w:top w:val="single" w:sz="4" w:color="D9D9D9"/>
-              <w:left w:val="single" w:sz="4" w:color="D9D9D9"/>
-              <w:bottom w:val="single" w:sz="4" w:color="D9D9D9"/>
-              <w:right w:val="single" w:sz="4" w:color="D9D9D9"/>
-              <w:insideH w:val="single" w:sz="4" w:color="D9D9D9"/>
-              <w:insideV w:val="single" w:sz="4" w:color="D9D9D9"/>
-            </w:tcBorders>
-            <w:tcMar>
-              <w:top w:w="90" w:type="dxa"/>
-              <w:left w:w="90" w:type="dxa"/>
-              <w:bottom w:w="90" w:type="dxa"/>
-              <w:right w:w="90" w:type="dxa"/>
-            </w:tcMar>
-            <w:shd w:fill="FFFFFF"/>
+            <w:tcW w:type="dxa" w:w="3324"/>
           </w:tcPr>
           <w:p>
             <w:pPr>
-              <w:spacing w:after="20" w:line="264" w:lineRule="auto"/>
+              <w:spacing w:after="40" w:before="40" w:line="240" w:lineRule="auto"/>
             </w:pPr>
             <w:r>
               <w:rPr>
                 <w:b w:val="0"/>
-                <w:sz w:val="18"/>
+                <w:sz w:val="16"/>
               </w:rPr>
-              <w:t>서버 처리 흐름 미구현</w:t>
+              <w:t>SCR-U-002</w:t>
             </w:r>
           </w:p>
         </w:tc>
@@ -2805,97 +2978,52 @@
         </w:trPr>
         <w:tc>
           <w:tcPr>
-            <w:tcW w:type="dxa" w:w="1814"/>
-            <w:tcBorders>
-              <w:top w:val="single" w:sz="4" w:color="D9D9D9"/>
-              <w:left w:val="single" w:sz="4" w:color="D9D9D9"/>
-              <w:bottom w:val="single" w:sz="4" w:color="D9D9D9"/>
-              <w:right w:val="single" w:sz="4" w:color="D9D9D9"/>
-              <w:insideH w:val="single" w:sz="4" w:color="D9D9D9"/>
-              <w:insideV w:val="single" w:sz="4" w:color="D9D9D9"/>
-            </w:tcBorders>
-            <w:tcMar>
-              <w:top w:w="90" w:type="dxa"/>
-              <w:left w:w="90" w:type="dxa"/>
-              <w:bottom w:w="90" w:type="dxa"/>
-              <w:right w:w="90" w:type="dxa"/>
-            </w:tcMar>
-            <w:shd w:fill="F3F6F8"/>
+            <w:tcW w:type="dxa" w:w="3324"/>
           </w:tcPr>
           <w:p>
             <w:pPr>
-              <w:spacing w:after="20" w:line="264" w:lineRule="auto"/>
+              <w:spacing w:after="40" w:before="40" w:line="240" w:lineRule="auto"/>
             </w:pPr>
             <w:r>
               <w:rPr>
                 <w:b w:val="0"/>
-                <w:sz w:val="18"/>
+                <w:sz w:val="16"/>
               </w:rPr>
-              <w:t>오류 표시</w:t>
+              <w:t>FN-004</w:t>
             </w:r>
           </w:p>
         </w:tc>
         <w:tc>
           <w:tcPr>
-            <w:tcW w:type="dxa" w:w="5329"/>
-            <w:tcBorders>
-              <w:top w:val="single" w:sz="4" w:color="D9D9D9"/>
-              <w:left w:val="single" w:sz="4" w:color="D9D9D9"/>
-              <w:bottom w:val="single" w:sz="4" w:color="D9D9D9"/>
-              <w:right w:val="single" w:sz="4" w:color="D9D9D9"/>
-              <w:insideH w:val="single" w:sz="4" w:color="D9D9D9"/>
-              <w:insideV w:val="single" w:sz="4" w:color="D9D9D9"/>
-            </w:tcBorders>
-            <w:tcMar>
-              <w:top w:w="90" w:type="dxa"/>
-              <w:left w:w="90" w:type="dxa"/>
-              <w:bottom w:w="90" w:type="dxa"/>
-              <w:right w:w="90" w:type="dxa"/>
-            </w:tcMar>
-            <w:shd w:fill="F3F6F8"/>
+            <w:tcW w:type="dxa" w:w="3324"/>
           </w:tcPr>
           <w:p>
             <w:pPr>
-              <w:spacing w:after="20" w:line="264" w:lineRule="auto"/>
+              <w:spacing w:after="40" w:before="40" w:line="240" w:lineRule="auto"/>
             </w:pPr>
             <w:r>
               <w:rPr>
                 <w:b w:val="0"/>
-                <w:sz w:val="18"/>
+                <w:sz w:val="16"/>
               </w:rPr>
-              <w:t>입력 및 상품 행 옆 오류 메시지 포커스 이동 재시도 표 아래 완료 문구 없음</w:t>
+              <w:t>구매 수량과 바로 구매</w:t>
             </w:r>
           </w:p>
         </w:tc>
         <w:tc>
           <w:tcPr>
-            <w:tcW w:type="dxa" w:w="2665"/>
-            <w:tcBorders>
-              <w:top w:val="single" w:sz="4" w:color="D9D9D9"/>
-              <w:left w:val="single" w:sz="4" w:color="D9D9D9"/>
-              <w:bottom w:val="single" w:sz="4" w:color="D9D9D9"/>
-              <w:right w:val="single" w:sz="4" w:color="D9D9D9"/>
-              <w:insideH w:val="single" w:sz="4" w:color="D9D9D9"/>
-              <w:insideV w:val="single" w:sz="4" w:color="D9D9D9"/>
-            </w:tcBorders>
-            <w:tcMar>
-              <w:top w:w="90" w:type="dxa"/>
-              <w:left w:w="90" w:type="dxa"/>
-              <w:bottom w:w="90" w:type="dxa"/>
-              <w:right w:w="90" w:type="dxa"/>
-            </w:tcMar>
-            <w:shd w:fill="F3F6F8"/>
+            <w:tcW w:type="dxa" w:w="3324"/>
           </w:tcPr>
           <w:p>
             <w:pPr>
-              <w:spacing w:after="20" w:line="264" w:lineRule="auto"/>
+              <w:spacing w:after="40" w:before="40" w:line="240" w:lineRule="auto"/>
             </w:pPr>
             <w:r>
               <w:rPr>
                 <w:b w:val="0"/>
-                <w:sz w:val="18"/>
+                <w:sz w:val="16"/>
               </w:rPr>
-              <w:t>표 아래 상태 문구 제거 반영 오류 위치 보완</w:t>
+              <w:t>SCR-U-002</w:t>
             </w:r>
           </w:p>
         </w:tc>
@@ -2906,97 +3034,52 @@
         </w:trPr>
         <w:tc>
           <w:tcPr>
-            <w:tcW w:type="dxa" w:w="1814"/>
-            <w:tcBorders>
-              <w:top w:val="single" w:sz="4" w:color="D9D9D9"/>
-              <w:left w:val="single" w:sz="4" w:color="D9D9D9"/>
-              <w:bottom w:val="single" w:sz="4" w:color="D9D9D9"/>
-              <w:right w:val="single" w:sz="4" w:color="D9D9D9"/>
-              <w:insideH w:val="single" w:sz="4" w:color="D9D9D9"/>
-              <w:insideV w:val="single" w:sz="4" w:color="D9D9D9"/>
-            </w:tcBorders>
-            <w:tcMar>
-              <w:top w:w="90" w:type="dxa"/>
-              <w:left w:w="90" w:type="dxa"/>
-              <w:bottom w:w="90" w:type="dxa"/>
-              <w:right w:w="90" w:type="dxa"/>
-            </w:tcMar>
-            <w:shd w:fill="FFFFFF"/>
+            <w:tcW w:type="dxa" w:w="3324"/>
           </w:tcPr>
           <w:p>
             <w:pPr>
-              <w:spacing w:after="20" w:line="264" w:lineRule="auto"/>
+              <w:spacing w:after="40" w:before="40" w:line="240" w:lineRule="auto"/>
             </w:pPr>
             <w:r>
               <w:rPr>
                 <w:b w:val="0"/>
-                <w:sz w:val="18"/>
+                <w:sz w:val="16"/>
               </w:rPr>
-              <w:t>모바일 구매</w:t>
+              <w:t>FN-005</w:t>
             </w:r>
           </w:p>
         </w:tc>
         <w:tc>
           <w:tcPr>
-            <w:tcW w:type="dxa" w:w="5329"/>
-            <w:tcBorders>
-              <w:top w:val="single" w:sz="4" w:color="D9D9D9"/>
-              <w:left w:val="single" w:sz="4" w:color="D9D9D9"/>
-              <w:bottom w:val="single" w:sz="4" w:color="D9D9D9"/>
-              <w:right w:val="single" w:sz="4" w:color="D9D9D9"/>
-              <w:insideH w:val="single" w:sz="4" w:color="D9D9D9"/>
-              <w:insideV w:val="single" w:sz="4" w:color="D9D9D9"/>
-            </w:tcBorders>
-            <w:tcMar>
-              <w:top w:w="90" w:type="dxa"/>
-              <w:left w:w="90" w:type="dxa"/>
-              <w:bottom w:w="90" w:type="dxa"/>
-              <w:right w:w="90" w:type="dxa"/>
-            </w:tcMar>
-            <w:shd w:fill="FFFFFF"/>
+            <w:tcW w:type="dxa" w:w="3324"/>
           </w:tcPr>
           <w:p>
             <w:pPr>
-              <w:spacing w:after="20" w:line="264" w:lineRule="auto"/>
+              <w:spacing w:after="40" w:before="40" w:line="240" w:lineRule="auto"/>
             </w:pPr>
             <w:r>
               <w:rPr>
                 <w:b w:val="0"/>
-                <w:sz w:val="18"/>
+                <w:sz w:val="16"/>
               </w:rPr>
-              <w:t>하단 구매 영역 본문 가림 방지 키보드 및 팝업 겹침 검증</w:t>
+              <w:t>기존 회원 로그인 연동</w:t>
             </w:r>
           </w:p>
         </w:tc>
         <w:tc>
           <w:tcPr>
-            <w:tcW w:type="dxa" w:w="2665"/>
-            <w:tcBorders>
-              <w:top w:val="single" w:sz="4" w:color="D9D9D9"/>
-              <w:left w:val="single" w:sz="4" w:color="D9D9D9"/>
-              <w:bottom w:val="single" w:sz="4" w:color="D9D9D9"/>
-              <w:right w:val="single" w:sz="4" w:color="D9D9D9"/>
-              <w:insideH w:val="single" w:sz="4" w:color="D9D9D9"/>
-              <w:insideV w:val="single" w:sz="4" w:color="D9D9D9"/>
-            </w:tcBorders>
-            <w:tcMar>
-              <w:top w:w="90" w:type="dxa"/>
-              <w:left w:w="90" w:type="dxa"/>
-              <w:bottom w:w="90" w:type="dxa"/>
-              <w:right w:w="90" w:type="dxa"/>
-            </w:tcMar>
-            <w:shd w:fill="FFFFFF"/>
+            <w:tcW w:type="dxa" w:w="3324"/>
           </w:tcPr>
           <w:p>
             <w:pPr>
-              <w:spacing w:after="20" w:line="264" w:lineRule="auto"/>
+              <w:spacing w:after="40" w:before="40" w:line="240" w:lineRule="auto"/>
             </w:pPr>
             <w:r>
               <w:rPr>
                 <w:b w:val="0"/>
-                <w:sz w:val="18"/>
+                <w:sz w:val="16"/>
               </w:rPr>
-              <w:t>UX 개선 제안</w:t>
+              <w:t>SCR-U-003</w:t>
             </w:r>
           </w:p>
         </w:tc>
@@ -3007,97 +3090,52 @@
         </w:trPr>
         <w:tc>
           <w:tcPr>
-            <w:tcW w:type="dxa" w:w="1814"/>
-            <w:tcBorders>
-              <w:top w:val="single" w:sz="4" w:color="D9D9D9"/>
-              <w:left w:val="single" w:sz="4" w:color="D9D9D9"/>
-              <w:bottom w:val="single" w:sz="4" w:color="D9D9D9"/>
-              <w:right w:val="single" w:sz="4" w:color="D9D9D9"/>
-              <w:insideH w:val="single" w:sz="4" w:color="D9D9D9"/>
-              <w:insideV w:val="single" w:sz="4" w:color="D9D9D9"/>
-            </w:tcBorders>
-            <w:tcMar>
-              <w:top w:w="90" w:type="dxa"/>
-              <w:left w:w="90" w:type="dxa"/>
-              <w:bottom w:w="90" w:type="dxa"/>
-              <w:right w:w="90" w:type="dxa"/>
-            </w:tcMar>
-            <w:shd w:fill="F3F6F8"/>
+            <w:tcW w:type="dxa" w:w="3324"/>
           </w:tcPr>
           <w:p>
             <w:pPr>
-              <w:spacing w:after="20" w:line="264" w:lineRule="auto"/>
+              <w:spacing w:after="40" w:before="40" w:line="240" w:lineRule="auto"/>
             </w:pPr>
             <w:r>
               <w:rPr>
                 <w:b w:val="0"/>
-                <w:sz w:val="18"/>
+                <w:sz w:val="16"/>
               </w:rPr>
-              <w:t>터치 및 키보드</w:t>
+              <w:t>FN-006</w:t>
             </w:r>
           </w:p>
         </w:tc>
         <w:tc>
           <w:tcPr>
-            <w:tcW w:type="dxa" w:w="5329"/>
-            <w:tcBorders>
-              <w:top w:val="single" w:sz="4" w:color="D9D9D9"/>
-              <w:left w:val="single" w:sz="4" w:color="D9D9D9"/>
-              <w:bottom w:val="single" w:sz="4" w:color="D9D9D9"/>
-              <w:right w:val="single" w:sz="4" w:color="D9D9D9"/>
-              <w:insideH w:val="single" w:sz="4" w:color="D9D9D9"/>
-              <w:insideV w:val="single" w:sz="4" w:color="D9D9D9"/>
-            </w:tcBorders>
-            <w:tcMar>
-              <w:top w:w="90" w:type="dxa"/>
-              <w:left w:w="90" w:type="dxa"/>
-              <w:bottom w:w="90" w:type="dxa"/>
-              <w:right w:w="90" w:type="dxa"/>
-            </w:tcMar>
-            <w:shd w:fill="F3F6F8"/>
+            <w:tcW w:type="dxa" w:w="3324"/>
           </w:tcPr>
           <w:p>
             <w:pPr>
-              <w:spacing w:after="20" w:line="264" w:lineRule="auto"/>
+              <w:spacing w:after="40" w:before="40" w:line="240" w:lineRule="auto"/>
             </w:pPr>
             <w:r>
               <w:rPr>
                 <w:b w:val="0"/>
-                <w:sz w:val="18"/>
+                <w:sz w:val="16"/>
               </w:rPr>
-              <w:t>주요 버튼 약 44px 터치 영역 팝업 포커스 이동 복귀 Escape 닫기</w:t>
+              <w:t>복수 상품 장바구니</w:t>
             </w:r>
           </w:p>
         </w:tc>
         <w:tc>
           <w:tcPr>
-            <w:tcW w:type="dxa" w:w="2665"/>
-            <w:tcBorders>
-              <w:top w:val="single" w:sz="4" w:color="D9D9D9"/>
-              <w:left w:val="single" w:sz="4" w:color="D9D9D9"/>
-              <w:bottom w:val="single" w:sz="4" w:color="D9D9D9"/>
-              <w:right w:val="single" w:sz="4" w:color="D9D9D9"/>
-              <w:insideH w:val="single" w:sz="4" w:color="D9D9D9"/>
-              <w:insideV w:val="single" w:sz="4" w:color="D9D9D9"/>
-            </w:tcBorders>
-            <w:tcMar>
-              <w:top w:w="90" w:type="dxa"/>
-              <w:left w:w="90" w:type="dxa"/>
-              <w:bottom w:w="90" w:type="dxa"/>
-              <w:right w:w="90" w:type="dxa"/>
-            </w:tcMar>
-            <w:shd w:fill="F3F6F8"/>
+            <w:tcW w:type="dxa" w:w="3324"/>
           </w:tcPr>
           <w:p>
             <w:pPr>
-              <w:spacing w:after="20" w:line="264" w:lineRule="auto"/>
+              <w:spacing w:after="40" w:before="40" w:line="240" w:lineRule="auto"/>
             </w:pPr>
             <w:r>
               <w:rPr>
                 <w:b w:val="0"/>
-                <w:sz w:val="18"/>
+                <w:sz w:val="16"/>
               </w:rPr>
-              <w:t>일부 공통 처리 보완 필요</w:t>
+              <w:t>SCR-U-004</w:t>
             </w:r>
           </w:p>
         </w:tc>
@@ -3108,97 +3146,52 @@
         </w:trPr>
         <w:tc>
           <w:tcPr>
-            <w:tcW w:type="dxa" w:w="1814"/>
-            <w:tcBorders>
-              <w:top w:val="single" w:sz="4" w:color="D9D9D9"/>
-              <w:left w:val="single" w:sz="4" w:color="D9D9D9"/>
-              <w:bottom w:val="single" w:sz="4" w:color="D9D9D9"/>
-              <w:right w:val="single" w:sz="4" w:color="D9D9D9"/>
-              <w:insideH w:val="single" w:sz="4" w:color="D9D9D9"/>
-              <w:insideV w:val="single" w:sz="4" w:color="D9D9D9"/>
-            </w:tcBorders>
-            <w:tcMar>
-              <w:top w:w="90" w:type="dxa"/>
-              <w:left w:w="90" w:type="dxa"/>
-              <w:bottom w:w="90" w:type="dxa"/>
-              <w:right w:w="90" w:type="dxa"/>
-            </w:tcMar>
-            <w:shd w:fill="FFFFFF"/>
+            <w:tcW w:type="dxa" w:w="3324"/>
           </w:tcPr>
           <w:p>
             <w:pPr>
-              <w:spacing w:after="20" w:line="264" w:lineRule="auto"/>
+              <w:spacing w:after="40" w:before="40" w:line="240" w:lineRule="auto"/>
             </w:pPr>
             <w:r>
               <w:rPr>
                 <w:b w:val="0"/>
-                <w:sz w:val="18"/>
+                <w:sz w:val="16"/>
               </w:rPr>
-              <w:t>상품 편집 닫기</w:t>
+              <w:t>FN-007</w:t>
             </w:r>
           </w:p>
         </w:tc>
         <w:tc>
           <w:tcPr>
-            <w:tcW w:type="dxa" w:w="5329"/>
-            <w:tcBorders>
-              <w:top w:val="single" w:sz="4" w:color="D9D9D9"/>
-              <w:left w:val="single" w:sz="4" w:color="D9D9D9"/>
-              <w:bottom w:val="single" w:sz="4" w:color="D9D9D9"/>
-              <w:right w:val="single" w:sz="4" w:color="D9D9D9"/>
-              <w:insideH w:val="single" w:sz="4" w:color="D9D9D9"/>
-              <w:insideV w:val="single" w:sz="4" w:color="D9D9D9"/>
-            </w:tcBorders>
-            <w:tcMar>
-              <w:top w:w="90" w:type="dxa"/>
-              <w:left w:w="90" w:type="dxa"/>
-              <w:bottom w:w="90" w:type="dxa"/>
-              <w:right w:w="90" w:type="dxa"/>
-            </w:tcMar>
-            <w:shd w:fill="FFFFFF"/>
+            <w:tcW w:type="dxa" w:w="3324"/>
           </w:tcPr>
           <w:p>
             <w:pPr>
-              <w:spacing w:after="20" w:line="264" w:lineRule="auto"/>
+              <w:spacing w:after="40" w:before="40" w:line="240" w:lineRule="auto"/>
             </w:pPr>
             <w:r>
               <w:rPr>
                 <w:b w:val="0"/>
-                <w:sz w:val="18"/>
+                <w:sz w:val="16"/>
               </w:rPr>
-              <w:t>변경 내용 존재 시 저장 계속 편집 변경 버리기 선택</w:t>
+              <w:t>주문자와 수령인 입력</w:t>
             </w:r>
           </w:p>
         </w:tc>
         <w:tc>
           <w:tcPr>
-            <w:tcW w:type="dxa" w:w="2665"/>
-            <w:tcBorders>
-              <w:top w:val="single" w:sz="4" w:color="D9D9D9"/>
-              <w:left w:val="single" w:sz="4" w:color="D9D9D9"/>
-              <w:bottom w:val="single" w:sz="4" w:color="D9D9D9"/>
-              <w:right w:val="single" w:sz="4" w:color="D9D9D9"/>
-              <w:insideH w:val="single" w:sz="4" w:color="D9D9D9"/>
-              <w:insideV w:val="single" w:sz="4" w:color="D9D9D9"/>
-            </w:tcBorders>
-            <w:tcMar>
-              <w:top w:w="90" w:type="dxa"/>
-              <w:left w:w="90" w:type="dxa"/>
-              <w:bottom w:w="90" w:type="dxa"/>
-              <w:right w:w="90" w:type="dxa"/>
-            </w:tcMar>
-            <w:shd w:fill="FFFFFF"/>
+            <w:tcW w:type="dxa" w:w="3324"/>
           </w:tcPr>
           <w:p>
             <w:pPr>
-              <w:spacing w:after="20" w:line="264" w:lineRule="auto"/>
+              <w:spacing w:after="40" w:before="40" w:line="240" w:lineRule="auto"/>
             </w:pPr>
             <w:r>
               <w:rPr>
                 <w:b w:val="0"/>
-                <w:sz w:val="18"/>
+                <w:sz w:val="16"/>
               </w:rPr>
-              <w:t>현재 확인 없이 닫힘</w:t>
+              <w:t>SCR-U-005</w:t>
             </w:r>
           </w:p>
         </w:tc>
@@ -3209,97 +3202,52 @@
         </w:trPr>
         <w:tc>
           <w:tcPr>
-            <w:tcW w:type="dxa" w:w="1814"/>
-            <w:tcBorders>
-              <w:top w:val="single" w:sz="4" w:color="D9D9D9"/>
-              <w:left w:val="single" w:sz="4" w:color="D9D9D9"/>
-              <w:bottom w:val="single" w:sz="4" w:color="D9D9D9"/>
-              <w:right w:val="single" w:sz="4" w:color="D9D9D9"/>
-              <w:insideH w:val="single" w:sz="4" w:color="D9D9D9"/>
-              <w:insideV w:val="single" w:sz="4" w:color="D9D9D9"/>
-            </w:tcBorders>
-            <w:tcMar>
-              <w:top w:w="90" w:type="dxa"/>
-              <w:left w:w="90" w:type="dxa"/>
-              <w:bottom w:w="90" w:type="dxa"/>
-              <w:right w:w="90" w:type="dxa"/>
-            </w:tcMar>
-            <w:shd w:fill="F3F6F8"/>
+            <w:tcW w:type="dxa" w:w="3324"/>
           </w:tcPr>
           <w:p>
             <w:pPr>
-              <w:spacing w:after="20" w:line="264" w:lineRule="auto"/>
+              <w:spacing w:after="40" w:before="40" w:line="240" w:lineRule="auto"/>
             </w:pPr>
             <w:r>
               <w:rPr>
                 <w:b w:val="0"/>
-                <w:sz w:val="18"/>
+                <w:sz w:val="16"/>
               </w:rPr>
-              <w:t>관리자 편집 저장</w:t>
+              <w:t>FN-008</w:t>
             </w:r>
           </w:p>
         </w:tc>
         <w:tc>
           <w:tcPr>
-            <w:tcW w:type="dxa" w:w="5329"/>
-            <w:tcBorders>
-              <w:top w:val="single" w:sz="4" w:color="D9D9D9"/>
-              <w:left w:val="single" w:sz="4" w:color="D9D9D9"/>
-              <w:bottom w:val="single" w:sz="4" w:color="D9D9D9"/>
-              <w:right w:val="single" w:sz="4" w:color="D9D9D9"/>
-              <w:insideH w:val="single" w:sz="4" w:color="D9D9D9"/>
-              <w:insideV w:val="single" w:sz="4" w:color="D9D9D9"/>
-            </w:tcBorders>
-            <w:tcMar>
-              <w:top w:w="90" w:type="dxa"/>
-              <w:left w:w="90" w:type="dxa"/>
-              <w:bottom w:w="90" w:type="dxa"/>
-              <w:right w:w="90" w:type="dxa"/>
-            </w:tcMar>
-            <w:shd w:fill="F3F6F8"/>
+            <w:tcW w:type="dxa" w:w="3324"/>
           </w:tcPr>
           <w:p>
             <w:pPr>
-              <w:spacing w:after="20" w:line="264" w:lineRule="auto"/>
+              <w:spacing w:after="40" w:before="40" w:line="240" w:lineRule="auto"/>
             </w:pPr>
             <w:r>
               <w:rPr>
                 <w:b w:val="0"/>
-                <w:sz w:val="18"/>
+                <w:sz w:val="16"/>
               </w:rPr>
-              <w:t>제목과 저장 영역을 고정하고 긴 콘텐츠 저장 접근 유지</w:t>
+              <w:t>주소 검색과 구매 동의</w:t>
             </w:r>
           </w:p>
         </w:tc>
         <w:tc>
           <w:tcPr>
-            <w:tcW w:type="dxa" w:w="2665"/>
-            <w:tcBorders>
-              <w:top w:val="single" w:sz="4" w:color="D9D9D9"/>
-              <w:left w:val="single" w:sz="4" w:color="D9D9D9"/>
-              <w:bottom w:val="single" w:sz="4" w:color="D9D9D9"/>
-              <w:right w:val="single" w:sz="4" w:color="D9D9D9"/>
-              <w:insideH w:val="single" w:sz="4" w:color="D9D9D9"/>
-              <w:insideV w:val="single" w:sz="4" w:color="D9D9D9"/>
-            </w:tcBorders>
-            <w:tcMar>
-              <w:top w:w="90" w:type="dxa"/>
-              <w:left w:w="90" w:type="dxa"/>
-              <w:bottom w:w="90" w:type="dxa"/>
-              <w:right w:w="90" w:type="dxa"/>
-            </w:tcMar>
-            <w:shd w:fill="F3F6F8"/>
+            <w:tcW w:type="dxa" w:w="3324"/>
           </w:tcPr>
           <w:p>
             <w:pPr>
-              <w:spacing w:after="20" w:line="264" w:lineRule="auto"/>
+              <w:spacing w:after="40" w:before="40" w:line="240" w:lineRule="auto"/>
             </w:pPr>
             <w:r>
               <w:rPr>
                 <w:b w:val="0"/>
-                <w:sz w:val="18"/>
+                <w:sz w:val="16"/>
               </w:rPr>
-              <w:t>UX 개선 제안</w:t>
+              <w:t>SCR-U-005</w:t>
             </w:r>
           </w:p>
         </w:tc>
@@ -3310,97 +3258,52 @@
         </w:trPr>
         <w:tc>
           <w:tcPr>
-            <w:tcW w:type="dxa" w:w="1814"/>
-            <w:tcBorders>
-              <w:top w:val="single" w:sz="4" w:color="D9D9D9"/>
-              <w:left w:val="single" w:sz="4" w:color="D9D9D9"/>
-              <w:bottom w:val="single" w:sz="4" w:color="D9D9D9"/>
-              <w:right w:val="single" w:sz="4" w:color="D9D9D9"/>
-              <w:insideH w:val="single" w:sz="4" w:color="D9D9D9"/>
-              <w:insideV w:val="single" w:sz="4" w:color="D9D9D9"/>
-            </w:tcBorders>
-            <w:tcMar>
-              <w:top w:w="90" w:type="dxa"/>
-              <w:left w:w="90" w:type="dxa"/>
-              <w:bottom w:w="90" w:type="dxa"/>
-              <w:right w:w="90" w:type="dxa"/>
-            </w:tcMar>
-            <w:shd w:fill="FFFFFF"/>
+            <w:tcW w:type="dxa" w:w="3324"/>
           </w:tcPr>
           <w:p>
             <w:pPr>
-              <w:spacing w:after="20" w:line="264" w:lineRule="auto"/>
+              <w:spacing w:after="40" w:before="40" w:line="240" w:lineRule="auto"/>
             </w:pPr>
             <w:r>
               <w:rPr>
                 <w:b w:val="0"/>
-                <w:sz w:val="18"/>
+                <w:sz w:val="16"/>
               </w:rPr>
-              <w:t>표 정렬</w:t>
+              <w:t>FN-009</w:t>
             </w:r>
           </w:p>
         </w:tc>
         <w:tc>
           <w:tcPr>
-            <w:tcW w:type="dxa" w:w="5329"/>
-            <w:tcBorders>
-              <w:top w:val="single" w:sz="4" w:color="D9D9D9"/>
-              <w:left w:val="single" w:sz="4" w:color="D9D9D9"/>
-              <w:bottom w:val="single" w:sz="4" w:color="D9D9D9"/>
-              <w:right w:val="single" w:sz="4" w:color="D9D9D9"/>
-              <w:insideH w:val="single" w:sz="4" w:color="D9D9D9"/>
-              <w:insideV w:val="single" w:sz="4" w:color="D9D9D9"/>
-            </w:tcBorders>
-            <w:tcMar>
-              <w:top w:w="90" w:type="dxa"/>
-              <w:left w:w="90" w:type="dxa"/>
-              <w:bottom w:w="90" w:type="dxa"/>
-              <w:right w:w="90" w:type="dxa"/>
-            </w:tcMar>
-            <w:shd w:fill="FFFFFF"/>
+            <w:tcW w:type="dxa" w:w="3324"/>
           </w:tcPr>
           <w:p>
             <w:pPr>
-              <w:spacing w:after="20" w:line="264" w:lineRule="auto"/>
+              <w:spacing w:after="40" w:before="40" w:line="240" w:lineRule="auto"/>
             </w:pPr>
             <w:r>
               <w:rPr>
                 <w:b w:val="0"/>
-                <w:sz w:val="18"/>
+                <w:sz w:val="16"/>
               </w:rPr>
-              <w:t>표 제목 내용 버튼을 열 가운데 정렬하고 드롭다운 화살표를 오른쪽 세로 중앙에 배치</w:t>
+              <w:t>카드 결제와 주문 확정</w:t>
             </w:r>
           </w:p>
         </w:tc>
         <w:tc>
           <w:tcPr>
-            <w:tcW w:type="dxa" w:w="2665"/>
-            <w:tcBorders>
-              <w:top w:val="single" w:sz="4" w:color="D9D9D9"/>
-              <w:left w:val="single" w:sz="4" w:color="D9D9D9"/>
-              <w:bottom w:val="single" w:sz="4" w:color="D9D9D9"/>
-              <w:right w:val="single" w:sz="4" w:color="D9D9D9"/>
-              <w:insideH w:val="single" w:sz="4" w:color="D9D9D9"/>
-              <w:insideV w:val="single" w:sz="4" w:color="D9D9D9"/>
-            </w:tcBorders>
-            <w:tcMar>
-              <w:top w:w="90" w:type="dxa"/>
-              <w:left w:w="90" w:type="dxa"/>
-              <w:bottom w:w="90" w:type="dxa"/>
-              <w:right w:w="90" w:type="dxa"/>
-            </w:tcMar>
-            <w:shd w:fill="FFFFFF"/>
+            <w:tcW w:type="dxa" w:w="3324"/>
           </w:tcPr>
           <w:p>
             <w:pPr>
-              <w:spacing w:after="20" w:line="264" w:lineRule="auto"/>
+              <w:spacing w:after="40" w:before="40" w:line="240" w:lineRule="auto"/>
             </w:pPr>
             <w:r>
               <w:rPr>
                 <w:b w:val="0"/>
-                <w:sz w:val="18"/>
+                <w:sz w:val="16"/>
               </w:rPr>
-              <w:t>최신 사용자 지시 반영</w:t>
+              <w:t>SCR-U-005 PG 결제</w:t>
             </w:r>
           </w:p>
         </w:tc>
@@ -3411,97 +3314,52 @@
         </w:trPr>
         <w:tc>
           <w:tcPr>
-            <w:tcW w:type="dxa" w:w="1814"/>
-            <w:tcBorders>
-              <w:top w:val="single" w:sz="4" w:color="D9D9D9"/>
-              <w:left w:val="single" w:sz="4" w:color="D9D9D9"/>
-              <w:bottom w:val="single" w:sz="4" w:color="D9D9D9"/>
-              <w:right w:val="single" w:sz="4" w:color="D9D9D9"/>
-              <w:insideH w:val="single" w:sz="4" w:color="D9D9D9"/>
-              <w:insideV w:val="single" w:sz="4" w:color="D9D9D9"/>
-            </w:tcBorders>
-            <w:tcMar>
-              <w:top w:w="90" w:type="dxa"/>
-              <w:left w:w="90" w:type="dxa"/>
-              <w:bottom w:w="90" w:type="dxa"/>
-              <w:right w:w="90" w:type="dxa"/>
-            </w:tcMar>
-            <w:shd w:fill="F3F6F8"/>
+            <w:tcW w:type="dxa" w:w="3324"/>
           </w:tcPr>
           <w:p>
             <w:pPr>
-              <w:spacing w:after="20" w:line="264" w:lineRule="auto"/>
+              <w:spacing w:after="40" w:before="40" w:line="240" w:lineRule="auto"/>
             </w:pPr>
             <w:r>
               <w:rPr>
                 <w:b w:val="0"/>
-                <w:sz w:val="18"/>
+                <w:sz w:val="16"/>
               </w:rPr>
-              <w:t>조회 상태</w:t>
+              <w:t>FN-010</w:t>
             </w:r>
           </w:p>
         </w:tc>
         <w:tc>
           <w:tcPr>
-            <w:tcW w:type="dxa" w:w="5329"/>
-            <w:tcBorders>
-              <w:top w:val="single" w:sz="4" w:color="D9D9D9"/>
-              <w:left w:val="single" w:sz="4" w:color="D9D9D9"/>
-              <w:bottom w:val="single" w:sz="4" w:color="D9D9D9"/>
-              <w:right w:val="single" w:sz="4" w:color="D9D9D9"/>
-              <w:insideH w:val="single" w:sz="4" w:color="D9D9D9"/>
-              <w:insideV w:val="single" w:sz="4" w:color="D9D9D9"/>
-            </w:tcBorders>
-            <w:tcMar>
-              <w:top w:w="90" w:type="dxa"/>
-              <w:left w:w="90" w:type="dxa"/>
-              <w:bottom w:w="90" w:type="dxa"/>
-              <w:right w:w="90" w:type="dxa"/>
-            </w:tcMar>
-            <w:shd w:fill="F3F6F8"/>
+            <w:tcW w:type="dxa" w:w="3324"/>
           </w:tcPr>
           <w:p>
             <w:pPr>
-              <w:spacing w:after="20" w:line="264" w:lineRule="auto"/>
+              <w:spacing w:after="40" w:before="40" w:line="240" w:lineRule="auto"/>
             </w:pPr>
             <w:r>
               <w:rPr>
                 <w:b w:val="0"/>
-                <w:sz w:val="18"/>
+                <w:sz w:val="16"/>
               </w:rPr>
-              <w:t>빈 결과 권한 없음 통신 실패 로딩을 구분 성공은 변경된 상태로 확인</w:t>
+              <w:t>주문 완료</w:t>
             </w:r>
           </w:p>
         </w:tc>
         <w:tc>
           <w:tcPr>
-            <w:tcW w:type="dxa" w:w="2665"/>
-            <w:tcBorders>
-              <w:top w:val="single" w:sz="4" w:color="D9D9D9"/>
-              <w:left w:val="single" w:sz="4" w:color="D9D9D9"/>
-              <w:bottom w:val="single" w:sz="4" w:color="D9D9D9"/>
-              <w:right w:val="single" w:sz="4" w:color="D9D9D9"/>
-              <w:insideH w:val="single" w:sz="4" w:color="D9D9D9"/>
-              <w:insideV w:val="single" w:sz="4" w:color="D9D9D9"/>
-            </w:tcBorders>
-            <w:tcMar>
-              <w:top w:w="90" w:type="dxa"/>
-              <w:left w:w="90" w:type="dxa"/>
-              <w:bottom w:w="90" w:type="dxa"/>
-              <w:right w:w="90" w:type="dxa"/>
-            </w:tcMar>
-            <w:shd w:fill="F3F6F8"/>
+            <w:tcW w:type="dxa" w:w="3324"/>
           </w:tcPr>
           <w:p>
             <w:pPr>
-              <w:spacing w:after="20" w:line="264" w:lineRule="auto"/>
+              <w:spacing w:after="40" w:before="40" w:line="240" w:lineRule="auto"/>
             </w:pPr>
             <w:r>
               <w:rPr>
                 <w:b w:val="0"/>
-                <w:sz w:val="18"/>
+                <w:sz w:val="16"/>
               </w:rPr>
-              <w:t>일부 빈 상태만 제공</w:t>
+              <w:t>SCR-U-006</w:t>
             </w:r>
           </w:p>
         </w:tc>
@@ -3512,97 +3370,52 @@
         </w:trPr>
         <w:tc>
           <w:tcPr>
-            <w:tcW w:type="dxa" w:w="1814"/>
-            <w:tcBorders>
-              <w:top w:val="single" w:sz="4" w:color="D9D9D9"/>
-              <w:left w:val="single" w:sz="4" w:color="D9D9D9"/>
-              <w:bottom w:val="single" w:sz="4" w:color="D9D9D9"/>
-              <w:right w:val="single" w:sz="4" w:color="D9D9D9"/>
-              <w:insideH w:val="single" w:sz="4" w:color="D9D9D9"/>
-              <w:insideV w:val="single" w:sz="4" w:color="D9D9D9"/>
-            </w:tcBorders>
-            <w:tcMar>
-              <w:top w:w="90" w:type="dxa"/>
-              <w:left w:w="90" w:type="dxa"/>
-              <w:bottom w:w="90" w:type="dxa"/>
-              <w:right w:w="90" w:type="dxa"/>
-            </w:tcMar>
-            <w:shd w:fill="FFFFFF"/>
+            <w:tcW w:type="dxa" w:w="3324"/>
           </w:tcPr>
           <w:p>
             <w:pPr>
-              <w:spacing w:after="20" w:line="264" w:lineRule="auto"/>
+              <w:spacing w:after="40" w:before="40" w:line="240" w:lineRule="auto"/>
             </w:pPr>
             <w:r>
               <w:rPr>
                 <w:b w:val="0"/>
-                <w:sz w:val="18"/>
+                <w:sz w:val="16"/>
               </w:rPr>
-              <w:t>개인정보</w:t>
+              <w:t>FN-011</w:t>
             </w:r>
           </w:p>
         </w:tc>
         <w:tc>
           <w:tcPr>
-            <w:tcW w:type="dxa" w:w="5329"/>
-            <w:tcBorders>
-              <w:top w:val="single" w:sz="4" w:color="D9D9D9"/>
-              <w:left w:val="single" w:sz="4" w:color="D9D9D9"/>
-              <w:bottom w:val="single" w:sz="4" w:color="D9D9D9"/>
-              <w:right w:val="single" w:sz="4" w:color="D9D9D9"/>
-              <w:insideH w:val="single" w:sz="4" w:color="D9D9D9"/>
-              <w:insideV w:val="single" w:sz="4" w:color="D9D9D9"/>
-            </w:tcBorders>
-            <w:tcMar>
-              <w:top w:w="90" w:type="dxa"/>
-              <w:left w:w="90" w:type="dxa"/>
-              <w:bottom w:w="90" w:type="dxa"/>
-              <w:right w:w="90" w:type="dxa"/>
-            </w:tcMar>
-            <w:shd w:fill="FFFFFF"/>
+            <w:tcW w:type="dxa" w:w="3324"/>
           </w:tcPr>
           <w:p>
             <w:pPr>
-              <w:spacing w:after="20" w:line="264" w:lineRule="auto"/>
+              <w:spacing w:after="40" w:before="40" w:line="240" w:lineRule="auto"/>
             </w:pPr>
             <w:r>
               <w:rPr>
                 <w:b w:val="0"/>
-                <w:sz w:val="18"/>
+                <w:sz w:val="16"/>
               </w:rPr>
-              <w:t>허용 역할 및 본인 주문 조회만 서버에서 허용 다운로드 기록</w:t>
+              <w:t>본인 주문 목록</w:t>
             </w:r>
           </w:p>
         </w:tc>
         <w:tc>
           <w:tcPr>
-            <w:tcW w:type="dxa" w:w="2665"/>
-            <w:tcBorders>
-              <w:top w:val="single" w:sz="4" w:color="D9D9D9"/>
-              <w:left w:val="single" w:sz="4" w:color="D9D9D9"/>
-              <w:bottom w:val="single" w:sz="4" w:color="D9D9D9"/>
-              <w:right w:val="single" w:sz="4" w:color="D9D9D9"/>
-              <w:insideH w:val="single" w:sz="4" w:color="D9D9D9"/>
-              <w:insideV w:val="single" w:sz="4" w:color="D9D9D9"/>
-            </w:tcBorders>
-            <w:tcMar>
-              <w:top w:w="90" w:type="dxa"/>
-              <w:left w:w="90" w:type="dxa"/>
-              <w:bottom w:w="90" w:type="dxa"/>
-              <w:right w:w="90" w:type="dxa"/>
-            </w:tcMar>
-            <w:shd w:fill="FFFFFF"/>
+            <w:tcW w:type="dxa" w:w="3324"/>
           </w:tcPr>
           <w:p>
             <w:pPr>
-              <w:spacing w:after="20" w:line="264" w:lineRule="auto"/>
+              <w:spacing w:after="40" w:before="40" w:line="240" w:lineRule="auto"/>
             </w:pPr>
             <w:r>
               <w:rPr>
                 <w:b w:val="0"/>
-                <w:sz w:val="18"/>
+                <w:sz w:val="16"/>
               </w:rPr>
-              <w:t>시연 인증 권한 없음</w:t>
+              <w:t>SCR-U-007</w:t>
             </w:r>
           </w:p>
         </w:tc>
@@ -3613,97 +3426,52 @@
         </w:trPr>
         <w:tc>
           <w:tcPr>
-            <w:tcW w:type="dxa" w:w="1814"/>
-            <w:tcBorders>
-              <w:top w:val="single" w:sz="4" w:color="D9D9D9"/>
-              <w:left w:val="single" w:sz="4" w:color="D9D9D9"/>
-              <w:bottom w:val="single" w:sz="4" w:color="D9D9D9"/>
-              <w:right w:val="single" w:sz="4" w:color="D9D9D9"/>
-              <w:insideH w:val="single" w:sz="4" w:color="D9D9D9"/>
-              <w:insideV w:val="single" w:sz="4" w:color="D9D9D9"/>
-            </w:tcBorders>
-            <w:tcMar>
-              <w:top w:w="90" w:type="dxa"/>
-              <w:left w:w="90" w:type="dxa"/>
-              <w:bottom w:w="90" w:type="dxa"/>
-              <w:right w:w="90" w:type="dxa"/>
-            </w:tcMar>
-            <w:shd w:fill="F3F6F8"/>
+            <w:tcW w:type="dxa" w:w="3324"/>
           </w:tcPr>
           <w:p>
             <w:pPr>
-              <w:spacing w:after="20" w:line="264" w:lineRule="auto"/>
+              <w:spacing w:after="40" w:before="40" w:line="240" w:lineRule="auto"/>
             </w:pPr>
             <w:r>
               <w:rPr>
                 <w:b w:val="0"/>
-                <w:sz w:val="18"/>
+                <w:sz w:val="16"/>
               </w:rPr>
-              <w:t>첨부 저장</w:t>
+              <w:t>FN-012</w:t>
             </w:r>
           </w:p>
         </w:tc>
         <w:tc>
           <w:tcPr>
-            <w:tcW w:type="dxa" w:w="5329"/>
-            <w:tcBorders>
-              <w:top w:val="single" w:sz="4" w:color="D9D9D9"/>
-              <w:left w:val="single" w:sz="4" w:color="D9D9D9"/>
-              <w:bottom w:val="single" w:sz="4" w:color="D9D9D9"/>
-              <w:right w:val="single" w:sz="4" w:color="D9D9D9"/>
-              <w:insideH w:val="single" w:sz="4" w:color="D9D9D9"/>
-              <w:insideV w:val="single" w:sz="4" w:color="D9D9D9"/>
-            </w:tcBorders>
-            <w:tcMar>
-              <w:top w:w="90" w:type="dxa"/>
-              <w:left w:w="90" w:type="dxa"/>
-              <w:bottom w:w="90" w:type="dxa"/>
-              <w:right w:w="90" w:type="dxa"/>
-            </w:tcMar>
-            <w:shd w:fill="F3F6F8"/>
+            <w:tcW w:type="dxa" w:w="3324"/>
           </w:tcPr>
           <w:p>
             <w:pPr>
-              <w:spacing w:after="20" w:line="264" w:lineRule="auto"/>
+              <w:spacing w:after="40" w:before="40" w:line="240" w:lineRule="auto"/>
             </w:pPr>
             <w:r>
               <w:rPr>
                 <w:b w:val="0"/>
-                <w:sz w:val="18"/>
+                <w:sz w:val="16"/>
               </w:rPr>
-              <w:t>실제 서버 스토리지 업로드 실패 시 입력 보존</w:t>
+              <w:t>주문 상세와 금액 보존</w:t>
             </w:r>
           </w:p>
         </w:tc>
         <w:tc>
           <w:tcPr>
-            <w:tcW w:type="dxa" w:w="2665"/>
-            <w:tcBorders>
-              <w:top w:val="single" w:sz="4" w:color="D9D9D9"/>
-              <w:left w:val="single" w:sz="4" w:color="D9D9D9"/>
-              <w:bottom w:val="single" w:sz="4" w:color="D9D9D9"/>
-              <w:right w:val="single" w:sz="4" w:color="D9D9D9"/>
-              <w:insideH w:val="single" w:sz="4" w:color="D9D9D9"/>
-              <w:insideV w:val="single" w:sz="4" w:color="D9D9D9"/>
-            </w:tcBorders>
-            <w:tcMar>
-              <w:top w:w="90" w:type="dxa"/>
-              <w:left w:w="90" w:type="dxa"/>
-              <w:bottom w:w="90" w:type="dxa"/>
-              <w:right w:w="90" w:type="dxa"/>
-            </w:tcMar>
-            <w:shd w:fill="F3F6F8"/>
+            <w:tcW w:type="dxa" w:w="3324"/>
           </w:tcPr>
           <w:p>
             <w:pPr>
-              <w:spacing w:after="20" w:line="264" w:lineRule="auto"/>
+              <w:spacing w:after="40" w:before="40" w:line="240" w:lineRule="auto"/>
             </w:pPr>
             <w:r>
               <w:rPr>
                 <w:b w:val="0"/>
-                <w:sz w:val="18"/>
+                <w:sz w:val="16"/>
               </w:rPr>
-              <w:t>시연 데이터 URL과 브라우저 저장</w:t>
+              <w:t>SCR-U-008</w:t>
             </w:r>
           </w:p>
         </w:tc>
@@ -3714,142 +3482,905 @@
         </w:trPr>
         <w:tc>
           <w:tcPr>
-            <w:tcW w:type="dxa" w:w="1814"/>
-            <w:tcBorders>
-              <w:top w:val="single" w:sz="4" w:color="D9D9D9"/>
-              <w:left w:val="single" w:sz="4" w:color="D9D9D9"/>
-              <w:bottom w:val="single" w:sz="4" w:color="D9D9D9"/>
-              <w:right w:val="single" w:sz="4" w:color="D9D9D9"/>
-              <w:insideH w:val="single" w:sz="4" w:color="D9D9D9"/>
-              <w:insideV w:val="single" w:sz="4" w:color="D9D9D9"/>
-            </w:tcBorders>
-            <w:tcMar>
-              <w:top w:w="90" w:type="dxa"/>
-              <w:left w:w="90" w:type="dxa"/>
-              <w:bottom w:w="90" w:type="dxa"/>
-              <w:right w:w="90" w:type="dxa"/>
-            </w:tcMar>
-            <w:shd w:fill="FFFFFF"/>
+            <w:tcW w:type="dxa" w:w="3324"/>
           </w:tcPr>
           <w:p>
             <w:pPr>
-              <w:spacing w:after="20" w:line="264" w:lineRule="auto"/>
+              <w:spacing w:after="40" w:before="40" w:line="240" w:lineRule="auto"/>
             </w:pPr>
             <w:r>
               <w:rPr>
                 <w:b w:val="0"/>
-                <w:sz w:val="18"/>
+                <w:sz w:val="16"/>
               </w:rPr>
-              <w:t>운영 데이터</w:t>
+              <w:t>FN-013</w:t>
             </w:r>
           </w:p>
         </w:tc>
         <w:tc>
           <w:tcPr>
-            <w:tcW w:type="dxa" w:w="5329"/>
-            <w:tcBorders>
-              <w:top w:val="single" w:sz="4" w:color="D9D9D9"/>
-              <w:left w:val="single" w:sz="4" w:color="D9D9D9"/>
-              <w:bottom w:val="single" w:sz="4" w:color="D9D9D9"/>
-              <w:right w:val="single" w:sz="4" w:color="D9D9D9"/>
-              <w:insideH w:val="single" w:sz="4" w:color="D9D9D9"/>
-              <w:insideV w:val="single" w:sz="4" w:color="D9D9D9"/>
-            </w:tcBorders>
-            <w:tcMar>
-              <w:top w:w="90" w:type="dxa"/>
-              <w:left w:w="90" w:type="dxa"/>
-              <w:bottom w:w="90" w:type="dxa"/>
-              <w:right w:w="90" w:type="dxa"/>
-            </w:tcMar>
-            <w:shd w:fill="FFFFFF"/>
+            <w:tcW w:type="dxa" w:w="3324"/>
           </w:tcPr>
           <w:p>
             <w:pPr>
-              <w:spacing w:after="20" w:line="264" w:lineRule="auto"/>
+              <w:spacing w:after="40" w:before="40" w:line="240" w:lineRule="auto"/>
             </w:pPr>
             <w:r>
               <w:rPr>
                 <w:b w:val="0"/>
-                <w:sz w:val="18"/>
+                <w:sz w:val="16"/>
               </w:rPr>
-              <w:t>예시 주문 제거 회원 주문·승인·재고 감사 이력 보존</w:t>
+              <w:t>사용자 주문 전체 취소</w:t>
             </w:r>
           </w:p>
         </w:tc>
         <w:tc>
           <w:tcPr>
-            <w:tcW w:type="dxa" w:w="2665"/>
-            <w:tcBorders>
-              <w:top w:val="single" w:sz="4" w:color="D9D9D9"/>
-              <w:left w:val="single" w:sz="4" w:color="D9D9D9"/>
-              <w:bottom w:val="single" w:sz="4" w:color="D9D9D9"/>
-              <w:right w:val="single" w:sz="4" w:color="D9D9D9"/>
-              <w:insideH w:val="single" w:sz="4" w:color="D9D9D9"/>
-              <w:insideV w:val="single" w:sz="4" w:color="D9D9D9"/>
-            </w:tcBorders>
-            <w:tcMar>
-              <w:top w:w="90" w:type="dxa"/>
-              <w:left w:w="90" w:type="dxa"/>
-              <w:bottom w:w="90" w:type="dxa"/>
-              <w:right w:w="90" w:type="dxa"/>
-            </w:tcMar>
-            <w:shd w:fill="FFFFFF"/>
+            <w:tcW w:type="dxa" w:w="3324"/>
           </w:tcPr>
           <w:p>
             <w:pPr>
-              <w:spacing w:after="20" w:line="264" w:lineRule="auto"/>
+              <w:spacing w:after="40" w:before="40" w:line="240" w:lineRule="auto"/>
             </w:pPr>
             <w:r>
               <w:rPr>
                 <w:b w:val="0"/>
-                <w:sz w:val="18"/>
+                <w:sz w:val="16"/>
               </w:rPr>
-              <w:t>예시 주문 자동 추가 코드 존재</w:t>
+              <w:t>SCR-U-008 전체 취소 확인</w:t>
+            </w:r>
+          </w:p>
+        </w:tc>
+      </w:tr>
+      <w:tr>
+        <w:trPr>
+          <w:cantSplit/>
+        </w:trPr>
+        <w:tc>
+          <w:tcPr>
+            <w:tcW w:type="dxa" w:w="3324"/>
+          </w:tcPr>
+          <w:p>
+            <w:pPr>
+              <w:spacing w:after="40" w:before="40" w:line="240" w:lineRule="auto"/>
+            </w:pPr>
+            <w:r>
+              <w:rPr>
+                <w:b w:val="0"/>
+                <w:sz w:val="16"/>
+              </w:rPr>
+              <w:t>FN-014</w:t>
+            </w:r>
+          </w:p>
+        </w:tc>
+        <w:tc>
+          <w:tcPr>
+            <w:tcW w:type="dxa" w:w="3324"/>
+          </w:tcPr>
+          <w:p>
+            <w:pPr>
+              <w:spacing w:after="40" w:before="40" w:line="240" w:lineRule="auto"/>
+            </w:pPr>
+            <w:r>
+              <w:rPr>
+                <w:b w:val="0"/>
+                <w:sz w:val="16"/>
+              </w:rPr>
+              <w:t>배송정보·배송 조회와 전체 반품 신청</w:t>
+            </w:r>
+          </w:p>
+        </w:tc>
+        <w:tc>
+          <w:tcPr>
+            <w:tcW w:type="dxa" w:w="3324"/>
+          </w:tcPr>
+          <w:p>
+            <w:pPr>
+              <w:spacing w:after="40" w:before="40" w:line="240" w:lineRule="auto"/>
+            </w:pPr>
+            <w:r>
+              <w:rPr>
+                <w:b w:val="0"/>
+                <w:sz w:val="16"/>
+              </w:rPr>
+              <w:t>SCR-U-008 택배사 조회</w:t>
+            </w:r>
+          </w:p>
+        </w:tc>
+      </w:tr>
+      <w:tr>
+        <w:trPr>
+          <w:cantSplit/>
+        </w:trPr>
+        <w:tc>
+          <w:tcPr>
+            <w:tcW w:type="dxa" w:w="3324"/>
+          </w:tcPr>
+          <w:p>
+            <w:pPr>
+              <w:spacing w:after="40" w:before="40" w:line="240" w:lineRule="auto"/>
+            </w:pPr>
+            <w:r>
+              <w:rPr>
+                <w:b w:val="0"/>
+                <w:sz w:val="16"/>
+              </w:rPr>
+              <w:t>FN-015</w:t>
+            </w:r>
+          </w:p>
+        </w:tc>
+        <w:tc>
+          <w:tcPr>
+            <w:tcW w:type="dxa" w:w="3324"/>
+          </w:tcPr>
+          <w:p>
+            <w:pPr>
+              <w:spacing w:after="40" w:before="40" w:line="240" w:lineRule="auto"/>
+            </w:pPr>
+            <w:r>
+              <w:rPr>
+                <w:b w:val="0"/>
+                <w:sz w:val="16"/>
+              </w:rPr>
+              <w:t>관리자 주문 검색</w:t>
+            </w:r>
+          </w:p>
+        </w:tc>
+        <w:tc>
+          <w:tcPr>
+            <w:tcW w:type="dxa" w:w="3324"/>
+          </w:tcPr>
+          <w:p>
+            <w:pPr>
+              <w:spacing w:after="40" w:before="40" w:line="240" w:lineRule="auto"/>
+            </w:pPr>
+            <w:r>
+              <w:rPr>
+                <w:b w:val="0"/>
+                <w:sz w:val="16"/>
+              </w:rPr>
+              <w:t>SCR-A-001</w:t>
+            </w:r>
+          </w:p>
+        </w:tc>
+      </w:tr>
+      <w:tr>
+        <w:trPr>
+          <w:cantSplit/>
+        </w:trPr>
+        <w:tc>
+          <w:tcPr>
+            <w:tcW w:type="dxa" w:w="3324"/>
+          </w:tcPr>
+          <w:p>
+            <w:pPr>
+              <w:spacing w:after="40" w:before="40" w:line="240" w:lineRule="auto"/>
+            </w:pPr>
+            <w:r>
+              <w:rPr>
+                <w:b w:val="0"/>
+                <w:sz w:val="16"/>
+              </w:rPr>
+              <w:t>FN-016</w:t>
+            </w:r>
+          </w:p>
+        </w:tc>
+        <w:tc>
+          <w:tcPr>
+            <w:tcW w:type="dxa" w:w="3324"/>
+          </w:tcPr>
+          <w:p>
+            <w:pPr>
+              <w:spacing w:after="40" w:before="40" w:line="240" w:lineRule="auto"/>
+            </w:pPr>
+            <w:r>
+              <w:rPr>
+                <w:b w:val="0"/>
+                <w:sz w:val="16"/>
+              </w:rPr>
+              <w:t>주문 및 출고 대상 내려받기</w:t>
+            </w:r>
+          </w:p>
+        </w:tc>
+        <w:tc>
+          <w:tcPr>
+            <w:tcW w:type="dxa" w:w="3324"/>
+          </w:tcPr>
+          <w:p>
+            <w:pPr>
+              <w:spacing w:after="40" w:before="40" w:line="240" w:lineRule="auto"/>
+            </w:pPr>
+            <w:r>
+              <w:rPr>
+                <w:b w:val="0"/>
+                <w:sz w:val="16"/>
+              </w:rPr>
+              <w:t>SCR-A-001 SCR-A-003 목록 내려받기</w:t>
+            </w:r>
+          </w:p>
+        </w:tc>
+      </w:tr>
+      <w:tr>
+        <w:trPr>
+          <w:cantSplit/>
+        </w:trPr>
+        <w:tc>
+          <w:tcPr>
+            <w:tcW w:type="dxa" w:w="3324"/>
+          </w:tcPr>
+          <w:p>
+            <w:pPr>
+              <w:spacing w:after="40" w:before="40" w:line="240" w:lineRule="auto"/>
+            </w:pPr>
+            <w:r>
+              <w:rPr>
+                <w:b w:val="0"/>
+                <w:sz w:val="16"/>
+              </w:rPr>
+              <w:t>FN-017</w:t>
+            </w:r>
+          </w:p>
+        </w:tc>
+        <w:tc>
+          <w:tcPr>
+            <w:tcW w:type="dxa" w:w="3324"/>
+          </w:tcPr>
+          <w:p>
+            <w:pPr>
+              <w:spacing w:after="40" w:before="40" w:line="240" w:lineRule="auto"/>
+            </w:pPr>
+            <w:r>
+              <w:rPr>
+                <w:b w:val="0"/>
+                <w:sz w:val="16"/>
+              </w:rPr>
+              <w:t>관리자 주문 상세</w:t>
+            </w:r>
+          </w:p>
+        </w:tc>
+        <w:tc>
+          <w:tcPr>
+            <w:tcW w:type="dxa" w:w="3324"/>
+          </w:tcPr>
+          <w:p>
+            <w:pPr>
+              <w:spacing w:after="40" w:before="40" w:line="240" w:lineRule="auto"/>
+            </w:pPr>
+            <w:r>
+              <w:rPr>
+                <w:b w:val="0"/>
+                <w:sz w:val="16"/>
+              </w:rPr>
+              <w:t>SCR-A-002</w:t>
+            </w:r>
+          </w:p>
+        </w:tc>
+      </w:tr>
+      <w:tr>
+        <w:trPr>
+          <w:cantSplit/>
+        </w:trPr>
+        <w:tc>
+          <w:tcPr>
+            <w:tcW w:type="dxa" w:w="3324"/>
+          </w:tcPr>
+          <w:p>
+            <w:pPr>
+              <w:spacing w:after="40" w:before="40" w:line="240" w:lineRule="auto"/>
+            </w:pPr>
+            <w:r>
+              <w:rPr>
+                <w:b w:val="0"/>
+                <w:sz w:val="16"/>
+              </w:rPr>
+              <w:t>FN-018</w:t>
+            </w:r>
+          </w:p>
+        </w:tc>
+        <w:tc>
+          <w:tcPr>
+            <w:tcW w:type="dxa" w:w="3324"/>
+          </w:tcPr>
+          <w:p>
+            <w:pPr>
+              <w:spacing w:after="40" w:before="40" w:line="240" w:lineRule="auto"/>
+            </w:pPr>
+            <w:r>
+              <w:rPr>
+                <w:b w:val="0"/>
+                <w:sz w:val="16"/>
+              </w:rPr>
+              <w:t>관리자 전체 취소</w:t>
+            </w:r>
+          </w:p>
+        </w:tc>
+        <w:tc>
+          <w:tcPr>
+            <w:tcW w:type="dxa" w:w="3324"/>
+          </w:tcPr>
+          <w:p>
+            <w:pPr>
+              <w:spacing w:after="40" w:before="40" w:line="240" w:lineRule="auto"/>
+            </w:pPr>
+            <w:r>
+              <w:rPr>
+                <w:b w:val="0"/>
+                <w:sz w:val="16"/>
+              </w:rPr>
+              <w:t>SCR-A-002 전체 취소 확인</w:t>
+            </w:r>
+          </w:p>
+        </w:tc>
+      </w:tr>
+      <w:tr>
+        <w:trPr>
+          <w:cantSplit/>
+        </w:trPr>
+        <w:tc>
+          <w:tcPr>
+            <w:tcW w:type="dxa" w:w="3324"/>
+          </w:tcPr>
+          <w:p>
+            <w:pPr>
+              <w:spacing w:after="40" w:before="40" w:line="240" w:lineRule="auto"/>
+            </w:pPr>
+            <w:r>
+              <w:rPr>
+                <w:b w:val="0"/>
+                <w:sz w:val="16"/>
+              </w:rPr>
+              <w:t>FN-019</w:t>
+            </w:r>
+          </w:p>
+        </w:tc>
+        <w:tc>
+          <w:tcPr>
+            <w:tcW w:type="dxa" w:w="3324"/>
+          </w:tcPr>
+          <w:p>
+            <w:pPr>
+              <w:spacing w:after="40" w:before="40" w:line="240" w:lineRule="auto"/>
+            </w:pPr>
+            <w:r>
+              <w:rPr>
+                <w:b w:val="0"/>
+                <w:sz w:val="16"/>
+              </w:rPr>
+              <w:t>발송 목록과 운송장 검증</w:t>
+            </w:r>
+          </w:p>
+        </w:tc>
+        <w:tc>
+          <w:tcPr>
+            <w:tcW w:type="dxa" w:w="3324"/>
+          </w:tcPr>
+          <w:p>
+            <w:pPr>
+              <w:spacing w:after="40" w:before="40" w:line="240" w:lineRule="auto"/>
+            </w:pPr>
+            <w:r>
+              <w:rPr>
+                <w:b w:val="0"/>
+                <w:sz w:val="16"/>
+              </w:rPr>
+              <w:t>SCR-A-003</w:t>
+            </w:r>
+          </w:p>
+        </w:tc>
+      </w:tr>
+      <w:tr>
+        <w:trPr>
+          <w:cantSplit/>
+        </w:trPr>
+        <w:tc>
+          <w:tcPr>
+            <w:tcW w:type="dxa" w:w="3324"/>
+          </w:tcPr>
+          <w:p>
+            <w:pPr>
+              <w:spacing w:after="40" w:before="40" w:line="240" w:lineRule="auto"/>
+            </w:pPr>
+            <w:r>
+              <w:rPr>
+                <w:b w:val="0"/>
+                <w:sz w:val="16"/>
+              </w:rPr>
+              <w:t>FN-020</w:t>
+            </w:r>
+          </w:p>
+        </w:tc>
+        <w:tc>
+          <w:tcPr>
+            <w:tcW w:type="dxa" w:w="3324"/>
+          </w:tcPr>
+          <w:p>
+            <w:pPr>
+              <w:spacing w:after="40" w:before="40" w:line="240" w:lineRule="auto"/>
+            </w:pPr>
+            <w:r>
+              <w:rPr>
+                <w:b w:val="0"/>
+                <w:sz w:val="16"/>
+              </w:rPr>
+              <w:t>주문별 운송장 등록과 수정</w:t>
+            </w:r>
+          </w:p>
+        </w:tc>
+        <w:tc>
+          <w:tcPr>
+            <w:tcW w:type="dxa" w:w="3324"/>
+          </w:tcPr>
+          <w:p>
+            <w:pPr>
+              <w:spacing w:after="40" w:before="40" w:line="240" w:lineRule="auto"/>
+            </w:pPr>
+            <w:r>
+              <w:rPr>
+                <w:b w:val="0"/>
+                <w:sz w:val="16"/>
+              </w:rPr>
+              <w:t>SCR-A-003</w:t>
+            </w:r>
+          </w:p>
+        </w:tc>
+      </w:tr>
+      <w:tr>
+        <w:trPr>
+          <w:cantSplit/>
+        </w:trPr>
+        <w:tc>
+          <w:tcPr>
+            <w:tcW w:type="dxa" w:w="3324"/>
+          </w:tcPr>
+          <w:p>
+            <w:pPr>
+              <w:spacing w:after="40" w:before="40" w:line="240" w:lineRule="auto"/>
+            </w:pPr>
+            <w:r>
+              <w:rPr>
+                <w:b w:val="0"/>
+                <w:sz w:val="16"/>
+              </w:rPr>
+              <w:t>FN-021</w:t>
+            </w:r>
+          </w:p>
+        </w:tc>
+        <w:tc>
+          <w:tcPr>
+            <w:tcW w:type="dxa" w:w="3324"/>
+          </w:tcPr>
+          <w:p>
+            <w:pPr>
+              <w:spacing w:after="40" w:before="40" w:line="240" w:lineRule="auto"/>
+            </w:pPr>
+            <w:r>
+              <w:rPr>
+                <w:b w:val="0"/>
+                <w:sz w:val="16"/>
+              </w:rPr>
+              <w:t>상품 목록과 검색</w:t>
+            </w:r>
+          </w:p>
+        </w:tc>
+        <w:tc>
+          <w:tcPr>
+            <w:tcW w:type="dxa" w:w="3324"/>
+          </w:tcPr>
+          <w:p>
+            <w:pPr>
+              <w:spacing w:after="40" w:before="40" w:line="240" w:lineRule="auto"/>
+            </w:pPr>
+            <w:r>
+              <w:rPr>
+                <w:b w:val="0"/>
+                <w:sz w:val="16"/>
+              </w:rPr>
+              <w:t>SCR-A-004</w:t>
+            </w:r>
+          </w:p>
+        </w:tc>
+      </w:tr>
+      <w:tr>
+        <w:trPr>
+          <w:cantSplit/>
+        </w:trPr>
+        <w:tc>
+          <w:tcPr>
+            <w:tcW w:type="dxa" w:w="3324"/>
+          </w:tcPr>
+          <w:p>
+            <w:pPr>
+              <w:spacing w:after="40" w:before="40" w:line="240" w:lineRule="auto"/>
+            </w:pPr>
+            <w:r>
+              <w:rPr>
+                <w:b w:val="0"/>
+                <w:sz w:val="16"/>
+              </w:rPr>
+              <w:t>FN-022</w:t>
+            </w:r>
+          </w:p>
+        </w:tc>
+        <w:tc>
+          <w:tcPr>
+            <w:tcW w:type="dxa" w:w="3324"/>
+          </w:tcPr>
+          <w:p>
+            <w:pPr>
+              <w:spacing w:after="40" w:before="40" w:line="240" w:lineRule="auto"/>
+            </w:pPr>
+            <w:r>
+              <w:rPr>
+                <w:b w:val="0"/>
+                <w:sz w:val="16"/>
+              </w:rPr>
+              <w:t>상품 기본정보와 대표 이미지</w:t>
+            </w:r>
+          </w:p>
+        </w:tc>
+        <w:tc>
+          <w:tcPr>
+            <w:tcW w:type="dxa" w:w="3324"/>
+          </w:tcPr>
+          <w:p>
+            <w:pPr>
+              <w:spacing w:after="40" w:before="40" w:line="240" w:lineRule="auto"/>
+            </w:pPr>
+            <w:r>
+              <w:rPr>
+                <w:b w:val="0"/>
+                <w:sz w:val="16"/>
+              </w:rPr>
+              <w:t>SCR-A-005</w:t>
+            </w:r>
+          </w:p>
+        </w:tc>
+      </w:tr>
+      <w:tr>
+        <w:trPr>
+          <w:cantSplit/>
+        </w:trPr>
+        <w:tc>
+          <w:tcPr>
+            <w:tcW w:type="dxa" w:w="3324"/>
+          </w:tcPr>
+          <w:p>
+            <w:pPr>
+              <w:spacing w:after="40" w:before="40" w:line="240" w:lineRule="auto"/>
+            </w:pPr>
+            <w:r>
+              <w:rPr>
+                <w:b w:val="0"/>
+                <w:sz w:val="16"/>
+              </w:rPr>
+              <w:t>FN-023</w:t>
+            </w:r>
+          </w:p>
+        </w:tc>
+        <w:tc>
+          <w:tcPr>
+            <w:tcW w:type="dxa" w:w="3324"/>
+          </w:tcPr>
+          <w:p>
+            <w:pPr>
+              <w:spacing w:after="40" w:before="40" w:line="240" w:lineRule="auto"/>
+            </w:pPr>
+            <w:r>
+              <w:rPr>
+                <w:b w:val="0"/>
+                <w:sz w:val="16"/>
+              </w:rPr>
+              <w:t>상품 상세 콘텐츠 편집</w:t>
+            </w:r>
+          </w:p>
+        </w:tc>
+        <w:tc>
+          <w:tcPr>
+            <w:tcW w:type="dxa" w:w="3324"/>
+          </w:tcPr>
+          <w:p>
+            <w:pPr>
+              <w:spacing w:after="40" w:before="40" w:line="240" w:lineRule="auto"/>
+            </w:pPr>
+            <w:r>
+              <w:rPr>
+                <w:b w:val="0"/>
+                <w:sz w:val="16"/>
+              </w:rPr>
+              <w:t>SCR-A-005 상세 편집 도구</w:t>
+            </w:r>
+          </w:p>
+        </w:tc>
+      </w:tr>
+      <w:tr>
+        <w:trPr>
+          <w:cantSplit/>
+        </w:trPr>
+        <w:tc>
+          <w:tcPr>
+            <w:tcW w:type="dxa" w:w="3324"/>
+          </w:tcPr>
+          <w:p>
+            <w:pPr>
+              <w:spacing w:after="40" w:before="40" w:line="240" w:lineRule="auto"/>
+            </w:pPr>
+            <w:r>
+              <w:rPr>
+                <w:b w:val="0"/>
+                <w:sz w:val="16"/>
+              </w:rPr>
+              <w:t>FN-024</w:t>
+            </w:r>
+          </w:p>
+        </w:tc>
+        <w:tc>
+          <w:tcPr>
+            <w:tcW w:type="dxa" w:w="3324"/>
+          </w:tcPr>
+          <w:p>
+            <w:pPr>
+              <w:spacing w:after="40" w:before="40" w:line="240" w:lineRule="auto"/>
+            </w:pPr>
+            <w:r>
+              <w:rPr>
+                <w:b w:val="0"/>
+                <w:sz w:val="16"/>
+              </w:rPr>
+              <w:t>재고 조정과 판매 상태</w:t>
+            </w:r>
+          </w:p>
+        </w:tc>
+        <w:tc>
+          <w:tcPr>
+            <w:tcW w:type="dxa" w:w="3324"/>
+          </w:tcPr>
+          <w:p>
+            <w:pPr>
+              <w:spacing w:after="40" w:before="40" w:line="240" w:lineRule="auto"/>
+            </w:pPr>
+            <w:r>
+              <w:rPr>
+                <w:b w:val="0"/>
+                <w:sz w:val="16"/>
+              </w:rPr>
+              <w:t>SCR-A-005</w:t>
+            </w:r>
+          </w:p>
+        </w:tc>
+      </w:tr>
+      <w:tr>
+        <w:trPr>
+          <w:cantSplit/>
+        </w:trPr>
+        <w:tc>
+          <w:tcPr>
+            <w:tcW w:type="dxa" w:w="3324"/>
+          </w:tcPr>
+          <w:p>
+            <w:pPr>
+              <w:spacing w:after="40" w:before="40" w:line="240" w:lineRule="auto"/>
+            </w:pPr>
+            <w:r>
+              <w:rPr>
+                <w:b w:val="0"/>
+                <w:sz w:val="16"/>
+              </w:rPr>
+              <w:t>FN-025</w:t>
+            </w:r>
+          </w:p>
+        </w:tc>
+        <w:tc>
+          <w:tcPr>
+            <w:tcW w:type="dxa" w:w="3324"/>
+          </w:tcPr>
+          <w:p>
+            <w:pPr>
+              <w:spacing w:after="40" w:before="40" w:line="240" w:lineRule="auto"/>
+            </w:pPr>
+            <w:r>
+              <w:rPr>
+                <w:b w:val="0"/>
+                <w:sz w:val="16"/>
+              </w:rPr>
+              <w:t>수동 상품 노출 순서</w:t>
+            </w:r>
+          </w:p>
+        </w:tc>
+        <w:tc>
+          <w:tcPr>
+            <w:tcW w:type="dxa" w:w="3324"/>
+          </w:tcPr>
+          <w:p>
+            <w:pPr>
+              <w:spacing w:after="40" w:before="40" w:line="240" w:lineRule="auto"/>
+            </w:pPr>
+            <w:r>
+              <w:rPr>
+                <w:b w:val="0"/>
+                <w:sz w:val="16"/>
+              </w:rPr>
+              <w:t>SCR-A-004 SCR-A-005</w:t>
+            </w:r>
+          </w:p>
+        </w:tc>
+      </w:tr>
+      <w:tr>
+        <w:trPr>
+          <w:cantSplit/>
+        </w:trPr>
+        <w:tc>
+          <w:tcPr>
+            <w:tcW w:type="dxa" w:w="3324"/>
+          </w:tcPr>
+          <w:p>
+            <w:pPr>
+              <w:spacing w:after="40" w:before="40" w:line="240" w:lineRule="auto"/>
+            </w:pPr>
+            <w:r>
+              <w:rPr>
+                <w:b w:val="0"/>
+                <w:sz w:val="16"/>
+              </w:rPr>
+              <w:t>FN-026</w:t>
+            </w:r>
+          </w:p>
+        </w:tc>
+        <w:tc>
+          <w:tcPr>
+            <w:tcW w:type="dxa" w:w="3324"/>
+          </w:tcPr>
+          <w:p>
+            <w:pPr>
+              <w:spacing w:after="40" w:before="40" w:line="240" w:lineRule="auto"/>
+            </w:pPr>
+            <w:r>
+              <w:rPr>
+                <w:b w:val="0"/>
+                <w:sz w:val="16"/>
+              </w:rPr>
+              <w:t>스토어 운영 설정과 배너</w:t>
+            </w:r>
+          </w:p>
+        </w:tc>
+        <w:tc>
+          <w:tcPr>
+            <w:tcW w:type="dxa" w:w="3324"/>
+          </w:tcPr>
+          <w:p>
+            <w:pPr>
+              <w:spacing w:after="40" w:before="40" w:line="240" w:lineRule="auto"/>
+            </w:pPr>
+            <w:r>
+              <w:rPr>
+                <w:b w:val="0"/>
+                <w:sz w:val="16"/>
+              </w:rPr>
+              <w:t>SCR-A-006</w:t>
+            </w:r>
+          </w:p>
+        </w:tc>
+      </w:tr>
+      <w:tr>
+        <w:trPr>
+          <w:cantSplit/>
+        </w:trPr>
+        <w:tc>
+          <w:tcPr>
+            <w:tcW w:type="dxa" w:w="3324"/>
+          </w:tcPr>
+          <w:p>
+            <w:pPr>
+              <w:spacing w:after="40" w:before="40" w:line="240" w:lineRule="auto"/>
+            </w:pPr>
+            <w:r>
+              <w:rPr>
+                <w:b w:val="0"/>
+                <w:sz w:val="16"/>
+              </w:rPr>
+              <w:t>FN-027</w:t>
+            </w:r>
+          </w:p>
+        </w:tc>
+        <w:tc>
+          <w:tcPr>
+            <w:tcW w:type="dxa" w:w="3324"/>
+          </w:tcPr>
+          <w:p>
+            <w:pPr>
+              <w:spacing w:after="40" w:before="40" w:line="240" w:lineRule="auto"/>
+            </w:pPr>
+            <w:r>
+              <w:rPr>
+                <w:b w:val="0"/>
+                <w:sz w:val="16"/>
+              </w:rPr>
+              <w:t>커머스 매출 정산</w:t>
+            </w:r>
+          </w:p>
+        </w:tc>
+        <w:tc>
+          <w:tcPr>
+            <w:tcW w:type="dxa" w:w="3324"/>
+          </w:tcPr>
+          <w:p>
+            <w:pPr>
+              <w:spacing w:after="40" w:before="40" w:line="240" w:lineRule="auto"/>
+            </w:pPr>
+            <w:r>
+              <w:rPr>
+                <w:b w:val="0"/>
+                <w:sz w:val="16"/>
+              </w:rPr>
+              <w:t>SCR-A-007</w:t>
+            </w:r>
+          </w:p>
+        </w:tc>
+      </w:tr>
+      <w:tr>
+        <w:trPr>
+          <w:cantSplit/>
+        </w:trPr>
+        <w:tc>
+          <w:tcPr>
+            <w:tcW w:type="dxa" w:w="3324"/>
+          </w:tcPr>
+          <w:p>
+            <w:pPr>
+              <w:spacing w:after="40" w:before="40" w:line="240" w:lineRule="auto"/>
+            </w:pPr>
+            <w:r>
+              <w:rPr>
+                <w:b w:val="0"/>
+                <w:sz w:val="16"/>
+              </w:rPr>
+              <w:t>FN-028</w:t>
+            </w:r>
+          </w:p>
+        </w:tc>
+        <w:tc>
+          <w:tcPr>
+            <w:tcW w:type="dxa" w:w="3324"/>
+          </w:tcPr>
+          <w:p>
+            <w:pPr>
+              <w:spacing w:after="40" w:before="40" w:line="240" w:lineRule="auto"/>
+            </w:pPr>
+            <w:r>
+              <w:rPr>
+                <w:b w:val="0"/>
+                <w:sz w:val="16"/>
+              </w:rPr>
+              <w:t>계정별 커머스 관리자 권한</w:t>
+            </w:r>
+          </w:p>
+        </w:tc>
+        <w:tc>
+          <w:tcPr>
+            <w:tcW w:type="dxa" w:w="3324"/>
+          </w:tcPr>
+          <w:p>
+            <w:pPr>
+              <w:spacing w:after="40" w:before="40" w:line="240" w:lineRule="auto"/>
+            </w:pPr>
+            <w:r>
+              <w:rPr>
+                <w:b w:val="0"/>
+                <w:sz w:val="16"/>
+              </w:rPr>
+              <w:t>SCR-A-008</w:t>
             </w:r>
           </w:p>
         </w:tc>
       </w:tr>
     </w:tbl>
-    <w:p/>
-    <w:p>
-      <w:pPr>
-        <w:pStyle w:val="Heading1"/>
-      </w:pPr>
-      <w:r>
-        <w:t>정책 확인 순서</w:t>
-      </w:r>
-    </w:p>
-    <w:p>
-      <w:r>
-        <w:t>DEC-007 회원·PG 재사용 가능 범위와 DEC-015 시연 추가 기능 계약 반영을 먼저 확인한다. 이어 DEC-001부터 DEC-006까지 배송·취소·송장·파일·권한 정책을 정하고, 입력 한도·기기 간 장바구니·첨부 기준·재입고 기준을 확정한다. 전체 결정 목록과 담당 역할은 개발 전달서 6장을 따른다.</w:t>
-      </w:r>
-    </w:p>
     <w:sectPr>
-      <w:footerReference w:type="default" r:id="rId9"/>
-      <w:pgSz w:w="11906" w:h="16838"/>
-      <w:pgMar w:top="964" w:right="1020" w:bottom="907" w:left="1020" w:header="720" w:footer="720" w:gutter="0"/>
+      <w:pgSz w:w="12240" w:h="15840"/>
+      <w:pgMar w:top="1020" w:right="1134" w:bottom="1020" w:left="1134" w:header="720" w:footer="720" w:gutter="0"/>
       <w:cols w:space="720"/>
       <w:docGrid w:linePitch="360"/>
     </w:sectPr>
   </w:body>
 </w:document>
-</file>
-
-<file path=word/footer1.xml><?xml version="1.0" encoding="utf-8"?>
-<w:ftr xmlns:m="http://schemas.openxmlformats.org/officeDocument/2006/math" xmlns:mc="http://schemas.openxmlformats.org/markup-compatibility/2006" xmlns:mo="http://schemas.microsoft.com/office/mac/office/2008/main" xmlns:mv="urn:schemas-microsoft-com:mac:vml" xmlns:o="urn:schemas-microsoft-com:office:office" xmlns:r="http://schemas.openxmlformats.org/officeDocument/2006/relationships" xmlns:v="urn:schemas-microsoft-com:vml" xmlns:w10="urn:schemas-microsoft-com:office:word" xmlns:w14="http://schemas.microsoft.com/office/word/2010/wordml" xmlns:w="http://schemas.openxmlformats.org/wordprocessingml/2006/main" xmlns:wne="http://schemas.microsoft.com/office/word/2006/wordml" xmlns:wp14="http://schemas.microsoft.com/office/word/2010/wordprocessingDrawing" xmlns:wp="http://schemas.openxmlformats.org/drawingml/2006/wordprocessingDrawing" xmlns:wpc="http://schemas.microsoft.com/office/word/2010/wordprocessingCanvas" xmlns:wpg="http://schemas.microsoft.com/office/word/2010/wordprocessingGroup" xmlns:wpi="http://schemas.microsoft.com/office/word/2010/wordprocessingInk" xmlns:wps="http://schemas.microsoft.com/office/word/2010/wordprocessingShape" mc:Ignorable="w14 wp14">
-  <w:p>
-    <w:pPr>
-      <w:pStyle w:val="Footer"/>
-    </w:pPr>
-    <w:r>
-      <w:rPr>
-        <w:sz w:val="16"/>
-      </w:rPr>
-      <w:t xml:space="preserve">말마프렌즈 온라인 스토어  •  개발 전달 자료 v2.1.1  •  </w:t>
-    </w:r>
-    <w:fldSimple w:instr="PAGE"/>
-  </w:p>
-</w:ftr>
 </file>
 
 <file path=word/numbering.xml><?xml version="1.0" encoding="utf-8"?>
@@ -4216,11 +4747,10 @@
     <w:qFormat/>
     <w:rsid w:val="00FC693F"/>
     <w:pPr>
-      <w:spacing w:after="120" w:line="283" w:lineRule="auto"/>
+      <w:spacing w:after="100" w:line="288" w:lineRule="auto"/>
     </w:pPr>
     <w:rPr>
-      <w:rFonts w:ascii="AppleGothic" w:hAnsi="AppleGothic" w:eastAsia="AppleGothic"/>
-      <w:color w:val="000000"/>
+      <w:rFonts w:ascii="Noto Sans KR" w:hAnsi="Noto Sans KR" w:eastAsia="Noto Sans KR" w:cs="Noto Sans KR"/>
       <w:sz w:val="20"/>
     </w:rPr>
   </w:style>
@@ -4238,6 +4768,9 @@
       </w:tabs>
       <w:spacing w:after="0" w:line="240" w:lineRule="auto"/>
     </w:pPr>
+    <w:rPr>
+      <w:rFonts w:ascii="Noto Sans KR" w:hAnsi="Noto Sans KR" w:eastAsia="Noto Sans KR" w:cs="Noto Sans KR"/>
+    </w:rPr>
   </w:style>
   <w:style w:type="character" w:customStyle="1" w:styleId="HeaderChar">
     <w:name w:val="Header Char"/>
@@ -4260,6 +4793,9 @@
       </w:tabs>
       <w:spacing w:after="0" w:line="240" w:lineRule="auto"/>
     </w:pPr>
+    <w:rPr>
+      <w:rFonts w:ascii="Noto Sans KR" w:hAnsi="Noto Sans KR" w:eastAsia="Noto Sans KR" w:cs="Noto Sans KR"/>
+    </w:rPr>
   </w:style>
   <w:style w:type="character" w:customStyle="1" w:styleId="FooterChar">
     <w:name w:val="Footer Char"/>
@@ -4279,15 +4815,15 @@
     <w:pPr>
       <w:keepNext/>
       <w:keepLines/>
-      <w:spacing w:before="200" w:after="140"/>
+      <w:spacing w:before="480" w:after="120" w:line="288" w:lineRule="auto"/>
       <w:outlineLvl w:val="0"/>
     </w:pPr>
     <w:rPr>
-      <w:rFonts w:asciiTheme="majorHAnsi" w:eastAsiaTheme="majorEastAsia" w:hAnsiTheme="majorHAnsi" w:cstheme="majorBidi" w:ascii="AppleGothic" w:hAnsi="AppleGothic" w:eastAsia="AppleGothic"/>
+      <w:rFonts w:ascii="Noto Sans KR" w:hAnsi="Noto Sans KR" w:eastAsia="Noto Sans KR" w:cs="Noto Sans KR"/>
       <w:b/>
       <w:bCs/>
       <w:color w:val="000000"/>
-      <w:sz w:val="32"/>
+      <w:sz w:val="30"/>
       <w:szCs w:val="28"/>
     </w:rPr>
   </w:style>
@@ -4303,11 +4839,11 @@
     <w:pPr>
       <w:keepNext/>
       <w:keepLines/>
-      <w:spacing w:before="200" w:after="140"/>
+      <w:spacing w:before="200" w:after="120" w:line="288" w:lineRule="auto"/>
       <w:outlineLvl w:val="1"/>
     </w:pPr>
     <w:rPr>
-      <w:rFonts w:asciiTheme="majorHAnsi" w:eastAsiaTheme="majorEastAsia" w:hAnsiTheme="majorHAnsi" w:cstheme="majorBidi" w:ascii="AppleGothic" w:hAnsi="AppleGothic" w:eastAsia="AppleGothic"/>
+      <w:rFonts w:ascii="Noto Sans KR" w:hAnsi="Noto Sans KR" w:eastAsia="Noto Sans KR" w:cs="Noto Sans KR"/>
       <w:b/>
       <w:bCs/>
       <w:color w:val="000000"/>
@@ -4327,14 +4863,15 @@
     <w:pPr>
       <w:keepNext/>
       <w:keepLines/>
-      <w:spacing w:before="200" w:after="0"/>
+      <w:spacing w:before="200" w:after="120" w:line="288" w:lineRule="auto"/>
       <w:outlineLvl w:val="2"/>
     </w:pPr>
     <w:rPr>
-      <w:rFonts w:asciiTheme="majorHAnsi" w:eastAsiaTheme="majorEastAsia" w:hAnsiTheme="majorHAnsi" w:cstheme="majorBidi" w:ascii="AppleGothic" w:hAnsi="AppleGothic" w:eastAsia="AppleGothic"/>
+      <w:rFonts w:ascii="Noto Sans KR" w:hAnsi="Noto Sans KR" w:eastAsia="Noto Sans KR" w:cs="Noto Sans KR"/>
       <w:b/>
       <w:bCs/>
       <w:color w:val="000000"/>
+      <w:sz w:val="21"/>
     </w:rPr>
   </w:style>
   <w:style w:type="paragraph" w:styleId="Heading4">
@@ -4354,12 +4891,11 @@
       <w:outlineLvl w:val="3"/>
     </w:pPr>
     <w:rPr>
-      <w:rFonts w:asciiTheme="majorHAnsi" w:eastAsiaTheme="majorEastAsia" w:hAnsiTheme="majorHAnsi" w:cstheme="majorBidi"/>
+      <w:rFonts w:ascii="Noto Sans KR" w:hAnsi="Noto Sans KR" w:eastAsia="Noto Sans KR" w:cs="Noto Sans KR"/>
       <w:b/>
       <w:bCs/>
       <w:i/>
       <w:iCs/>
-      <w:color w:val="4F81BD" w:themeColor="accent1"/>
     </w:rPr>
   </w:style>
   <w:style w:type="paragraph" w:styleId="Heading5">
@@ -4379,8 +4915,7 @@
       <w:outlineLvl w:val="4"/>
     </w:pPr>
     <w:rPr>
-      <w:rFonts w:asciiTheme="majorHAnsi" w:eastAsiaTheme="majorEastAsia" w:hAnsiTheme="majorHAnsi" w:cstheme="majorBidi"/>
-      <w:color w:val="243F60" w:themeColor="accent1" w:themeShade="7F"/>
+      <w:rFonts w:ascii="Noto Sans KR" w:hAnsi="Noto Sans KR" w:eastAsia="Noto Sans KR" w:cs="Noto Sans KR"/>
     </w:rPr>
   </w:style>
   <w:style w:type="paragraph" w:styleId="Heading6">
@@ -4400,10 +4935,9 @@
       <w:outlineLvl w:val="5"/>
     </w:pPr>
     <w:rPr>
-      <w:rFonts w:asciiTheme="majorHAnsi" w:eastAsiaTheme="majorEastAsia" w:hAnsiTheme="majorHAnsi" w:cstheme="majorBidi"/>
+      <w:rFonts w:ascii="Noto Sans KR" w:hAnsi="Noto Sans KR" w:eastAsia="Noto Sans KR" w:cs="Noto Sans KR"/>
       <w:i/>
       <w:iCs/>
-      <w:color w:val="243F60" w:themeColor="accent1" w:themeShade="7F"/>
     </w:rPr>
   </w:style>
   <w:style w:type="paragraph" w:styleId="Heading7">
@@ -4423,10 +4957,9 @@
       <w:outlineLvl w:val="6"/>
     </w:pPr>
     <w:rPr>
-      <w:rFonts w:asciiTheme="majorHAnsi" w:eastAsiaTheme="majorEastAsia" w:hAnsiTheme="majorHAnsi" w:cstheme="majorBidi"/>
+      <w:rFonts w:ascii="Noto Sans KR" w:hAnsi="Noto Sans KR" w:eastAsia="Noto Sans KR" w:cs="Noto Sans KR"/>
       <w:i/>
       <w:iCs/>
-      <w:color w:val="404040" w:themeColor="text1" w:themeTint="BF"/>
     </w:rPr>
   </w:style>
   <w:style w:type="paragraph" w:styleId="Heading8">
@@ -4446,8 +4979,7 @@
       <w:outlineLvl w:val="7"/>
     </w:pPr>
     <w:rPr>
-      <w:rFonts w:asciiTheme="majorHAnsi" w:eastAsiaTheme="majorEastAsia" w:hAnsiTheme="majorHAnsi" w:cstheme="majorBidi"/>
-      <w:color w:val="4F81BD" w:themeColor="accent1"/>
+      <w:rFonts w:ascii="Noto Sans KR" w:hAnsi="Noto Sans KR" w:eastAsia="Noto Sans KR" w:cs="Noto Sans KR"/>
       <w:sz w:val="20"/>
       <w:szCs w:val="20"/>
     </w:rPr>
@@ -4469,10 +5001,9 @@
       <w:outlineLvl w:val="8"/>
     </w:pPr>
     <w:rPr>
-      <w:rFonts w:asciiTheme="majorHAnsi" w:eastAsiaTheme="majorEastAsia" w:hAnsiTheme="majorHAnsi" w:cstheme="majorBidi"/>
+      <w:rFonts w:ascii="Noto Sans KR" w:hAnsi="Noto Sans KR" w:eastAsia="Noto Sans KR" w:cs="Noto Sans KR"/>
       <w:i/>
       <w:iCs/>
-      <w:color w:val="404040" w:themeColor="text1" w:themeTint="BF"/>
       <w:sz w:val="20"/>
       <w:szCs w:val="20"/>
     </w:rPr>
@@ -4512,6 +5043,9 @@
     <w:pPr>
       <w:spacing w:after="0" w:line="240" w:lineRule="auto"/>
     </w:pPr>
+    <w:rPr>
+      <w:rFonts w:ascii="Noto Sans KR" w:hAnsi="Noto Sans KR" w:eastAsia="Noto Sans KR" w:cs="Noto Sans KR"/>
+    </w:rPr>
   </w:style>
   <w:style w:type="character" w:customStyle="1" w:styleId="Heading1Char">
     <w:name w:val="Heading 1 Char"/>
@@ -4565,15 +5099,15 @@
     <w:qFormat/>
     <w:rsid w:val="00FC693F"/>
     <w:pPr>
-      <w:spacing w:after="300" w:line="240" w:lineRule="auto"/>
+      <w:spacing w:after="120" w:line="288" w:lineRule="auto"/>
       <w:contextualSpacing/>
     </w:pPr>
     <w:rPr>
-      <w:rFonts w:asciiTheme="majorHAnsi" w:eastAsiaTheme="majorEastAsia" w:hAnsiTheme="majorHAnsi" w:cstheme="majorBidi" w:ascii="AppleGothic" w:hAnsi="AppleGothic" w:eastAsia="AppleGothic"/>
+      <w:rFonts w:ascii="Noto Sans KR" w:hAnsi="Noto Sans KR" w:eastAsia="Noto Sans KR" w:cs="Noto Sans KR"/>
       <w:color w:val="000000"/>
       <w:spacing w:val="5"/>
       <w:kern w:val="28"/>
-      <w:sz w:val="46"/>
+      <w:sz w:val="40"/>
       <w:szCs w:val="52"/>
     </w:rPr>
   </w:style>
@@ -4606,7 +5140,7 @@
       </w:numPr>
     </w:pPr>
     <w:rPr>
-      <w:rFonts w:asciiTheme="majorHAnsi" w:eastAsiaTheme="majorEastAsia" w:hAnsiTheme="majorHAnsi" w:cstheme="majorBidi" w:ascii="AppleGothic" w:hAnsi="AppleGothic" w:eastAsia="AppleGothic"/>
+      <w:rFonts w:ascii="Noto Sans KR" w:hAnsi="Noto Sans KR" w:eastAsia="Noto Sans KR" w:cs="Noto Sans KR"/>
       <w:i/>
       <w:iCs/>
       <w:color w:val="000000"/>
@@ -4641,6 +5175,9 @@
       <w:ind w:left="720"/>
       <w:contextualSpacing/>
     </w:pPr>
+    <w:rPr>
+      <w:rFonts w:ascii="Noto Sans KR" w:hAnsi="Noto Sans KR" w:eastAsia="Noto Sans KR" w:cs="Noto Sans KR"/>
+    </w:rPr>
   </w:style>
   <w:style w:type="paragraph" w:styleId="BodyText">
     <w:name w:val="Body Text"/>
@@ -4652,6 +5189,9 @@
     <w:pPr>
       <w:spacing w:after="120"/>
     </w:pPr>
+    <w:rPr>
+      <w:rFonts w:ascii="Noto Sans KR" w:hAnsi="Noto Sans KR" w:eastAsia="Noto Sans KR" w:cs="Noto Sans KR"/>
+    </w:rPr>
   </w:style>
   <w:style w:type="character" w:customStyle="1" w:styleId="BodyTextChar">
     <w:name w:val="Body Text Char"/>
@@ -4670,6 +5210,9 @@
     <w:pPr>
       <w:spacing w:after="120" w:line="480" w:lineRule="auto"/>
     </w:pPr>
+    <w:rPr>
+      <w:rFonts w:ascii="Noto Sans KR" w:hAnsi="Noto Sans KR" w:eastAsia="Noto Sans KR" w:cs="Noto Sans KR"/>
+    </w:rPr>
   </w:style>
   <w:style w:type="character" w:customStyle="1" w:styleId="BodyText2Char">
     <w:name w:val="Body Text 2 Char"/>
@@ -4689,6 +5232,7 @@
       <w:spacing w:after="120"/>
     </w:pPr>
     <w:rPr>
+      <w:rFonts w:ascii="Noto Sans KR" w:hAnsi="Noto Sans KR" w:eastAsia="Noto Sans KR" w:cs="Noto Sans KR"/>
       <w:sz w:val="16"/>
       <w:szCs w:val="16"/>
     </w:rPr>
@@ -4714,6 +5258,9 @@
       <w:ind w:left="360" w:hanging="360"/>
       <w:contextualSpacing/>
     </w:pPr>
+    <w:rPr>
+      <w:rFonts w:ascii="Noto Sans KR" w:hAnsi="Noto Sans KR" w:eastAsia="Noto Sans KR" w:cs="Noto Sans KR"/>
+    </w:rPr>
   </w:style>
   <w:style w:type="paragraph" w:styleId="List2">
     <w:name w:val="List 2"/>
@@ -4725,6 +5272,9 @@
       <w:ind w:left="720" w:hanging="360"/>
       <w:contextualSpacing/>
     </w:pPr>
+    <w:rPr>
+      <w:rFonts w:ascii="Noto Sans KR" w:hAnsi="Noto Sans KR" w:eastAsia="Noto Sans KR" w:cs="Noto Sans KR"/>
+    </w:rPr>
   </w:style>
   <w:style w:type="paragraph" w:styleId="List3">
     <w:name w:val="List 3"/>
@@ -4736,6 +5286,9 @@
       <w:ind w:left="1080" w:hanging="360"/>
       <w:contextualSpacing/>
     </w:pPr>
+    <w:rPr>
+      <w:rFonts w:ascii="Noto Sans KR" w:hAnsi="Noto Sans KR" w:eastAsia="Noto Sans KR" w:cs="Noto Sans KR"/>
+    </w:rPr>
   </w:style>
   <w:style w:type="paragraph" w:styleId="ListBullet">
     <w:name w:val="List Bullet"/>
@@ -4749,6 +5302,9 @@
       </w:numPr>
       <w:contextualSpacing/>
     </w:pPr>
+    <w:rPr>
+      <w:rFonts w:ascii="Noto Sans KR" w:hAnsi="Noto Sans KR" w:eastAsia="Noto Sans KR" w:cs="Noto Sans KR"/>
+    </w:rPr>
   </w:style>
   <w:style w:type="paragraph" w:styleId="ListBullet2">
     <w:name w:val="List Bullet 2"/>
@@ -4762,6 +5318,9 @@
       </w:numPr>
       <w:contextualSpacing/>
     </w:pPr>
+    <w:rPr>
+      <w:rFonts w:ascii="Noto Sans KR" w:hAnsi="Noto Sans KR" w:eastAsia="Noto Sans KR" w:cs="Noto Sans KR"/>
+    </w:rPr>
   </w:style>
   <w:style w:type="paragraph" w:styleId="ListBullet3">
     <w:name w:val="List Bullet 3"/>
@@ -4775,6 +5334,9 @@
       </w:numPr>
       <w:contextualSpacing/>
     </w:pPr>
+    <w:rPr>
+      <w:rFonts w:ascii="Noto Sans KR" w:hAnsi="Noto Sans KR" w:eastAsia="Noto Sans KR" w:cs="Noto Sans KR"/>
+    </w:rPr>
   </w:style>
   <w:style w:type="paragraph" w:styleId="ListNumber">
     <w:name w:val="List Number"/>
@@ -4788,6 +5350,9 @@
       </w:numPr>
       <w:contextualSpacing/>
     </w:pPr>
+    <w:rPr>
+      <w:rFonts w:ascii="Noto Sans KR" w:hAnsi="Noto Sans KR" w:eastAsia="Noto Sans KR" w:cs="Noto Sans KR"/>
+    </w:rPr>
   </w:style>
   <w:style w:type="paragraph" w:styleId="ListNumber2">
     <w:name w:val="List Number 2"/>
@@ -4801,6 +5366,9 @@
       </w:numPr>
       <w:contextualSpacing/>
     </w:pPr>
+    <w:rPr>
+      <w:rFonts w:ascii="Noto Sans KR" w:hAnsi="Noto Sans KR" w:eastAsia="Noto Sans KR" w:cs="Noto Sans KR"/>
+    </w:rPr>
   </w:style>
   <w:style w:type="paragraph" w:styleId="ListNumber3">
     <w:name w:val="List Number 3"/>
@@ -4814,6 +5382,9 @@
       </w:numPr>
       <w:contextualSpacing/>
     </w:pPr>
+    <w:rPr>
+      <w:rFonts w:ascii="Noto Sans KR" w:hAnsi="Noto Sans KR" w:eastAsia="Noto Sans KR" w:cs="Noto Sans KR"/>
+    </w:rPr>
   </w:style>
   <w:style w:type="paragraph" w:styleId="ListContinue">
     <w:name w:val="List Continue"/>
@@ -4826,6 +5397,9 @@
       <w:ind w:left="360"/>
       <w:contextualSpacing/>
     </w:pPr>
+    <w:rPr>
+      <w:rFonts w:ascii="Noto Sans KR" w:hAnsi="Noto Sans KR" w:eastAsia="Noto Sans KR" w:cs="Noto Sans KR"/>
+    </w:rPr>
   </w:style>
   <w:style w:type="paragraph" w:styleId="ListContinue2">
     <w:name w:val="List Continue 2"/>
@@ -4838,6 +5412,9 @@
       <w:ind w:left="720"/>
       <w:contextualSpacing/>
     </w:pPr>
+    <w:rPr>
+      <w:rFonts w:ascii="Noto Sans KR" w:hAnsi="Noto Sans KR" w:eastAsia="Noto Sans KR" w:cs="Noto Sans KR"/>
+    </w:rPr>
   </w:style>
   <w:style w:type="paragraph" w:styleId="ListContinue3">
     <w:name w:val="List Continue 3"/>
@@ -4850,6 +5427,9 @@
       <w:ind w:left="1080"/>
       <w:contextualSpacing/>
     </w:pPr>
+    <w:rPr>
+      <w:rFonts w:ascii="Noto Sans KR" w:hAnsi="Noto Sans KR" w:eastAsia="Noto Sans KR" w:cs="Noto Sans KR"/>
+    </w:rPr>
   </w:style>
   <w:style w:type="paragraph" w:styleId="MacroText">
     <w:name w:val="macro"/>
@@ -4869,7 +5449,7 @@
       </w:tabs>
     </w:pPr>
     <w:rPr>
-      <w:rFonts w:ascii="Courier" w:hAnsi="Courier"/>
+      <w:rFonts w:ascii="Noto Sans KR" w:hAnsi="Noto Sans KR" w:eastAsia="Noto Sans KR" w:cs="Noto Sans KR"/>
       <w:sz w:val="20"/>
       <w:szCs w:val="20"/>
     </w:rPr>
@@ -4895,9 +5475,9 @@
     <w:qFormat/>
     <w:rsid w:val="00FC693F"/>
     <w:rPr>
+      <w:rFonts w:ascii="Noto Sans KR" w:hAnsi="Noto Sans KR" w:eastAsia="Noto Sans KR" w:cs="Noto Sans KR"/>
       <w:i/>
       <w:iCs/>
-      <w:color w:val="000000" w:themeColor="text1"/>
     </w:rPr>
   </w:style>
   <w:style w:type="character" w:customStyle="1" w:styleId="QuoteChar">
@@ -5011,9 +5591,9 @@
       <w:spacing w:line="240" w:lineRule="auto"/>
     </w:pPr>
     <w:rPr>
+      <w:rFonts w:ascii="Noto Sans KR" w:hAnsi="Noto Sans KR" w:eastAsia="Noto Sans KR" w:cs="Noto Sans KR"/>
       <w:b/>
       <w:bCs/>
-      <w:color w:val="4F81BD" w:themeColor="accent1"/>
       <w:sz w:val="18"/>
       <w:szCs w:val="18"/>
     </w:rPr>
@@ -5049,18 +5629,15 @@
     <w:qFormat/>
     <w:rsid w:val="00FC693F"/>
     <w:pPr>
-      <w:pBdr>
-        <w:bottom w:val="single" w:sz="4" w:space="4" w:color="4F81BD" w:themeColor="accent1"/>
-      </w:pBdr>
       <w:spacing w:before="200" w:after="280"/>
       <w:ind w:left="936" w:right="936"/>
     </w:pPr>
     <w:rPr>
+      <w:rFonts w:ascii="Noto Sans KR" w:hAnsi="Noto Sans KR" w:eastAsia="Noto Sans KR" w:cs="Noto Sans KR"/>
       <w:b/>
       <w:bCs/>
       <w:i/>
       <w:iCs/>
-      <w:color w:val="4F81BD" w:themeColor="accent1"/>
     </w:rPr>
   </w:style>
   <w:style w:type="character" w:customStyle="1" w:styleId="IntenseQuoteChar">
@@ -5155,6 +5732,9 @@
     <w:pPr>
       <w:outlineLvl w:val="9"/>
     </w:pPr>
+    <w:rPr>
+      <w:rFonts w:ascii="Noto Sans KR" w:hAnsi="Noto Sans KR" w:eastAsia="Noto Sans KR" w:cs="Noto Sans KR"/>
+    </w:rPr>
   </w:style>
   <w:style w:type="table" w:styleId="TableGrid">
     <w:name w:val="Table Grid"/>
